--- a/8.资源管理/2.运行记录类文件/080205-最终软件库应用提升情况说明(截止2025年10月).docx
+++ b/8.资源管理/2.运行记录类文件/080205-最终软件库应用提升情况说明(截止2025年10月).docx
@@ -1,10 +1,11 @@
 
 <file path=word/document.xml><?xml version="1.0" encoding="utf-8"?>
-<w:document xmlns:wpc="http://schemas.microsoft.com/office/word/2010/wordprocessingCanvas" xmlns:mc="http://schemas.openxmlformats.org/markup-compatibility/2006" xmlns:o="urn:schemas-microsoft-com:office:office" xmlns:r="http://schemas.openxmlformats.org/officeDocument/2006/relationships" xmlns:m="http://schemas.openxmlformats.org/officeDocument/2006/math" xmlns:v="urn:schemas-microsoft-com:vml" xmlns:wp14="http://schemas.microsoft.com/office/word/2010/wordprocessingDrawing" xmlns:wp="http://schemas.openxmlformats.org/drawingml/2006/wordprocessingDrawing" xmlns:w="http://schemas.openxmlformats.org/wordprocessingml/2006/main" xmlns:w14="http://schemas.microsoft.com/office/word/2010/wordml" xmlns:w10="urn:schemas-microsoft-com:office:word" xmlns:w15="http://schemas.microsoft.com/office/word/2012/wordml" xmlns:wpg="http://schemas.microsoft.com/office/word/2010/wordprocessingGroup" xmlns:wpi="http://schemas.microsoft.com/office/word/2010/wordprocessingInk" xmlns:wne="http://schemas.microsoft.com/office/word/2006/wordml" xmlns:wps="http://schemas.microsoft.com/office/word/2010/wordprocessingShape" xmlns:wpsCustomData="http://www.wps.cn/officeDocument/2013/wpsCustomData" mc:Ignorable="w14 w15 wp14">
+<w:document xmlns:wpc="http://schemas.microsoft.com/office/word/2010/wordprocessingCanvas" xmlns:mc="http://schemas.openxmlformats.org/markup-compatibility/2006" xmlns:o="urn:schemas-microsoft-com:office:office" xmlns:r="http://schemas.openxmlformats.org/officeDocument/2006/relationships" xmlns:m="http://schemas.openxmlformats.org/officeDocument/2006/math" xmlns:v="urn:schemas-microsoft-com:vml" xmlns:wp14="http://schemas.microsoft.com/office/word/2010/wordprocessingDrawing" xmlns:wp="http://schemas.openxmlformats.org/drawingml/2006/wordprocessingDrawing" xmlns:w10="urn:schemas-microsoft-com:office:word" xmlns:w="http://schemas.openxmlformats.org/wordprocessingml/2006/main" xmlns:w14="http://schemas.microsoft.com/office/word/2010/wordml" xmlns:w15="http://schemas.microsoft.com/office/word/2012/wordml" xmlns:wne="http://schemas.microsoft.com/office/word/2006/wordml" xmlns:wpg="http://schemas.microsoft.com/office/word/2010/wordprocessingGroup" xmlns:wpi="http://schemas.microsoft.com/office/word/2010/wordprocessingInk" xmlns:wps="http://schemas.microsoft.com/office/word/2010/wordprocessingShape" mc:Ignorable="w14 w15 wp14">
+  <!-- Generated by Aspose.Words for .NET 13.3.0.1 -->
   <w:body>
     <w:p>
       <w:pPr>
-        <w:pStyle w:val="32"/>
+        <w:pStyle w:val="a1"/>
         <w:keepNext w:val="0"/>
         <w:keepLines w:val="0"/>
         <w:pageBreakBefore w:val="0"/>
@@ -27,7 +28,7 @@
     </w:p>
     <w:p>
       <w:pPr>
-        <w:pStyle w:val="32"/>
+        <w:pStyle w:val="a1"/>
         <w:keepNext w:val="0"/>
         <w:keepLines w:val="0"/>
         <w:pageBreakBefore w:val="0"/>
@@ -50,7 +51,7 @@
     </w:p>
     <w:p>
       <w:pPr>
-        <w:pStyle w:val="32"/>
+        <w:pStyle w:val="a1"/>
         <w:keepNext w:val="0"/>
         <w:keepLines w:val="0"/>
         <w:pageBreakBefore w:val="0"/>
@@ -81,7 +82,7 @@
     </w:p>
     <w:p>
       <w:pPr>
-        <w:pStyle w:val="33"/>
+        <w:pStyle w:val="a2"/>
         <w:keepNext w:val="0"/>
         <w:keepLines w:val="0"/>
         <w:pageBreakBefore w:val="0"/>
@@ -99,7 +100,7 @@
       </w:pPr>
       <w:bookmarkStart w:id="1" w:name="_Toc12246"/>
       <w:r>
-        <w:t>甘肃国邦信息科技有限公司</w:t>
+        <w:t>中达丰集团有限公司</w:t>
       </w:r>
       <w:bookmarkEnd w:id="1"/>
     </w:p>
@@ -122,14 +123,14 @@
         <w:ind w:left="2808"/>
         <w:textAlignment w:val="baseline"/>
         <w:rPr>
-          <w:rFonts w:ascii="宋体" w:hAnsi="宋体" w:eastAsia="宋体" w:cs="宋体"/>
+          <w:rFonts w:ascii="宋体" w:eastAsia="宋体" w:hAnsi="宋体" w:cs="宋体"/>
           <w:sz w:val="36"/>
           <w:szCs w:val="36"/>
         </w:rPr>
       </w:pPr>
       <w:r>
         <w:rPr>
-          <w:rFonts w:ascii="宋体" w:hAnsi="宋体" w:eastAsia="宋体" w:cs="宋体"/>
+          <w:rFonts w:ascii="宋体" w:eastAsia="宋体" w:hAnsi="宋体" w:cs="宋体"/>
           <w:spacing w:val="-10"/>
           <w:sz w:val="36"/>
           <w:szCs w:val="36"/>
@@ -138,7 +139,7 @@
       </w:r>
       <w:r>
         <w:rPr>
-          <w:rFonts w:hint="eastAsia" w:ascii="宋体" w:hAnsi="宋体" w:eastAsia="宋体" w:cs="宋体"/>
+          <w:rFonts w:ascii="宋体" w:eastAsia="宋体" w:hAnsi="宋体" w:cs="宋体" w:hint="eastAsia"/>
           <w:spacing w:val="-10"/>
           <w:sz w:val="36"/>
           <w:szCs w:val="36"/>
@@ -148,7 +149,7 @@
       </w:r>
       <w:r>
         <w:rPr>
-          <w:rFonts w:ascii="宋体" w:hAnsi="宋体" w:eastAsia="宋体" w:cs="宋体"/>
+          <w:rFonts w:ascii="宋体" w:eastAsia="宋体" w:hAnsi="宋体" w:cs="宋体"/>
           <w:spacing w:val="-10"/>
           <w:sz w:val="36"/>
           <w:szCs w:val="36"/>
@@ -174,15 +175,15 @@
         <w:spacing w:line="220" w:lineRule="auto"/>
         <w:textAlignment w:val="baseline"/>
         <w:rPr>
-          <w:rFonts w:ascii="宋体" w:hAnsi="宋体" w:eastAsia="宋体" w:cs="宋体"/>
+          <w:rFonts w:ascii="宋体" w:eastAsia="宋体" w:hAnsi="宋体" w:cs="宋体"/>
           <w:sz w:val="36"/>
           <w:szCs w:val="36"/>
         </w:rPr>
         <w:sectPr>
-          <w:headerReference r:id="rId5" w:type="default"/>
+          <w:headerReference w:type="default" r:id="rId5"/>
           <w:pgSz w:w="11906" w:h="16839"/>
           <w:pgMar w:top="1097" w:right="1767" w:bottom="0" w:left="1768" w:header="1082" w:footer="0" w:gutter="0"/>
-          <w:cols w:space="720" w:num="1"/>
+          <w:cols w:num="1" w:space="720"/>
         </w:sectPr>
       </w:pPr>
     </w:p>
@@ -206,7 +207,7 @@
         <w:textAlignment w:val="baseline"/>
         <w:outlineLvl w:val="0"/>
         <w:rPr>
-          <w:rFonts w:ascii="宋体" w:hAnsi="宋体" w:eastAsia="宋体" w:cs="宋体"/>
+          <w:rFonts w:ascii="宋体" w:eastAsia="宋体" w:hAnsi="宋体" w:cs="宋体"/>
           <w:sz w:val="28"/>
           <w:szCs w:val="28"/>
         </w:rPr>
@@ -214,7 +215,7 @@
       <w:bookmarkStart w:id="2" w:name="_Toc21158"/>
       <w:r>
         <w:rPr>
-          <w:rFonts w:ascii="宋体" w:hAnsi="宋体" w:eastAsia="宋体" w:cs="宋体"/>
+          <w:rFonts w:ascii="宋体" w:eastAsia="宋体" w:hAnsi="宋体" w:cs="宋体"/>
           <w:spacing w:val="-3"/>
           <w:sz w:val="28"/>
           <w:szCs w:val="28"/>
@@ -225,16 +226,16 @@
     </w:p>
     <w:tbl>
       <w:tblPr>
-        <w:tblStyle w:val="24"/>
+        <w:tblStyle w:val="TableNormal0"/>
         <w:tblW w:w="8639" w:type="dxa"/>
         <w:tblInd w:w="5" w:type="dxa"/>
         <w:tblBorders>
-          <w:top w:val="single" w:color="000000" w:sz="4" w:space="0"/>
-          <w:left w:val="single" w:color="000000" w:sz="4" w:space="0"/>
-          <w:bottom w:val="single" w:color="000000" w:sz="4" w:space="0"/>
-          <w:right w:val="single" w:color="000000" w:sz="4" w:space="0"/>
-          <w:insideH w:val="single" w:color="000000" w:sz="4" w:space="0"/>
-          <w:insideV w:val="single" w:color="000000" w:sz="4" w:space="0"/>
+          <w:top w:val="single" w:sz="4" w:space="0" w:color="000000"/>
+          <w:left w:val="single" w:sz="4" w:space="0" w:color="000000"/>
+          <w:bottom w:val="single" w:sz="4" w:space="0" w:color="000000"/>
+          <w:right w:val="single" w:sz="4" w:space="0" w:color="000000"/>
+          <w:insideH w:val="single" w:sz="4" w:space="0" w:color="000000"/>
+          <w:insideV w:val="single" w:sz="4" w:space="0" w:color="000000"/>
         </w:tblBorders>
         <w:tblLayout w:type="fixed"/>
         <w:tblCellMar>
@@ -253,14 +254,17 @@
       </w:tblGrid>
       <w:tr>
         <w:tblPrEx>
+          <w:tblW w:w="8639" w:type="dxa"/>
+          <w:tblInd w:w="5" w:type="dxa"/>
           <w:tblBorders>
-            <w:top w:val="single" w:color="000000" w:sz="4" w:space="0"/>
-            <w:left w:val="single" w:color="000000" w:sz="4" w:space="0"/>
-            <w:bottom w:val="single" w:color="000000" w:sz="4" w:space="0"/>
-            <w:right w:val="single" w:color="000000" w:sz="4" w:space="0"/>
-            <w:insideH w:val="single" w:color="000000" w:sz="4" w:space="0"/>
-            <w:insideV w:val="single" w:color="000000" w:sz="4" w:space="0"/>
+            <w:top w:val="single" w:sz="4" w:space="0" w:color="000000"/>
+            <w:left w:val="single" w:sz="4" w:space="0" w:color="000000"/>
+            <w:bottom w:val="single" w:sz="4" w:space="0" w:color="000000"/>
+            <w:right w:val="single" w:sz="4" w:space="0" w:color="000000"/>
+            <w:insideH w:val="single" w:sz="4" w:space="0" w:color="000000"/>
+            <w:insideV w:val="single" w:sz="4" w:space="0" w:color="000000"/>
           </w:tblBorders>
+          <w:tblLayout w:type="fixed"/>
           <w:tblCellMar>
             <w:top w:w="0" w:type="dxa"/>
             <w:left w:w="0" w:type="dxa"/>
@@ -269,7 +273,7 @@
           </w:tblCellMar>
         </w:tblPrEx>
         <w:trPr>
-          <w:trHeight w:val="611" w:hRule="atLeast"/>
+          <w:trHeight w:val="611"/>
         </w:trPr>
         <w:tc>
           <w:tcPr>
@@ -277,7 +281,7 @@
           </w:tcPr>
           <w:p>
             <w:pPr>
-              <w:pStyle w:val="25"/>
+              <w:pStyle w:val="TableText"/>
               <w:keepNext w:val="0"/>
               <w:keepLines w:val="0"/>
               <w:pageBreakBefore w:val="0"/>
@@ -310,7 +314,7 @@
           </w:tcPr>
           <w:p>
             <w:pPr>
-              <w:pStyle w:val="25"/>
+              <w:pStyle w:val="TableText"/>
               <w:keepNext w:val="0"/>
               <w:keepLines w:val="0"/>
               <w:pageBreakBefore w:val="0"/>
@@ -328,7 +332,7 @@
               <w:ind w:left="108"/>
               <w:textAlignment w:val="baseline"/>
               <w:rPr>
-                <w:rFonts w:hint="default" w:eastAsia="宋体"/>
+                <w:rFonts w:eastAsia="宋体" w:hint="default"/>
                 <w:lang w:val="en-US" w:eastAsia="zh-CN"/>
               </w:rPr>
             </w:pPr>
@@ -351,14 +355,9 @@
       </w:tr>
       <w:tr>
         <w:tblPrEx>
-          <w:tblBorders>
-            <w:top w:val="single" w:color="000000" w:sz="4" w:space="0"/>
-            <w:left w:val="single" w:color="000000" w:sz="4" w:space="0"/>
-            <w:bottom w:val="single" w:color="000000" w:sz="4" w:space="0"/>
-            <w:right w:val="single" w:color="000000" w:sz="4" w:space="0"/>
-            <w:insideH w:val="single" w:color="000000" w:sz="4" w:space="0"/>
-            <w:insideV w:val="single" w:color="000000" w:sz="4" w:space="0"/>
-          </w:tblBorders>
+          <w:tblW w:w="8639" w:type="dxa"/>
+          <w:tblInd w:w="5" w:type="dxa"/>
+          <w:tblLayout w:type="fixed"/>
           <w:tblCellMar>
             <w:top w:w="0" w:type="dxa"/>
             <w:left w:w="0" w:type="dxa"/>
@@ -367,7 +366,7 @@
           </w:tblCellMar>
         </w:tblPrEx>
         <w:trPr>
-          <w:trHeight w:val="606" w:hRule="atLeast"/>
+          <w:trHeight w:val="606"/>
         </w:trPr>
         <w:tc>
           <w:tcPr>
@@ -375,7 +374,7 @@
           </w:tcPr>
           <w:p>
             <w:pPr>
-              <w:pStyle w:val="25"/>
+              <w:pStyle w:val="TableText"/>
               <w:keepNext w:val="0"/>
               <w:keepLines w:val="0"/>
               <w:pageBreakBefore w:val="0"/>
@@ -408,7 +407,7 @@
           </w:tcPr>
           <w:p>
             <w:pPr>
-              <w:pStyle w:val="25"/>
+              <w:pStyle w:val="TableText"/>
               <w:keepNext w:val="0"/>
               <w:keepLines w:val="0"/>
               <w:pageBreakBefore w:val="0"/>
@@ -430,21 +429,16 @@
               <w:rPr>
                 <w:spacing w:val="-1"/>
               </w:rPr>
-              <w:t>甘肃国邦信息科技有限公司</w:t>
+              <w:t>中达丰集团有限公司</w:t>
             </w:r>
           </w:p>
         </w:tc>
       </w:tr>
       <w:tr>
         <w:tblPrEx>
-          <w:tblBorders>
-            <w:top w:val="single" w:color="000000" w:sz="4" w:space="0"/>
-            <w:left w:val="single" w:color="000000" w:sz="4" w:space="0"/>
-            <w:bottom w:val="single" w:color="000000" w:sz="4" w:space="0"/>
-            <w:right w:val="single" w:color="000000" w:sz="4" w:space="0"/>
-            <w:insideH w:val="single" w:color="000000" w:sz="4" w:space="0"/>
-            <w:insideV w:val="single" w:color="000000" w:sz="4" w:space="0"/>
-          </w:tblBorders>
+          <w:tblW w:w="8639" w:type="dxa"/>
+          <w:tblInd w:w="5" w:type="dxa"/>
+          <w:tblLayout w:type="fixed"/>
           <w:tblCellMar>
             <w:top w:w="0" w:type="dxa"/>
             <w:left w:w="0" w:type="dxa"/>
@@ -453,7 +447,7 @@
           </w:tblCellMar>
         </w:tblPrEx>
         <w:trPr>
-          <w:trHeight w:val="606" w:hRule="atLeast"/>
+          <w:trHeight w:val="606"/>
         </w:trPr>
         <w:tc>
           <w:tcPr>
@@ -461,7 +455,7 @@
           </w:tcPr>
           <w:p>
             <w:pPr>
-              <w:pStyle w:val="25"/>
+              <w:pStyle w:val="TableText"/>
               <w:keepNext w:val="0"/>
               <w:keepLines w:val="0"/>
               <w:pageBreakBefore w:val="0"/>
@@ -493,7 +487,7 @@
           </w:tcPr>
           <w:p>
             <w:pPr>
-              <w:pStyle w:val="25"/>
+              <w:pStyle w:val="TableText"/>
               <w:keepNext w:val="0"/>
               <w:keepLines w:val="0"/>
               <w:pageBreakBefore w:val="0"/>
@@ -525,7 +519,7 @@
           </w:tcPr>
           <w:p>
             <w:pPr>
-              <w:pStyle w:val="25"/>
+              <w:pStyle w:val="TableText"/>
               <w:keepNext w:val="0"/>
               <w:keepLines w:val="0"/>
               <w:pageBreakBefore w:val="0"/>
@@ -557,7 +551,7 @@
           </w:tcPr>
           <w:p>
             <w:pPr>
-              <w:pStyle w:val="25"/>
+              <w:pStyle w:val="TableText"/>
               <w:keepNext w:val="0"/>
               <w:keepLines w:val="0"/>
               <w:pageBreakBefore w:val="0"/>
@@ -601,7 +595,7 @@
           </w:tcPr>
           <w:p>
             <w:pPr>
-              <w:pStyle w:val="25"/>
+              <w:pStyle w:val="TableText"/>
               <w:keepNext w:val="0"/>
               <w:keepLines w:val="0"/>
               <w:pageBreakBefore w:val="0"/>
@@ -630,14 +624,9 @@
       </w:tr>
       <w:tr>
         <w:tblPrEx>
-          <w:tblBorders>
-            <w:top w:val="single" w:color="000000" w:sz="4" w:space="0"/>
-            <w:left w:val="single" w:color="000000" w:sz="4" w:space="0"/>
-            <w:bottom w:val="single" w:color="000000" w:sz="4" w:space="0"/>
-            <w:right w:val="single" w:color="000000" w:sz="4" w:space="0"/>
-            <w:insideH w:val="single" w:color="000000" w:sz="4" w:space="0"/>
-            <w:insideV w:val="single" w:color="000000" w:sz="4" w:space="0"/>
-          </w:tblBorders>
+          <w:tblW w:w="8639" w:type="dxa"/>
+          <w:tblInd w:w="5" w:type="dxa"/>
+          <w:tblLayout w:type="fixed"/>
           <w:tblCellMar>
             <w:top w:w="0" w:type="dxa"/>
             <w:left w:w="0" w:type="dxa"/>
@@ -646,7 +635,7 @@
           </w:tblCellMar>
         </w:tblPrEx>
         <w:trPr>
-          <w:trHeight w:val="474" w:hRule="atLeast"/>
+          <w:trHeight w:val="474"/>
         </w:trPr>
         <w:tc>
           <w:tcPr>
@@ -654,7 +643,7 @@
           </w:tcPr>
           <w:p>
             <w:pPr>
-              <w:pStyle w:val="25"/>
+              <w:pStyle w:val="TableText"/>
               <w:keepNext w:val="0"/>
               <w:keepLines w:val="0"/>
               <w:pageBreakBefore w:val="0"/>
@@ -686,7 +675,7 @@
           </w:tcPr>
           <w:p>
             <w:pPr>
-              <w:pStyle w:val="25"/>
+              <w:pStyle w:val="TableText"/>
               <w:keepNext w:val="0"/>
               <w:keepLines w:val="0"/>
               <w:pageBreakBefore w:val="0"/>
@@ -732,7 +721,7 @@
           </w:tcPr>
           <w:p>
             <w:pPr>
-              <w:pStyle w:val="25"/>
+              <w:pStyle w:val="TableText"/>
               <w:keepNext w:val="0"/>
               <w:keepLines w:val="0"/>
               <w:pageBreakBefore w:val="0"/>
@@ -764,7 +753,7 @@
           </w:tcPr>
           <w:p>
             <w:pPr>
-              <w:pStyle w:val="25"/>
+              <w:pStyle w:val="TableText"/>
               <w:keepNext w:val="0"/>
               <w:keepLines w:val="0"/>
               <w:pageBreakBefore w:val="0"/>
@@ -782,7 +771,7 @@
               <w:ind w:left="550"/>
               <w:textAlignment w:val="baseline"/>
               <w:rPr>
-                <w:rFonts w:hint="eastAsia" w:eastAsia="宋体"/>
+                <w:rFonts w:eastAsia="宋体" w:hint="eastAsia"/>
                 <w:lang w:val="en-US" w:eastAsia="zh-CN"/>
               </w:rPr>
             </w:pPr>
@@ -791,7 +780,7 @@
                 <w:rFonts w:hint="eastAsia"/>
                 <w:lang w:val="en-US" w:eastAsia="zh-CN"/>
               </w:rPr>
-              <w:t>胡葛鹏宇</w:t>
+              <w:t>肖龙莽</w:t>
             </w:r>
           </w:p>
         </w:tc>
@@ -801,7 +790,7 @@
           </w:tcPr>
           <w:p>
             <w:pPr>
-              <w:pStyle w:val="25"/>
+              <w:pStyle w:val="TableText"/>
               <w:keepNext w:val="0"/>
               <w:keepLines w:val="0"/>
               <w:pageBreakBefore w:val="0"/>
@@ -823,21 +812,16 @@
               <w:rPr>
                 <w:spacing w:val="-3"/>
               </w:rPr>
-              <w:t>黄益溪</w:t>
+              <w:t>吴向阳</w:t>
             </w:r>
           </w:p>
         </w:tc>
       </w:tr>
       <w:tr>
         <w:tblPrEx>
-          <w:tblBorders>
-            <w:top w:val="single" w:color="000000" w:sz="4" w:space="0"/>
-            <w:left w:val="single" w:color="000000" w:sz="4" w:space="0"/>
-            <w:bottom w:val="single" w:color="000000" w:sz="4" w:space="0"/>
-            <w:right w:val="single" w:color="000000" w:sz="4" w:space="0"/>
-            <w:insideH w:val="single" w:color="000000" w:sz="4" w:space="0"/>
-            <w:insideV w:val="single" w:color="000000" w:sz="4" w:space="0"/>
-          </w:tblBorders>
+          <w:tblW w:w="8639" w:type="dxa"/>
+          <w:tblInd w:w="5" w:type="dxa"/>
+          <w:tblLayout w:type="fixed"/>
           <w:tblCellMar>
             <w:top w:w="0" w:type="dxa"/>
             <w:left w:w="0" w:type="dxa"/>
@@ -846,7 +830,7 @@
           </w:tblCellMar>
         </w:tblPrEx>
         <w:trPr>
-          <w:trHeight w:val="474" w:hRule="atLeast"/>
+          <w:trHeight w:val="474"/>
         </w:trPr>
         <w:tc>
           <w:tcPr>
@@ -986,14 +970,9 @@
       </w:tr>
       <w:tr>
         <w:tblPrEx>
-          <w:tblBorders>
-            <w:top w:val="single" w:color="000000" w:sz="4" w:space="0"/>
-            <w:left w:val="single" w:color="000000" w:sz="4" w:space="0"/>
-            <w:bottom w:val="single" w:color="000000" w:sz="4" w:space="0"/>
-            <w:right w:val="single" w:color="000000" w:sz="4" w:space="0"/>
-            <w:insideH w:val="single" w:color="000000" w:sz="4" w:space="0"/>
-            <w:insideV w:val="single" w:color="000000" w:sz="4" w:space="0"/>
-          </w:tblBorders>
+          <w:tblW w:w="8639" w:type="dxa"/>
+          <w:tblInd w:w="5" w:type="dxa"/>
+          <w:tblLayout w:type="fixed"/>
           <w:tblCellMar>
             <w:top w:w="0" w:type="dxa"/>
             <w:left w:w="0" w:type="dxa"/>
@@ -1002,7 +981,7 @@
           </w:tblCellMar>
         </w:tblPrEx>
         <w:trPr>
-          <w:trHeight w:val="528" w:hRule="atLeast"/>
+          <w:trHeight w:val="528"/>
         </w:trPr>
         <w:tc>
           <w:tcPr>
@@ -1142,14 +1121,9 @@
       </w:tr>
       <w:tr>
         <w:tblPrEx>
-          <w:tblBorders>
-            <w:top w:val="single" w:color="000000" w:sz="4" w:space="0"/>
-            <w:left w:val="single" w:color="000000" w:sz="4" w:space="0"/>
-            <w:bottom w:val="single" w:color="000000" w:sz="4" w:space="0"/>
-            <w:right w:val="single" w:color="000000" w:sz="4" w:space="0"/>
-            <w:insideH w:val="single" w:color="000000" w:sz="4" w:space="0"/>
-            <w:insideV w:val="single" w:color="000000" w:sz="4" w:space="0"/>
-          </w:tblBorders>
+          <w:tblW w:w="8639" w:type="dxa"/>
+          <w:tblInd w:w="5" w:type="dxa"/>
+          <w:tblLayout w:type="fixed"/>
           <w:tblCellMar>
             <w:top w:w="0" w:type="dxa"/>
             <w:left w:w="0" w:type="dxa"/>
@@ -1158,7 +1132,7 @@
           </w:tblCellMar>
         </w:tblPrEx>
         <w:trPr>
-          <w:trHeight w:val="589" w:hRule="atLeast"/>
+          <w:trHeight w:val="589"/>
         </w:trPr>
         <w:tc>
           <w:tcPr>
@@ -1299,7 +1273,7 @@
     </w:tbl>
     <w:p>
       <w:pPr>
-        <w:pStyle w:val="12"/>
+        <w:pStyle w:val="BodyText"/>
         <w:keepNext w:val="0"/>
         <w:keepLines w:val="0"/>
         <w:pageBreakBefore w:val="0"/>
@@ -1333,17 +1307,17 @@
         <w:snapToGrid w:val="0"/>
         <w:textAlignment w:val="baseline"/>
         <w:sectPr>
-          <w:headerReference r:id="rId6" w:type="default"/>
+          <w:headerReference w:type="default" r:id="rId6"/>
           <w:pgSz w:w="11906" w:h="16839"/>
           <w:pgMar w:top="1097" w:right="1627" w:bottom="0" w:left="1628" w:header="1082" w:footer="0" w:gutter="0"/>
-          <w:cols w:space="720" w:num="1"/>
+          <w:cols w:num="1" w:space="720"/>
         </w:sectPr>
       </w:pPr>
     </w:p>
     <w:sdt>
       <w:sdtPr>
         <w:rPr>
-          <w:rFonts w:ascii="宋体" w:hAnsi="宋体" w:eastAsia="宋体" w:cs="Arial"/>
+          <w:rFonts w:ascii="宋体" w:eastAsia="宋体" w:hAnsi="宋体" w:cs="Arial"/>
           <w:snapToGrid w:val="0"/>
           <w:color w:val="000000"/>
           <w:kern w:val="0"/>
@@ -1359,7 +1333,7 @@
       </w:sdtPr>
       <w:sdtEndPr>
         <w:rPr>
-          <w:rFonts w:ascii="Cambria" w:hAnsi="Cambria" w:eastAsia="Cambria" w:cs="Cambria"/>
+          <w:rFonts w:ascii="Cambria" w:eastAsia="Cambria" w:hAnsi="Cambria" w:cs="Cambria"/>
           <w:snapToGrid w:val="0"/>
           <w:color w:val="000000"/>
           <w:kern w:val="0"/>
@@ -1385,13 +1359,13 @@
             <w:adjustRightInd w:val="0"/>
             <w:snapToGrid w:val="0"/>
             <w:spacing w:before="0" w:beforeLines="0" w:after="0" w:afterLines="0" w:line="240" w:lineRule="auto"/>
-            <w:ind w:left="0" w:leftChars="0" w:right="0" w:rightChars="0" w:firstLine="0" w:firstLineChars="0"/>
+            <w:ind w:left="0" w:right="0" w:firstLine="0" w:leftChars="0" w:rightChars="0" w:firstLineChars="0"/>
             <w:jc w:val="center"/>
             <w:textAlignment w:val="baseline"/>
           </w:pPr>
           <w:r>
             <w:rPr>
-              <w:rFonts w:ascii="宋体" w:hAnsi="宋体" w:eastAsia="宋体"/>
+              <w:rFonts w:ascii="宋体" w:eastAsia="宋体" w:hAnsi="宋体"/>
               <w:sz w:val="21"/>
             </w:rPr>
             <w:t>目录</w:t>
@@ -1399,14 +1373,14 @@
         </w:p>
         <w:p>
           <w:pPr>
-            <w:pStyle w:val="16"/>
+            <w:pStyle w:val="TOC1"/>
             <w:tabs>
               <w:tab w:val="right" w:leader="dot" w:pos="9724"/>
             </w:tabs>
           </w:pPr>
           <w:r>
             <w:rPr>
-              <w:rFonts w:ascii="Cambria" w:hAnsi="Cambria" w:eastAsia="Cambria" w:cs="Cambria"/>
+              <w:rFonts w:ascii="Cambria" w:eastAsia="Cambria" w:hAnsi="Cambria" w:cs="Cambria"/>
               <w:sz w:val="24"/>
               <w:szCs w:val="24"/>
             </w:rPr>
@@ -1414,7 +1388,7 @@
           </w:r>
           <w:r>
             <w:rPr>
-              <w:rFonts w:ascii="Cambria" w:hAnsi="Cambria" w:eastAsia="Cambria" w:cs="Cambria"/>
+              <w:rFonts w:ascii="Cambria" w:eastAsia="Cambria" w:hAnsi="Cambria" w:cs="Cambria"/>
               <w:sz w:val="24"/>
               <w:szCs w:val="24"/>
             </w:rPr>
@@ -1422,7 +1396,7 @@
           </w:r>
           <w:r>
             <w:rPr>
-              <w:rFonts w:ascii="Cambria" w:hAnsi="Cambria" w:eastAsia="Cambria" w:cs="Cambria"/>
+              <w:rFonts w:ascii="Cambria" w:eastAsia="Cambria" w:hAnsi="Cambria" w:cs="Cambria"/>
               <w:sz w:val="24"/>
               <w:szCs w:val="24"/>
             </w:rPr>
@@ -1430,21 +1404,21 @@
           </w:r>
           <w:r>
             <w:rPr>
-              <w:rFonts w:ascii="Cambria" w:hAnsi="Cambria" w:eastAsia="Cambria" w:cs="Cambria"/>
+              <w:rFonts w:ascii="Cambria" w:eastAsia="Cambria" w:hAnsi="Cambria" w:cs="Cambria"/>
               <w:szCs w:val="24"/>
             </w:rPr>
             <w:fldChar w:fldCharType="begin"/>
           </w:r>
           <w:r>
             <w:rPr>
-              <w:rFonts w:ascii="Cambria" w:hAnsi="Cambria" w:eastAsia="Cambria" w:cs="Cambria"/>
+              <w:rFonts w:ascii="Cambria" w:eastAsia="Cambria" w:hAnsi="Cambria" w:cs="Cambria"/>
               <w:szCs w:val="24"/>
             </w:rPr>
             <w:instrText xml:space="preserve"> HYPERLINK \l _Toc26554 </w:instrText>
           </w:r>
           <w:r>
             <w:rPr>
-              <w:rFonts w:ascii="Cambria" w:hAnsi="Cambria" w:eastAsia="Cambria" w:cs="Cambria"/>
+              <w:rFonts w:ascii="Cambria" w:eastAsia="Cambria" w:hAnsi="Cambria" w:cs="Cambria"/>
               <w:szCs w:val="24"/>
             </w:rPr>
             <w:fldChar w:fldCharType="separate"/>
@@ -1479,7 +1453,7 @@
           </w:r>
           <w:r>
             <w:rPr>
-              <w:rFonts w:ascii="Cambria" w:hAnsi="Cambria" w:eastAsia="Cambria" w:cs="Cambria"/>
+              <w:rFonts w:ascii="Cambria" w:eastAsia="Cambria" w:hAnsi="Cambria" w:cs="Cambria"/>
               <w:szCs w:val="24"/>
             </w:rPr>
             <w:fldChar w:fldCharType="end"/>
@@ -1487,34 +1461,34 @@
         </w:p>
         <w:p>
           <w:pPr>
-            <w:pStyle w:val="16"/>
+            <w:pStyle w:val="TOC1"/>
             <w:tabs>
               <w:tab w:val="right" w:leader="dot" w:pos="9724"/>
             </w:tabs>
           </w:pPr>
           <w:r>
             <w:rPr>
-              <w:rFonts w:ascii="Cambria" w:hAnsi="Cambria" w:eastAsia="Cambria" w:cs="Cambria"/>
+              <w:rFonts w:ascii="Cambria" w:eastAsia="Cambria" w:hAnsi="Cambria" w:cs="Cambria"/>
               <w:szCs w:val="24"/>
             </w:rPr>
             <w:fldChar w:fldCharType="begin"/>
           </w:r>
           <w:r>
             <w:rPr>
-              <w:rFonts w:ascii="Cambria" w:hAnsi="Cambria" w:eastAsia="Cambria" w:cs="Cambria"/>
+              <w:rFonts w:ascii="Cambria" w:eastAsia="Cambria" w:hAnsi="Cambria" w:cs="Cambria"/>
               <w:szCs w:val="24"/>
             </w:rPr>
             <w:instrText xml:space="preserve"> HYPERLINK \l _Toc12246 </w:instrText>
           </w:r>
           <w:r>
             <w:rPr>
-              <w:rFonts w:ascii="Cambria" w:hAnsi="Cambria" w:eastAsia="Cambria" w:cs="Cambria"/>
+              <w:rFonts w:ascii="Cambria" w:eastAsia="Cambria" w:hAnsi="Cambria" w:cs="Cambria"/>
               <w:szCs w:val="24"/>
             </w:rPr>
             <w:fldChar w:fldCharType="separate"/>
           </w:r>
           <w:r>
-            <w:t>甘肃国邦信息科技有限公司</w:t>
+            <w:t>中达丰集团有限公司</w:t>
           </w:r>
           <w:r>
             <w:tab/>
@@ -1536,7 +1510,7 @@
           </w:r>
           <w:r>
             <w:rPr>
-              <w:rFonts w:ascii="Cambria" w:hAnsi="Cambria" w:eastAsia="Cambria" w:cs="Cambria"/>
+              <w:rFonts w:ascii="Cambria" w:eastAsia="Cambria" w:hAnsi="Cambria" w:cs="Cambria"/>
               <w:szCs w:val="24"/>
             </w:rPr>
             <w:fldChar w:fldCharType="end"/>
@@ -1544,35 +1518,35 @@
         </w:p>
         <w:p>
           <w:pPr>
-            <w:pStyle w:val="16"/>
+            <w:pStyle w:val="TOC1"/>
             <w:tabs>
               <w:tab w:val="right" w:leader="dot" w:pos="9724"/>
             </w:tabs>
           </w:pPr>
           <w:r>
             <w:rPr>
-              <w:rFonts w:ascii="Cambria" w:hAnsi="Cambria" w:eastAsia="Cambria" w:cs="Cambria"/>
+              <w:rFonts w:ascii="Cambria" w:eastAsia="Cambria" w:hAnsi="Cambria" w:cs="Cambria"/>
               <w:szCs w:val="24"/>
             </w:rPr>
             <w:fldChar w:fldCharType="begin"/>
           </w:r>
           <w:r>
             <w:rPr>
-              <w:rFonts w:ascii="Cambria" w:hAnsi="Cambria" w:eastAsia="Cambria" w:cs="Cambria"/>
+              <w:rFonts w:ascii="Cambria" w:eastAsia="Cambria" w:hAnsi="Cambria" w:cs="Cambria"/>
               <w:szCs w:val="24"/>
             </w:rPr>
             <w:instrText xml:space="preserve"> HYPERLINK \l _Toc21158 </w:instrText>
           </w:r>
           <w:r>
             <w:rPr>
-              <w:rFonts w:ascii="Cambria" w:hAnsi="Cambria" w:eastAsia="Cambria" w:cs="Cambria"/>
+              <w:rFonts w:ascii="Cambria" w:eastAsia="Cambria" w:hAnsi="Cambria" w:cs="Cambria"/>
               <w:szCs w:val="24"/>
             </w:rPr>
             <w:fldChar w:fldCharType="separate"/>
           </w:r>
           <w:r>
             <w:rPr>
-              <w:rFonts w:ascii="宋体" w:hAnsi="宋体" w:eastAsia="宋体" w:cs="宋体"/>
+              <w:rFonts w:ascii="宋体" w:eastAsia="宋体" w:hAnsi="宋体" w:cs="宋体"/>
               <w:spacing w:val="-3"/>
               <w:szCs w:val="28"/>
             </w:rPr>
@@ -1598,7 +1572,7 @@
           </w:r>
           <w:r>
             <w:rPr>
-              <w:rFonts w:ascii="Cambria" w:hAnsi="Cambria" w:eastAsia="Cambria" w:cs="Cambria"/>
+              <w:rFonts w:ascii="Cambria" w:eastAsia="Cambria" w:hAnsi="Cambria" w:cs="Cambria"/>
               <w:szCs w:val="24"/>
             </w:rPr>
             <w:fldChar w:fldCharType="end"/>
@@ -1606,42 +1580,42 @@
         </w:p>
         <w:p>
           <w:pPr>
-            <w:pStyle w:val="16"/>
+            <w:pStyle w:val="TOC1"/>
             <w:tabs>
               <w:tab w:val="right" w:leader="dot" w:pos="9724"/>
             </w:tabs>
           </w:pPr>
           <w:r>
             <w:rPr>
-              <w:rFonts w:ascii="Cambria" w:hAnsi="Cambria" w:eastAsia="Cambria" w:cs="Cambria"/>
+              <w:rFonts w:ascii="Cambria" w:eastAsia="Cambria" w:hAnsi="Cambria" w:cs="Cambria"/>
               <w:szCs w:val="24"/>
             </w:rPr>
             <w:fldChar w:fldCharType="begin"/>
           </w:r>
           <w:r>
             <w:rPr>
-              <w:rFonts w:ascii="Cambria" w:hAnsi="Cambria" w:eastAsia="Cambria" w:cs="Cambria"/>
+              <w:rFonts w:ascii="Cambria" w:eastAsia="Cambria" w:hAnsi="Cambria" w:cs="Cambria"/>
               <w:szCs w:val="24"/>
             </w:rPr>
             <w:instrText xml:space="preserve"> HYPERLINK \l _Toc16955 </w:instrText>
           </w:r>
           <w:r>
             <w:rPr>
-              <w:rFonts w:ascii="Cambria" w:hAnsi="Cambria" w:eastAsia="Cambria" w:cs="Cambria"/>
+              <w:rFonts w:ascii="Cambria" w:eastAsia="Cambria" w:hAnsi="Cambria" w:cs="Cambria"/>
               <w:szCs w:val="24"/>
             </w:rPr>
             <w:fldChar w:fldCharType="separate"/>
           </w:r>
           <w:r>
             <w:rPr>
-              <w:rFonts w:hint="default" w:ascii="宋体" w:hAnsi="宋体" w:eastAsia="宋体" w:cs="宋体"/>
+              <w:rFonts w:ascii="宋体" w:eastAsia="宋体" w:hAnsi="宋体" w:cs="宋体" w:hint="default"/>
               <w:szCs w:val="28"/>
             </w:rPr>
             <w:t xml:space="preserve">1. </w:t>
           </w:r>
           <w:r>
             <w:rPr>
-              <w:rFonts w:hint="eastAsia" w:ascii="宋体" w:hAnsi="宋体" w:eastAsia="宋体" w:cs="宋体"/>
+              <w:rFonts w:ascii="宋体" w:eastAsia="宋体" w:hAnsi="宋体" w:cs="宋体" w:hint="eastAsia"/>
               <w:szCs w:val="28"/>
               <w:lang w:val="en-US" w:eastAsia="zh-CN"/>
             </w:rPr>
@@ -1649,7 +1623,7 @@
           </w:r>
           <w:r>
             <w:rPr>
-              <w:rFonts w:hint="eastAsia" w:ascii="宋体" w:hAnsi="宋体" w:eastAsia="宋体" w:cs="宋体"/>
+              <w:rFonts w:ascii="宋体" w:eastAsia="宋体" w:hAnsi="宋体" w:cs="宋体" w:hint="eastAsia"/>
               <w:szCs w:val="28"/>
             </w:rPr>
             <w:t>概况</w:t>
@@ -1674,7 +1648,7 @@
           </w:r>
           <w:r>
             <w:rPr>
-              <w:rFonts w:ascii="Cambria" w:hAnsi="Cambria" w:eastAsia="Cambria" w:cs="Cambria"/>
+              <w:rFonts w:ascii="Cambria" w:eastAsia="Cambria" w:hAnsi="Cambria" w:cs="Cambria"/>
               <w:szCs w:val="24"/>
             </w:rPr>
             <w:fldChar w:fldCharType="end"/>
@@ -1682,28 +1656,28 @@
         </w:p>
         <w:p>
           <w:pPr>
-            <w:pStyle w:val="16"/>
+            <w:pStyle w:val="TOC1"/>
             <w:tabs>
               <w:tab w:val="right" w:leader="dot" w:pos="9724"/>
             </w:tabs>
           </w:pPr>
           <w:r>
             <w:rPr>
-              <w:rFonts w:ascii="Cambria" w:hAnsi="Cambria" w:eastAsia="Cambria" w:cs="Cambria"/>
+              <w:rFonts w:ascii="Cambria" w:eastAsia="Cambria" w:hAnsi="Cambria" w:cs="Cambria"/>
               <w:szCs w:val="24"/>
             </w:rPr>
             <w:fldChar w:fldCharType="begin"/>
           </w:r>
           <w:r>
             <w:rPr>
-              <w:rFonts w:ascii="Cambria" w:hAnsi="Cambria" w:eastAsia="Cambria" w:cs="Cambria"/>
+              <w:rFonts w:ascii="Cambria" w:eastAsia="Cambria" w:hAnsi="Cambria" w:cs="Cambria"/>
               <w:szCs w:val="24"/>
             </w:rPr>
             <w:instrText xml:space="preserve"> HYPERLINK \l _Toc20252 </w:instrText>
           </w:r>
           <w:r>
             <w:rPr>
-              <w:rFonts w:ascii="Cambria" w:hAnsi="Cambria" w:eastAsia="Cambria" w:cs="Cambria"/>
+              <w:rFonts w:ascii="Cambria" w:eastAsia="Cambria" w:hAnsi="Cambria" w:cs="Cambria"/>
               <w:szCs w:val="24"/>
             </w:rPr>
             <w:fldChar w:fldCharType="separate"/>
@@ -1742,7 +1716,7 @@
           </w:r>
           <w:r>
             <w:rPr>
-              <w:rFonts w:ascii="Cambria" w:hAnsi="Cambria" w:eastAsia="Cambria" w:cs="Cambria"/>
+              <w:rFonts w:ascii="Cambria" w:eastAsia="Cambria" w:hAnsi="Cambria" w:cs="Cambria"/>
               <w:szCs w:val="24"/>
             </w:rPr>
             <w:fldChar w:fldCharType="end"/>
@@ -1750,42 +1724,42 @@
         </w:p>
         <w:p>
           <w:pPr>
-            <w:pStyle w:val="17"/>
+            <w:pStyle w:val="TOC2"/>
             <w:tabs>
               <w:tab w:val="right" w:leader="dot" w:pos="9724"/>
             </w:tabs>
           </w:pPr>
           <w:r>
             <w:rPr>
-              <w:rFonts w:ascii="Cambria" w:hAnsi="Cambria" w:eastAsia="Cambria" w:cs="Cambria"/>
+              <w:rFonts w:ascii="Cambria" w:eastAsia="Cambria" w:hAnsi="Cambria" w:cs="Cambria"/>
               <w:szCs w:val="24"/>
             </w:rPr>
             <w:fldChar w:fldCharType="begin"/>
           </w:r>
           <w:r>
             <w:rPr>
-              <w:rFonts w:ascii="Cambria" w:hAnsi="Cambria" w:eastAsia="Cambria" w:cs="Cambria"/>
+              <w:rFonts w:ascii="Cambria" w:eastAsia="Cambria" w:hAnsi="Cambria" w:cs="Cambria"/>
               <w:szCs w:val="24"/>
             </w:rPr>
             <w:instrText xml:space="preserve"> HYPERLINK \l _Toc10887 </w:instrText>
           </w:r>
           <w:r>
             <w:rPr>
-              <w:rFonts w:ascii="Cambria" w:hAnsi="Cambria" w:eastAsia="Cambria" w:cs="Cambria"/>
+              <w:rFonts w:ascii="Cambria" w:eastAsia="Cambria" w:hAnsi="Cambria" w:cs="Cambria"/>
               <w:szCs w:val="24"/>
             </w:rPr>
             <w:fldChar w:fldCharType="separate"/>
           </w:r>
           <w:r>
             <w:rPr>
-              <w:rFonts w:hint="default" w:ascii="宋体" w:hAnsi="宋体" w:eastAsia="宋体" w:cs="宋体"/>
+              <w:rFonts w:ascii="宋体" w:eastAsia="宋体" w:hAnsi="宋体" w:cs="宋体" w:hint="default"/>
               <w:szCs w:val="28"/>
             </w:rPr>
             <w:t xml:space="preserve">2.1. </w:t>
           </w:r>
           <w:r>
             <w:rPr>
-              <w:rFonts w:hint="eastAsia" w:ascii="宋体" w:hAnsi="宋体" w:cs="宋体"/>
+              <w:rFonts w:ascii="宋体" w:hAnsi="宋体" w:cs="宋体" w:hint="eastAsia"/>
               <w:bCs/>
               <w:spacing w:val="-6"/>
               <w:szCs w:val="28"/>
@@ -1813,7 +1787,7 @@
           </w:r>
           <w:r>
             <w:rPr>
-              <w:rFonts w:ascii="Cambria" w:hAnsi="Cambria" w:eastAsia="Cambria" w:cs="Cambria"/>
+              <w:rFonts w:ascii="Cambria" w:eastAsia="Cambria" w:hAnsi="Cambria" w:cs="Cambria"/>
               <w:szCs w:val="24"/>
             </w:rPr>
             <w:fldChar w:fldCharType="end"/>
@@ -1821,28 +1795,28 @@
         </w:p>
         <w:p>
           <w:pPr>
-            <w:pStyle w:val="17"/>
+            <w:pStyle w:val="TOC2"/>
             <w:tabs>
               <w:tab w:val="right" w:leader="dot" w:pos="9724"/>
             </w:tabs>
           </w:pPr>
           <w:r>
             <w:rPr>
-              <w:rFonts w:ascii="Cambria" w:hAnsi="Cambria" w:eastAsia="Cambria" w:cs="Cambria"/>
+              <w:rFonts w:ascii="Cambria" w:eastAsia="Cambria" w:hAnsi="Cambria" w:cs="Cambria"/>
               <w:szCs w:val="24"/>
             </w:rPr>
             <w:fldChar w:fldCharType="begin"/>
           </w:r>
           <w:r>
             <w:rPr>
-              <w:rFonts w:ascii="Cambria" w:hAnsi="Cambria" w:eastAsia="Cambria" w:cs="Cambria"/>
+              <w:rFonts w:ascii="Cambria" w:eastAsia="Cambria" w:hAnsi="Cambria" w:cs="Cambria"/>
               <w:szCs w:val="24"/>
             </w:rPr>
             <w:instrText xml:space="preserve"> HYPERLINK \l _Toc4939 </w:instrText>
           </w:r>
           <w:r>
             <w:rPr>
-              <w:rFonts w:ascii="Cambria" w:hAnsi="Cambria" w:eastAsia="Cambria" w:cs="Cambria"/>
+              <w:rFonts w:ascii="Cambria" w:eastAsia="Cambria" w:hAnsi="Cambria" w:cs="Cambria"/>
               <w:szCs w:val="24"/>
             </w:rPr>
             <w:fldChar w:fldCharType="separate"/>
@@ -1881,7 +1855,7 @@
           </w:r>
           <w:r>
             <w:rPr>
-              <w:rFonts w:ascii="Cambria" w:hAnsi="Cambria" w:eastAsia="Cambria" w:cs="Cambria"/>
+              <w:rFonts w:ascii="Cambria" w:eastAsia="Cambria" w:hAnsi="Cambria" w:cs="Cambria"/>
               <w:szCs w:val="24"/>
             </w:rPr>
             <w:fldChar w:fldCharType="end"/>
@@ -1905,7 +1879,7 @@
             <w:spacing w:line="220" w:lineRule="auto"/>
             <w:textAlignment w:val="baseline"/>
             <w:rPr>
-              <w:rFonts w:ascii="Cambria" w:hAnsi="Cambria" w:eastAsia="Cambria" w:cs="Cambria"/>
+              <w:rFonts w:ascii="Cambria" w:eastAsia="Cambria" w:hAnsi="Cambria" w:cs="Cambria"/>
               <w:snapToGrid w:val="0"/>
               <w:color w:val="000000"/>
               <w:kern w:val="0"/>
@@ -1916,7 +1890,7 @@
           </w:pPr>
           <w:r>
             <w:rPr>
-              <w:rFonts w:ascii="Cambria" w:hAnsi="Cambria" w:eastAsia="Cambria" w:cs="Cambria"/>
+              <w:rFonts w:ascii="Cambria" w:eastAsia="Cambria" w:hAnsi="Cambria" w:cs="Cambria"/>
               <w:szCs w:val="24"/>
             </w:rPr>
             <w:fldChar w:fldCharType="end"/>
@@ -1942,7 +1916,7 @@
         <w:spacing w:line="220" w:lineRule="auto"/>
         <w:textAlignment w:val="baseline"/>
         <w:rPr>
-          <w:rFonts w:ascii="Cambria" w:hAnsi="Cambria" w:eastAsia="Cambria" w:cs="Cambria"/>
+          <w:rFonts w:ascii="Cambria" w:eastAsia="Cambria" w:hAnsi="Cambria" w:cs="Cambria"/>
           <w:snapToGrid w:val="0"/>
           <w:color w:val="000000"/>
           <w:kern w:val="0"/>
@@ -1951,17 +1925,17 @@
           <w:lang w:val="en-US" w:eastAsia="en-US" w:bidi="ar-SA"/>
         </w:rPr>
         <w:sectPr>
-          <w:headerReference r:id="rId7" w:type="default"/>
-          <w:footerReference r:id="rId8" w:type="default"/>
+          <w:headerReference w:type="default" r:id="rId7"/>
+          <w:footerReference w:type="default" r:id="rId8"/>
           <w:pgSz w:w="11906" w:h="16839"/>
           <w:pgMar w:top="1260" w:right="1090" w:bottom="1157" w:left="1092" w:header="0" w:footer="990" w:gutter="0"/>
-          <w:cols w:space="720" w:num="1"/>
+          <w:cols w:num="1" w:space="720"/>
         </w:sectPr>
       </w:pPr>
     </w:p>
     <w:p>
       <w:pPr>
-        <w:pStyle w:val="26"/>
+        <w:pStyle w:val="1"/>
         <w:keepNext w:val="0"/>
         <w:keepLines w:val="0"/>
         <w:pageBreakBefore w:val="0"/>
@@ -1977,7 +1951,7 @@
         <w:snapToGrid w:val="0"/>
         <w:textAlignment w:val="baseline"/>
         <w:rPr>
-          <w:rFonts w:hint="eastAsia" w:ascii="宋体" w:hAnsi="宋体" w:eastAsia="宋体" w:cs="宋体"/>
+          <w:rFonts w:ascii="宋体" w:eastAsia="宋体" w:hAnsi="宋体" w:cs="宋体" w:hint="eastAsia"/>
           <w:sz w:val="28"/>
           <w:szCs w:val="28"/>
         </w:rPr>
@@ -1987,7 +1961,7 @@
       <w:bookmarkStart w:id="4" w:name="_Toc16955"/>
       <w:r>
         <w:rPr>
-          <w:rFonts w:hint="eastAsia" w:ascii="宋体" w:hAnsi="宋体" w:eastAsia="宋体" w:cs="宋体"/>
+          <w:rFonts w:ascii="宋体" w:eastAsia="宋体" w:hAnsi="宋体" w:cs="宋体" w:hint="eastAsia"/>
           <w:sz w:val="28"/>
           <w:szCs w:val="28"/>
           <w:lang w:val="en-US" w:eastAsia="zh-CN"/>
@@ -1996,7 +1970,7 @@
       </w:r>
       <w:r>
         <w:rPr>
-          <w:rFonts w:hint="eastAsia" w:ascii="宋体" w:hAnsi="宋体" w:eastAsia="宋体" w:cs="宋体"/>
+          <w:rFonts w:ascii="宋体" w:eastAsia="宋体" w:hAnsi="宋体" w:cs="宋体" w:hint="eastAsia"/>
           <w:sz w:val="28"/>
           <w:szCs w:val="28"/>
         </w:rPr>
@@ -2023,7 +1997,7 @@
         <w:ind w:left="1" w:right="287" w:firstLine="559"/>
         <w:textAlignment w:val="baseline"/>
         <w:rPr>
-          <w:rFonts w:hint="eastAsia" w:ascii="宋体" w:hAnsi="宋体" w:eastAsia="宋体" w:cs="宋体"/>
+          <w:rFonts w:ascii="宋体" w:eastAsia="宋体" w:hAnsi="宋体" w:cs="宋体" w:hint="eastAsia"/>
           <w:spacing w:val="-1"/>
           <w:sz w:val="28"/>
           <w:szCs w:val="28"/>
@@ -2032,7 +2006,7 @@
       </w:pPr>
       <w:r>
         <w:rPr>
-          <w:rFonts w:hint="eastAsia" w:ascii="宋体" w:hAnsi="宋体" w:eastAsia="宋体" w:cs="宋体"/>
+          <w:rFonts w:ascii="宋体" w:eastAsia="宋体" w:hAnsi="宋体" w:cs="宋体" w:hint="eastAsia"/>
           <w:spacing w:val="-1"/>
           <w:sz w:val="28"/>
           <w:szCs w:val="28"/>
@@ -2042,7 +2016,7 @@
       </w:r>
       <w:r>
         <w:rPr>
-          <w:rFonts w:ascii="宋体" w:hAnsi="宋体" w:eastAsia="宋体" w:cs="宋体"/>
+          <w:rFonts w:ascii="宋体" w:eastAsia="宋体" w:hAnsi="宋体" w:cs="宋体"/>
           <w:spacing w:val="-1"/>
           <w:sz w:val="28"/>
           <w:szCs w:val="28"/>
@@ -2051,7 +2025,7 @@
       </w:r>
       <w:r>
         <w:rPr>
-          <w:rFonts w:hint="eastAsia" w:ascii="宋体" w:hAnsi="宋体" w:eastAsia="宋体" w:cs="宋体"/>
+          <w:rFonts w:ascii="宋体" w:eastAsia="宋体" w:hAnsi="宋体" w:cs="宋体" w:hint="eastAsia"/>
           <w:spacing w:val="-1"/>
           <w:sz w:val="28"/>
           <w:szCs w:val="28"/>
@@ -2098,7 +2072,7 @@
                     </pic:cNvPicPr>
                   </pic:nvPicPr>
                   <pic:blipFill>
-                    <a:blip r:embed="rId12"/>
+                    <a:blip xmlns:r="http://schemas.openxmlformats.org/officeDocument/2006/relationships" r:embed="rId9"/>
                     <a:stretch>
                       <a:fillRect/>
                     </a:stretch>
@@ -2165,7 +2139,7 @@
                     </pic:cNvPicPr>
                   </pic:nvPicPr>
                   <pic:blipFill>
-                    <a:blip r:embed="rId13"/>
+                    <a:blip xmlns:r="http://schemas.openxmlformats.org/officeDocument/2006/relationships" r:embed="rId10"/>
                     <a:stretch>
                       <a:fillRect/>
                     </a:stretch>
@@ -2192,7 +2166,7 @@
     </w:p>
     <w:p>
       <w:pPr>
-        <w:pStyle w:val="26"/>
+        <w:pStyle w:val="1"/>
         <w:keepNext w:val="0"/>
         <w:keepLines w:val="0"/>
         <w:pageBreakBefore w:val="0"/>
@@ -2238,11 +2212,11 @@
         <w:adjustRightInd w:val="0"/>
         <w:snapToGrid w:val="0"/>
         <w:spacing w:line="360" w:lineRule="auto"/>
-        <w:ind w:right="0" w:firstLine="552" w:firstLineChars="200"/>
+        <w:ind w:right="0" w:firstLine="420" w:firstLineChars="200"/>
         <w:jc w:val="left"/>
         <w:textAlignment w:val="baseline"/>
         <w:rPr>
-          <w:rFonts w:hint="eastAsia" w:ascii="宋体" w:hAnsi="宋体" w:eastAsia="宋体" w:cs="宋体"/>
+          <w:rFonts w:ascii="宋体" w:eastAsia="宋体" w:hAnsi="宋体" w:cs="宋体" w:hint="eastAsia"/>
           <w:spacing w:val="-2"/>
           <w:sz w:val="28"/>
           <w:szCs w:val="28"/>
@@ -2251,7 +2225,7 @@
       </w:pPr>
       <w:r>
         <w:rPr>
-          <w:rFonts w:hint="eastAsia" w:ascii="宋体" w:hAnsi="宋体" w:eastAsia="宋体" w:cs="宋体"/>
+          <w:rFonts w:ascii="宋体" w:eastAsia="宋体" w:hAnsi="宋体" w:cs="宋体" w:hint="eastAsia"/>
           <w:spacing w:val="-2"/>
           <w:sz w:val="28"/>
           <w:szCs w:val="28"/>
@@ -2276,11 +2250,11 @@
         <w:adjustRightInd w:val="0"/>
         <w:snapToGrid w:val="0"/>
         <w:spacing w:line="360" w:lineRule="auto"/>
-        <w:ind w:right="0" w:firstLine="552" w:firstLineChars="200"/>
+        <w:ind w:right="0" w:firstLine="420" w:firstLineChars="200"/>
         <w:jc w:val="left"/>
         <w:textAlignment w:val="baseline"/>
         <w:rPr>
-          <w:rFonts w:hint="default" w:ascii="宋体" w:hAnsi="宋体" w:eastAsia="宋体" w:cs="宋体"/>
+          <w:rFonts w:ascii="宋体" w:eastAsia="宋体" w:hAnsi="宋体" w:cs="宋体" w:hint="default"/>
           <w:spacing w:val="-2"/>
           <w:sz w:val="28"/>
           <w:szCs w:val="28"/>
@@ -2289,7 +2263,7 @@
       </w:pPr>
       <w:r>
         <w:rPr>
-          <w:rFonts w:hint="eastAsia" w:ascii="宋体" w:hAnsi="宋体" w:eastAsia="宋体" w:cs="宋体"/>
+          <w:rFonts w:ascii="宋体" w:eastAsia="宋体" w:hAnsi="宋体" w:cs="宋体" w:hint="eastAsia"/>
           <w:spacing w:val="-2"/>
           <w:sz w:val="28"/>
           <w:szCs w:val="28"/>
@@ -2314,11 +2288,11 @@
         <w:adjustRightInd w:val="0"/>
         <w:snapToGrid w:val="0"/>
         <w:spacing w:line="360" w:lineRule="auto"/>
-        <w:ind w:right="0" w:firstLine="552" w:firstLineChars="200"/>
+        <w:ind w:right="0" w:firstLine="420" w:firstLineChars="200"/>
         <w:jc w:val="left"/>
         <w:textAlignment w:val="baseline"/>
         <w:rPr>
-          <w:rFonts w:hint="default" w:ascii="宋体" w:hAnsi="宋体" w:eastAsia="宋体" w:cs="宋体"/>
+          <w:rFonts w:ascii="宋体" w:eastAsia="宋体" w:hAnsi="宋体" w:cs="宋体" w:hint="default"/>
           <w:spacing w:val="-2"/>
           <w:sz w:val="28"/>
           <w:szCs w:val="28"/>
@@ -2327,7 +2301,7 @@
       </w:pPr>
       <w:r>
         <w:rPr>
-          <w:rFonts w:hint="eastAsia" w:ascii="宋体" w:hAnsi="宋体" w:eastAsia="宋体" w:cs="宋体"/>
+          <w:rFonts w:ascii="宋体" w:eastAsia="宋体" w:hAnsi="宋体" w:cs="宋体" w:hint="eastAsia"/>
           <w:spacing w:val="-2"/>
           <w:sz w:val="28"/>
           <w:szCs w:val="28"/>
@@ -2356,11 +2330,11 @@
         <w:adjustRightInd w:val="0"/>
         <w:snapToGrid w:val="0"/>
         <w:spacing w:line="360" w:lineRule="auto"/>
-        <w:ind w:right="0" w:firstLine="552" w:firstLineChars="200"/>
+        <w:ind w:right="0" w:firstLine="420" w:firstLineChars="200"/>
         <w:jc w:val="left"/>
         <w:textAlignment w:val="baseline"/>
         <w:rPr>
-          <w:rFonts w:hint="default" w:ascii="宋体" w:hAnsi="宋体" w:eastAsia="宋体" w:cs="宋体"/>
+          <w:rFonts w:ascii="宋体" w:eastAsia="宋体" w:hAnsi="宋体" w:cs="宋体" w:hint="default"/>
           <w:spacing w:val="-2"/>
           <w:sz w:val="28"/>
           <w:szCs w:val="28"/>
@@ -2369,7 +2343,7 @@
       </w:pPr>
       <w:r>
         <w:rPr>
-          <w:rFonts w:hint="eastAsia" w:ascii="宋体" w:hAnsi="宋体" w:eastAsia="宋体" w:cs="宋体"/>
+          <w:rFonts w:ascii="宋体" w:eastAsia="宋体" w:hAnsi="宋体" w:cs="宋体" w:hint="eastAsia"/>
           <w:spacing w:val="-2"/>
           <w:sz w:val="28"/>
           <w:szCs w:val="28"/>
@@ -2398,11 +2372,11 @@
         <w:adjustRightInd w:val="0"/>
         <w:snapToGrid w:val="0"/>
         <w:spacing w:line="360" w:lineRule="auto"/>
-        <w:ind w:right="0" w:rightChars="0" w:firstLine="500" w:firstLineChars="0"/>
+        <w:ind w:right="0" w:firstLine="500" w:rightChars="0" w:firstLineChars="0"/>
         <w:jc w:val="left"/>
         <w:textAlignment w:val="baseline"/>
         <w:rPr>
-          <w:rFonts w:hint="eastAsia" w:ascii="宋体" w:hAnsi="宋体" w:eastAsia="宋体" w:cs="宋体"/>
+          <w:rFonts w:ascii="宋体" w:eastAsia="宋体" w:hAnsi="宋体" w:cs="宋体" w:hint="eastAsia"/>
           <w:spacing w:val="-2"/>
           <w:sz w:val="28"/>
           <w:szCs w:val="28"/>
@@ -2411,7 +2385,7 @@
       </w:pPr>
       <w:r>
         <w:rPr>
-          <w:rFonts w:hint="eastAsia" w:ascii="宋体" w:hAnsi="宋体" w:eastAsia="宋体" w:cs="宋体"/>
+          <w:rFonts w:ascii="宋体" w:eastAsia="宋体" w:hAnsi="宋体" w:cs="宋体" w:hint="eastAsia"/>
           <w:spacing w:val="-2"/>
           <w:sz w:val="28"/>
           <w:szCs w:val="28"/>
@@ -2440,11 +2414,11 @@
         <w:adjustRightInd w:val="0"/>
         <w:snapToGrid w:val="0"/>
         <w:spacing w:line="360" w:lineRule="auto"/>
-        <w:ind w:right="0" w:rightChars="0" w:firstLine="500" w:firstLineChars="0"/>
+        <w:ind w:right="0" w:firstLine="500" w:rightChars="0" w:firstLineChars="0"/>
         <w:jc w:val="left"/>
         <w:textAlignment w:val="baseline"/>
         <w:rPr>
-          <w:rFonts w:hint="eastAsia" w:ascii="宋体" w:hAnsi="宋体" w:eastAsia="宋体" w:cs="宋体"/>
+          <w:rFonts w:ascii="宋体" w:eastAsia="宋体" w:hAnsi="宋体" w:cs="宋体" w:hint="eastAsia"/>
           <w:spacing w:val="-2"/>
           <w:sz w:val="28"/>
           <w:szCs w:val="28"/>
@@ -2453,7 +2427,7 @@
       </w:pPr>
       <w:r>
         <w:rPr>
-          <w:rFonts w:hint="eastAsia" w:ascii="宋体" w:hAnsi="宋体" w:eastAsia="宋体" w:cs="宋体"/>
+          <w:rFonts w:ascii="宋体" w:eastAsia="宋体" w:hAnsi="宋体" w:cs="宋体" w:hint="eastAsia"/>
           <w:spacing w:val="-2"/>
           <w:sz w:val="28"/>
           <w:szCs w:val="28"/>
@@ -2482,11 +2456,11 @@
         <w:adjustRightInd w:val="0"/>
         <w:snapToGrid w:val="0"/>
         <w:spacing w:line="360" w:lineRule="auto"/>
-        <w:ind w:right="0" w:rightChars="0" w:firstLine="500" w:firstLineChars="0"/>
+        <w:ind w:right="0" w:firstLine="500" w:rightChars="0" w:firstLineChars="0"/>
         <w:jc w:val="left"/>
         <w:textAlignment w:val="baseline"/>
         <w:rPr>
-          <w:rFonts w:hint="eastAsia" w:ascii="宋体" w:hAnsi="宋体" w:eastAsia="宋体" w:cs="宋体"/>
+          <w:rFonts w:ascii="宋体" w:eastAsia="宋体" w:hAnsi="宋体" w:cs="宋体" w:hint="eastAsia"/>
           <w:spacing w:val="-2"/>
           <w:sz w:val="28"/>
           <w:szCs w:val="28"/>
@@ -2495,7 +2469,7 @@
       </w:pPr>
       <w:r>
         <w:rPr>
-          <w:rFonts w:hint="eastAsia" w:ascii="宋体" w:hAnsi="宋体" w:eastAsia="宋体" w:cs="宋体"/>
+          <w:rFonts w:ascii="宋体" w:eastAsia="宋体" w:hAnsi="宋体" w:cs="宋体" w:hint="eastAsia"/>
           <w:spacing w:val="-2"/>
           <w:sz w:val="28"/>
           <w:szCs w:val="28"/>
@@ -2506,7 +2480,7 @@
     </w:p>
     <w:p>
       <w:pPr>
-        <w:pStyle w:val="28"/>
+        <w:pStyle w:val="2"/>
         <w:keepNext w:val="0"/>
         <w:keepLines w:val="0"/>
         <w:pageBreakBefore w:val="0"/>
@@ -2522,7 +2496,7 @@
         <w:snapToGrid w:val="0"/>
         <w:textAlignment w:val="baseline"/>
         <w:rPr>
-          <w:rFonts w:ascii="宋体" w:hAnsi="宋体" w:eastAsia="宋体" w:cs="宋体"/>
+          <w:rFonts w:ascii="宋体" w:eastAsia="宋体" w:hAnsi="宋体" w:cs="宋体"/>
           <w:sz w:val="28"/>
           <w:szCs w:val="28"/>
         </w:rPr>
@@ -2530,7 +2504,7 @@
       <w:bookmarkStart w:id="6" w:name="_Toc10887"/>
       <w:r>
         <w:rPr>
-          <w:rFonts w:hint="eastAsia" w:ascii="宋体" w:hAnsi="宋体" w:cs="宋体"/>
+          <w:rFonts w:ascii="宋体" w:hAnsi="宋体" w:cs="宋体" w:hint="eastAsia"/>
           <w:b/>
           <w:bCs/>
           <w:spacing w:val="-6"/>
@@ -2562,7 +2536,7 @@
         <w:jc w:val="both"/>
         <w:textAlignment w:val="baseline"/>
         <w:rPr>
-          <w:rFonts w:ascii="宋体" w:hAnsi="宋体" w:eastAsia="宋体" w:cs="宋体"/>
+          <w:rFonts w:ascii="宋体" w:eastAsia="宋体" w:hAnsi="宋体" w:cs="宋体"/>
           <w:spacing w:val="-1"/>
           <w:sz w:val="28"/>
           <w:szCs w:val="28"/>
@@ -2570,7 +2544,7 @@
       </w:pPr>
       <w:r>
         <w:rPr>
-          <w:rFonts w:hint="eastAsia" w:ascii="宋体" w:hAnsi="宋体" w:eastAsia="宋体" w:cs="宋体"/>
+          <w:rFonts w:ascii="宋体" w:eastAsia="宋体" w:hAnsi="宋体" w:cs="宋体" w:hint="eastAsia"/>
           <w:spacing w:val="-2"/>
           <w:sz w:val="28"/>
           <w:szCs w:val="28"/>
@@ -2580,7 +2554,7 @@
       </w:r>
       <w:r>
         <w:rPr>
-          <w:rFonts w:ascii="宋体" w:hAnsi="宋体" w:eastAsia="宋体" w:cs="宋体"/>
+          <w:rFonts w:ascii="宋体" w:eastAsia="宋体" w:hAnsi="宋体" w:cs="宋体"/>
           <w:spacing w:val="-2"/>
           <w:sz w:val="28"/>
           <w:szCs w:val="28"/>
@@ -2589,7 +2563,7 @@
       </w:r>
       <w:r>
         <w:rPr>
-          <w:rFonts w:hint="eastAsia" w:ascii="宋体" w:hAnsi="宋体" w:eastAsia="宋体" w:cs="宋体"/>
+          <w:rFonts w:ascii="宋体" w:eastAsia="宋体" w:hAnsi="宋体" w:cs="宋体" w:hint="eastAsia"/>
           <w:spacing w:val="-2"/>
           <w:sz w:val="28"/>
           <w:szCs w:val="28"/>
@@ -2599,7 +2573,7 @@
       </w:r>
       <w:r>
         <w:rPr>
-          <w:rFonts w:ascii="宋体" w:hAnsi="宋体" w:eastAsia="宋体" w:cs="宋体"/>
+          <w:rFonts w:ascii="宋体" w:eastAsia="宋体" w:hAnsi="宋体" w:cs="宋体"/>
           <w:spacing w:val="-2"/>
           <w:sz w:val="28"/>
           <w:szCs w:val="28"/>
@@ -2608,7 +2582,7 @@
       </w:r>
       <w:r>
         <w:rPr>
-          <w:rFonts w:hint="eastAsia" w:ascii="宋体" w:hAnsi="宋体" w:eastAsia="宋体" w:cs="宋体"/>
+          <w:rFonts w:ascii="宋体" w:eastAsia="宋体" w:hAnsi="宋体" w:cs="宋体" w:hint="eastAsia"/>
           <w:spacing w:val="-2"/>
           <w:sz w:val="28"/>
           <w:szCs w:val="28"/>
@@ -2618,7 +2592,7 @@
       </w:r>
       <w:r>
         <w:rPr>
-          <w:rFonts w:ascii="宋体" w:hAnsi="宋体" w:eastAsia="宋体" w:cs="宋体"/>
+          <w:rFonts w:ascii="宋体" w:eastAsia="宋体" w:hAnsi="宋体" w:cs="宋体"/>
           <w:spacing w:val="-2"/>
           <w:sz w:val="28"/>
           <w:szCs w:val="28"/>
@@ -2627,7 +2601,7 @@
       </w:r>
       <w:r>
         <w:rPr>
-          <w:rFonts w:hint="eastAsia" w:ascii="宋体" w:hAnsi="宋体" w:eastAsia="宋体" w:cs="宋体"/>
+          <w:rFonts w:ascii="宋体" w:eastAsia="宋体" w:hAnsi="宋体" w:cs="宋体" w:hint="eastAsia"/>
           <w:spacing w:val="-2"/>
           <w:sz w:val="28"/>
           <w:szCs w:val="28"/>
@@ -2637,7 +2611,7 @@
       </w:r>
       <w:r>
         <w:rPr>
-          <w:rFonts w:ascii="宋体" w:hAnsi="宋体" w:eastAsia="宋体" w:cs="宋体"/>
+          <w:rFonts w:ascii="宋体" w:eastAsia="宋体" w:hAnsi="宋体" w:cs="宋体"/>
           <w:spacing w:val="-2"/>
           <w:sz w:val="28"/>
           <w:szCs w:val="28"/>
@@ -2646,7 +2620,7 @@
       </w:r>
       <w:r>
         <w:rPr>
-          <w:rFonts w:ascii="宋体" w:hAnsi="宋体" w:eastAsia="宋体" w:cs="宋体"/>
+          <w:rFonts w:ascii="宋体" w:eastAsia="宋体" w:hAnsi="宋体" w:cs="宋体"/>
           <w:sz w:val="28"/>
           <w:szCs w:val="28"/>
         </w:rPr>
@@ -2654,7 +2628,7 @@
       </w:r>
       <w:r>
         <w:rPr>
-          <w:rFonts w:hint="eastAsia" w:ascii="宋体" w:hAnsi="宋体" w:eastAsia="宋体" w:cs="宋体"/>
+          <w:rFonts w:ascii="宋体" w:eastAsia="宋体" w:hAnsi="宋体" w:cs="宋体" w:hint="eastAsia"/>
           <w:sz w:val="28"/>
           <w:szCs w:val="28"/>
           <w:lang w:val="en-US" w:eastAsia="zh-CN"/>
@@ -2663,7 +2637,7 @@
       </w:r>
       <w:r>
         <w:rPr>
-          <w:rFonts w:ascii="宋体" w:hAnsi="宋体" w:eastAsia="宋体" w:cs="宋体"/>
+          <w:rFonts w:ascii="宋体" w:eastAsia="宋体" w:hAnsi="宋体" w:cs="宋体"/>
           <w:sz w:val="28"/>
           <w:szCs w:val="28"/>
         </w:rPr>
@@ -2671,7 +2645,7 @@
       </w:r>
       <w:r>
         <w:rPr>
-          <w:rFonts w:ascii="宋体" w:hAnsi="宋体" w:eastAsia="宋体" w:cs="宋体"/>
+          <w:rFonts w:ascii="宋体" w:eastAsia="宋体" w:hAnsi="宋体" w:cs="宋体"/>
           <w:spacing w:val="-1"/>
           <w:sz w:val="28"/>
           <w:szCs w:val="28"/>
@@ -2680,7 +2654,7 @@
       </w:r>
       <w:r>
         <w:rPr>
-          <w:rFonts w:hint="eastAsia" w:ascii="宋体" w:hAnsi="宋体" w:eastAsia="宋体" w:cs="宋体"/>
+          <w:rFonts w:ascii="宋体" w:eastAsia="宋体" w:hAnsi="宋体" w:cs="宋体" w:hint="eastAsia"/>
           <w:spacing w:val="-1"/>
           <w:sz w:val="28"/>
           <w:szCs w:val="28"/>
@@ -2690,7 +2664,7 @@
       </w:r>
       <w:r>
         <w:rPr>
-          <w:rFonts w:ascii="宋体" w:hAnsi="宋体" w:eastAsia="宋体" w:cs="宋体"/>
+          <w:rFonts w:ascii="宋体" w:eastAsia="宋体" w:hAnsi="宋体" w:cs="宋体"/>
           <w:spacing w:val="-1"/>
           <w:sz w:val="28"/>
           <w:szCs w:val="28"/>
@@ -2699,7 +2673,7 @@
       </w:r>
       <w:r>
         <w:rPr>
-          <w:rFonts w:hint="eastAsia" w:ascii="宋体" w:hAnsi="宋体" w:eastAsia="宋体" w:cs="宋体"/>
+          <w:rFonts w:ascii="宋体" w:eastAsia="宋体" w:hAnsi="宋体" w:cs="宋体" w:hint="eastAsia"/>
           <w:spacing w:val="-1"/>
           <w:sz w:val="28"/>
           <w:szCs w:val="28"/>
@@ -2709,7 +2683,7 @@
       </w:r>
       <w:r>
         <w:rPr>
-          <w:rFonts w:hint="eastAsia" w:ascii="宋体" w:hAnsi="宋体" w:cs="宋体"/>
+          <w:rFonts w:ascii="宋体" w:hAnsi="宋体" w:cs="宋体" w:hint="eastAsia"/>
           <w:spacing w:val="-1"/>
           <w:sz w:val="28"/>
           <w:szCs w:val="28"/>
@@ -2719,7 +2693,7 @@
       </w:r>
       <w:r>
         <w:rPr>
-          <w:rFonts w:hint="eastAsia" w:ascii="宋体" w:hAnsi="宋体" w:eastAsia="宋体" w:cs="宋体"/>
+          <w:rFonts w:ascii="宋体" w:eastAsia="宋体" w:hAnsi="宋体" w:cs="宋体" w:hint="eastAsia"/>
           <w:spacing w:val="-1"/>
           <w:sz w:val="28"/>
           <w:szCs w:val="28"/>
@@ -2729,7 +2703,7 @@
       </w:r>
       <w:r>
         <w:rPr>
-          <w:rFonts w:hint="eastAsia" w:ascii="宋体" w:hAnsi="宋体" w:cs="宋体"/>
+          <w:rFonts w:ascii="宋体" w:hAnsi="宋体" w:cs="宋体" w:hint="eastAsia"/>
           <w:spacing w:val="-1"/>
           <w:sz w:val="28"/>
           <w:szCs w:val="28"/>
@@ -2739,7 +2713,7 @@
       </w:r>
       <w:r>
         <w:rPr>
-          <w:rFonts w:hint="eastAsia" w:ascii="宋体" w:hAnsi="宋体" w:eastAsia="宋体" w:cs="宋体"/>
+          <w:rFonts w:ascii="宋体" w:eastAsia="宋体" w:hAnsi="宋体" w:cs="宋体" w:hint="eastAsia"/>
           <w:spacing w:val="-1"/>
           <w:sz w:val="28"/>
           <w:szCs w:val="28"/>
@@ -2749,7 +2723,7 @@
       </w:r>
       <w:r>
         <w:rPr>
-          <w:rFonts w:ascii="宋体" w:hAnsi="宋体" w:eastAsia="宋体" w:cs="宋体"/>
+          <w:rFonts w:ascii="宋体" w:eastAsia="宋体" w:hAnsi="宋体" w:cs="宋体"/>
           <w:spacing w:val="-1"/>
           <w:sz w:val="28"/>
           <w:szCs w:val="28"/>
@@ -2759,7 +2733,7 @@
     </w:p>
     <w:p>
       <w:pPr>
-        <w:pStyle w:val="28"/>
+        <w:pStyle w:val="2"/>
         <w:keepNext w:val="0"/>
         <w:keepLines w:val="0"/>
         <w:pageBreakBefore w:val="0"/>
@@ -2791,7 +2765,7 @@
     </w:p>
     <w:p>
       <w:pPr>
-        <w:pStyle w:val="27"/>
+        <w:pStyle w:val="a"/>
         <w:bidi w:val="0"/>
         <w:rPr>
           <w:rFonts w:hint="default"/>
@@ -2837,56 +2811,31 @@
       <w:bookmarkEnd w:id="8"/>
     </w:p>
     <w:sectPr>
-      <w:headerReference r:id="rId9" w:type="default"/>
-      <w:footerReference r:id="rId10" w:type="default"/>
+      <w:headerReference w:type="default" r:id="rId11"/>
+      <w:footerReference w:type="default" r:id="rId12"/>
       <w:pgSz w:w="11906" w:h="16839"/>
       <w:pgMar w:top="1460" w:right="1305" w:bottom="885" w:left="1088" w:header="0" w:footer="720" w:gutter="0"/>
-      <w:cols w:space="720" w:num="1"/>
+      <w:cols w:num="1" w:space="720"/>
     </w:sectPr>
   </w:body>
 </w:document>
 </file>
 
-<file path=word/endnotes.xml><?xml version="1.0" encoding="utf-8"?>
-<w:endnotes xmlns:wpc="http://schemas.microsoft.com/office/word/2010/wordprocessingCanvas" xmlns:mc="http://schemas.openxmlformats.org/markup-compatibility/2006" xmlns:o="urn:schemas-microsoft-com:office:office" xmlns:r="http://schemas.openxmlformats.org/officeDocument/2006/relationships" xmlns:m="http://schemas.openxmlformats.org/officeDocument/2006/math" xmlns:v="urn:schemas-microsoft-com:vml" xmlns:wp14="http://schemas.microsoft.com/office/word/2010/wordprocessingDrawing" xmlns:wp="http://schemas.openxmlformats.org/drawingml/2006/wordprocessingDrawing" xmlns:w="http://schemas.openxmlformats.org/wordprocessingml/2006/main" xmlns:w14="http://schemas.microsoft.com/office/word/2010/wordml" xmlns:w15="http://schemas.microsoft.com/office/word/2012/wordml" xmlns:w10="urn:schemas-microsoft-com:office:word" xmlns:wpg="http://schemas.microsoft.com/office/word/2010/wordprocessingGroup" xmlns:wpi="http://schemas.microsoft.com/office/word/2010/wordprocessingInk" xmlns:wne="http://schemas.microsoft.com/office/word/2006/wordml" xmlns:wps="http://schemas.microsoft.com/office/word/2010/wordprocessingShape" xmlns:wpsCustomData="http://www.wps.cn/officeDocument/2013/wpsCustomData" mc:Ignorable="w14 w15 wp14">
-  <w:endnote w:type="separator" w:id="0">
-    <w:p>
-      <w:pPr>
-        <w:spacing w:line="240" w:lineRule="auto"/>
-      </w:pPr>
-      <w:r>
-        <w:separator/>
-      </w:r>
-    </w:p>
-  </w:endnote>
-  <w:endnote w:type="continuationSeparator" w:id="1">
-    <w:p>
-      <w:pPr>
-        <w:spacing w:line="240" w:lineRule="auto"/>
-      </w:pPr>
-      <w:r>
-        <w:continuationSeparator/>
-      </w:r>
-    </w:p>
-  </w:endnote>
-</w:endnotes>
-</file>
-
 <file path=word/footer1.xml><?xml version="1.0" encoding="utf-8"?>
-<w:ftr xmlns:wpc="http://schemas.microsoft.com/office/word/2010/wordprocessingCanvas" xmlns:mc="http://schemas.openxmlformats.org/markup-compatibility/2006" xmlns:o="urn:schemas-microsoft-com:office:office" xmlns:r="http://schemas.openxmlformats.org/officeDocument/2006/relationships" xmlns:m="http://schemas.openxmlformats.org/officeDocument/2006/math" xmlns:v="urn:schemas-microsoft-com:vml" xmlns:wp14="http://schemas.microsoft.com/office/word/2010/wordprocessingDrawing" xmlns:wp="http://schemas.openxmlformats.org/drawingml/2006/wordprocessingDrawing" xmlns:w10="urn:schemas-microsoft-com:office:word" xmlns:w="http://schemas.openxmlformats.org/wordprocessingml/2006/main" xmlns:w14="http://schemas.microsoft.com/office/word/2010/wordml" xmlns:w15="http://schemas.microsoft.com/office/word/2012/wordml" xmlns:wpg="http://schemas.microsoft.com/office/word/2010/wordprocessingGroup" xmlns:wpi="http://schemas.microsoft.com/office/word/2010/wordprocessingInk" xmlns:wne="http://schemas.microsoft.com/office/word/2006/wordml" xmlns:wps="http://schemas.microsoft.com/office/word/2010/wordprocessingShape" xmlns:wpsCustomData="http://www.wps.cn/officeDocument/2013/wpsCustomData" mc:Ignorable="w14 w15 wp14">
+<w:ftr xmlns:wpc="http://schemas.microsoft.com/office/word/2010/wordprocessingCanvas" xmlns:mc="http://schemas.openxmlformats.org/markup-compatibility/2006" xmlns:o="urn:schemas-microsoft-com:office:office" xmlns:r="http://schemas.openxmlformats.org/officeDocument/2006/relationships" xmlns:m="http://schemas.openxmlformats.org/officeDocument/2006/math" xmlns:v="urn:schemas-microsoft-com:vml" xmlns:wp14="http://schemas.microsoft.com/office/word/2010/wordprocessingDrawing" xmlns:wp="http://schemas.openxmlformats.org/drawingml/2006/wordprocessingDrawing" xmlns:w10="urn:schemas-microsoft-com:office:word" xmlns:w="http://schemas.openxmlformats.org/wordprocessingml/2006/main" xmlns:w14="http://schemas.microsoft.com/office/word/2010/wordml" xmlns:w15="http://schemas.microsoft.com/office/word/2012/wordml" xmlns:wne="http://schemas.microsoft.com/office/word/2006/wordml" xmlns:wpg="http://schemas.microsoft.com/office/word/2010/wordprocessingGroup" xmlns:wpi="http://schemas.microsoft.com/office/word/2010/wordprocessingInk" xmlns:wps="http://schemas.microsoft.com/office/word/2010/wordprocessingShape" mc:Ignorable="w14 w15 wp14">
   <w:p>
     <w:pPr>
       <w:spacing w:line="178" w:lineRule="auto"/>
       <w:ind w:left="4822"/>
       <w:rPr>
-        <w:rFonts w:ascii="Cambria" w:hAnsi="Cambria" w:eastAsia="Cambria" w:cs="Cambria"/>
+        <w:rFonts w:ascii="Cambria" w:eastAsia="Cambria" w:hAnsi="Cambria" w:cs="Cambria"/>
         <w:sz w:val="18"/>
         <w:szCs w:val="18"/>
       </w:rPr>
     </w:pPr>
     <w:r>
       <w:rPr>
-        <w:rFonts w:ascii="Cambria" w:hAnsi="Cambria" w:eastAsia="Cambria" w:cs="Cambria"/>
+        <w:rFonts w:ascii="Cambria" w:eastAsia="Cambria" w:hAnsi="Cambria" w:cs="Cambria"/>
         <w:sz w:val="18"/>
         <w:szCs w:val="18"/>
       </w:rPr>
@@ -2897,20 +2846,20 @@
 </file>
 
 <file path=word/footer2.xml><?xml version="1.0" encoding="utf-8"?>
-<w:ftr xmlns:wpc="http://schemas.microsoft.com/office/word/2010/wordprocessingCanvas" xmlns:mc="http://schemas.openxmlformats.org/markup-compatibility/2006" xmlns:o="urn:schemas-microsoft-com:office:office" xmlns:r="http://schemas.openxmlformats.org/officeDocument/2006/relationships" xmlns:m="http://schemas.openxmlformats.org/officeDocument/2006/math" xmlns:v="urn:schemas-microsoft-com:vml" xmlns:wp14="http://schemas.microsoft.com/office/word/2010/wordprocessingDrawing" xmlns:wp="http://schemas.openxmlformats.org/drawingml/2006/wordprocessingDrawing" xmlns:w10="urn:schemas-microsoft-com:office:word" xmlns:w="http://schemas.openxmlformats.org/wordprocessingml/2006/main" xmlns:w14="http://schemas.microsoft.com/office/word/2010/wordml" xmlns:w15="http://schemas.microsoft.com/office/word/2012/wordml" xmlns:wpg="http://schemas.microsoft.com/office/word/2010/wordprocessingGroup" xmlns:wpi="http://schemas.microsoft.com/office/word/2010/wordprocessingInk" xmlns:wne="http://schemas.microsoft.com/office/word/2006/wordml" xmlns:wps="http://schemas.microsoft.com/office/word/2010/wordprocessingShape" xmlns:wpsCustomData="http://www.wps.cn/officeDocument/2013/wpsCustomData" mc:Ignorable="w14 w15 wp14">
+<w:ftr xmlns:wpc="http://schemas.microsoft.com/office/word/2010/wordprocessingCanvas" xmlns:mc="http://schemas.openxmlformats.org/markup-compatibility/2006" xmlns:o="urn:schemas-microsoft-com:office:office" xmlns:r="http://schemas.openxmlformats.org/officeDocument/2006/relationships" xmlns:m="http://schemas.openxmlformats.org/officeDocument/2006/math" xmlns:v="urn:schemas-microsoft-com:vml" xmlns:wp14="http://schemas.microsoft.com/office/word/2010/wordprocessingDrawing" xmlns:wp="http://schemas.openxmlformats.org/drawingml/2006/wordprocessingDrawing" xmlns:w10="urn:schemas-microsoft-com:office:word" xmlns:w="http://schemas.openxmlformats.org/wordprocessingml/2006/main" xmlns:w14="http://schemas.microsoft.com/office/word/2010/wordml" xmlns:w15="http://schemas.microsoft.com/office/word/2012/wordml" xmlns:wne="http://schemas.microsoft.com/office/word/2006/wordml" xmlns:wpg="http://schemas.microsoft.com/office/word/2010/wordprocessingGroup" xmlns:wpi="http://schemas.microsoft.com/office/word/2010/wordprocessingInk" xmlns:wps="http://schemas.microsoft.com/office/word/2010/wordprocessingShape" mc:Ignorable="w14 w15 wp14">
   <w:p>
     <w:pPr>
       <w:spacing w:line="177" w:lineRule="auto"/>
       <w:ind w:left="4827"/>
       <w:rPr>
-        <w:rFonts w:ascii="Cambria" w:hAnsi="Cambria" w:eastAsia="Cambria" w:cs="Cambria"/>
+        <w:rFonts w:ascii="Cambria" w:eastAsia="Cambria" w:hAnsi="Cambria" w:cs="Cambria"/>
         <w:sz w:val="18"/>
         <w:szCs w:val="18"/>
       </w:rPr>
     </w:pPr>
     <w:r>
       <w:rPr>
-        <w:rFonts w:ascii="Cambria" w:hAnsi="Cambria" w:eastAsia="Cambria" w:cs="Cambria"/>
+        <w:rFonts w:ascii="Cambria" w:eastAsia="Cambria" w:hAnsi="Cambria" w:cs="Cambria"/>
         <w:sz w:val="18"/>
         <w:szCs w:val="18"/>
       </w:rPr>
@@ -2920,36 +2869,11 @@
 </w:ftr>
 </file>
 
-<file path=word/footnotes.xml><?xml version="1.0" encoding="utf-8"?>
-<w:footnotes xmlns:wpc="http://schemas.microsoft.com/office/word/2010/wordprocessingCanvas" xmlns:mc="http://schemas.openxmlformats.org/markup-compatibility/2006" xmlns:o="urn:schemas-microsoft-com:office:office" xmlns:r="http://schemas.openxmlformats.org/officeDocument/2006/relationships" xmlns:m="http://schemas.openxmlformats.org/officeDocument/2006/math" xmlns:v="urn:schemas-microsoft-com:vml" xmlns:wp14="http://schemas.microsoft.com/office/word/2010/wordprocessingDrawing" xmlns:wp="http://schemas.openxmlformats.org/drawingml/2006/wordprocessingDrawing" xmlns:w="http://schemas.openxmlformats.org/wordprocessingml/2006/main" xmlns:w14="http://schemas.microsoft.com/office/word/2010/wordml" xmlns:w15="http://schemas.microsoft.com/office/word/2012/wordml" xmlns:w10="urn:schemas-microsoft-com:office:word" xmlns:wpg="http://schemas.microsoft.com/office/word/2010/wordprocessingGroup" xmlns:wpi="http://schemas.microsoft.com/office/word/2010/wordprocessingInk" xmlns:wne="http://schemas.microsoft.com/office/word/2006/wordml" xmlns:wps="http://schemas.microsoft.com/office/word/2010/wordprocessingShape" xmlns:wpsCustomData="http://www.wps.cn/officeDocument/2013/wpsCustomData" mc:Ignorable="w14 w15 wp14">
-  <w:footnote w:type="separator" w:id="0">
-    <w:p>
-      <w:pPr>
-        <w:spacing w:line="360" w:lineRule="auto"/>
-      </w:pPr>
-      <w:r>
-        <w:separator/>
-      </w:r>
-    </w:p>
-  </w:footnote>
-  <w:footnote w:type="continuationSeparator" w:id="1">
-    <w:p>
-      <w:pPr>
-        <w:spacing w:line="360" w:lineRule="auto"/>
-      </w:pPr>
-      <w:r>
-        <w:continuationSeparator/>
-      </w:r>
-    </w:p>
-  </w:footnote>
-</w:footnotes>
-</file>
-
 <file path=word/header1.xml><?xml version="1.0" encoding="utf-8"?>
-<w:hdr xmlns:wpc="http://schemas.microsoft.com/office/word/2010/wordprocessingCanvas" xmlns:mc="http://schemas.openxmlformats.org/markup-compatibility/2006" xmlns:o="urn:schemas-microsoft-com:office:office" xmlns:r="http://schemas.openxmlformats.org/officeDocument/2006/relationships" xmlns:m="http://schemas.openxmlformats.org/officeDocument/2006/math" xmlns:v="urn:schemas-microsoft-com:vml" xmlns:wp14="http://schemas.microsoft.com/office/word/2010/wordprocessingDrawing" xmlns:wp="http://schemas.openxmlformats.org/drawingml/2006/wordprocessingDrawing" xmlns:w10="urn:schemas-microsoft-com:office:word" xmlns:w="http://schemas.openxmlformats.org/wordprocessingml/2006/main" xmlns:w14="http://schemas.microsoft.com/office/word/2010/wordml" xmlns:w15="http://schemas.microsoft.com/office/word/2012/wordml" xmlns:wpg="http://schemas.microsoft.com/office/word/2010/wordprocessingGroup" xmlns:wpi="http://schemas.microsoft.com/office/word/2010/wordprocessingInk" xmlns:wne="http://schemas.microsoft.com/office/word/2006/wordml" xmlns:wps="http://schemas.microsoft.com/office/word/2010/wordprocessingShape" xmlns:wpsCustomData="http://www.wps.cn/officeDocument/2013/wpsCustomData" mc:Ignorable="w14 w15 wp14">
+<w:hdr xmlns:wpc="http://schemas.microsoft.com/office/word/2010/wordprocessingCanvas" xmlns:mc="http://schemas.openxmlformats.org/markup-compatibility/2006" xmlns:o="urn:schemas-microsoft-com:office:office" xmlns:r="http://schemas.openxmlformats.org/officeDocument/2006/relationships" xmlns:m="http://schemas.openxmlformats.org/officeDocument/2006/math" xmlns:v="urn:schemas-microsoft-com:vml" xmlns:wp14="http://schemas.microsoft.com/office/word/2010/wordprocessingDrawing" xmlns:wp="http://schemas.openxmlformats.org/drawingml/2006/wordprocessingDrawing" xmlns:w10="urn:schemas-microsoft-com:office:word" xmlns:w="http://schemas.openxmlformats.org/wordprocessingml/2006/main" xmlns:w14="http://schemas.microsoft.com/office/word/2010/wordml" xmlns:w15="http://schemas.microsoft.com/office/word/2012/wordml" xmlns:wne="http://schemas.microsoft.com/office/word/2006/wordml" xmlns:wpg="http://schemas.microsoft.com/office/word/2010/wordprocessingGroup" xmlns:wpi="http://schemas.microsoft.com/office/word/2010/wordprocessingInk" xmlns:wps="http://schemas.microsoft.com/office/word/2010/wordprocessingShape" mc:Ignorable="w14 w15 wp14">
   <w:p>
     <w:pPr>
-      <w:pStyle w:val="12"/>
+      <w:pStyle w:val="BodyText"/>
       <w:spacing w:line="52" w:lineRule="auto"/>
       <w:rPr>
         <w:sz w:val="2"/>
@@ -2957,11 +2881,8 @@
     </w:pPr>
     <w:r>
       <w:pict>
-        <v:shape id="_x0000_s4097" o:spid="_x0000_s4097" style="position:absolute;left:0pt;margin-left:88.4pt;margin-top:54.1pt;height:0.75pt;width:418.5pt;mso-position-horizontal-relative:page;mso-position-vertical-relative:page;z-index:251659264;mso-width-relative:page;mso-height-relative:page;" filled="f" stroked="t" coordsize="8370,15" o:allowincell="f" path="m0,7l8369,7e">
-          <v:fill on="f" focussize="0,0"/>
+        <v:shape id="_x0000_s4097" o:spid="_x0000_s2049" style="height:0.75pt;margin-left:88.4pt;margin-top:54.1pt;mso-height-relative:page;mso-position-horizontal-relative:page;mso-position-vertical-relative:page;mso-width-relative:page;position:absolute;width:418.5pt;z-index:251658240" coordsize="8370,15" o:allowincell="f" path="m,7l8369,7e" filled="f" stroked="t">
           <v:stroke joinstyle="miter"/>
-          <v:imagedata o:title=""/>
-          <o:lock v:ext="edit"/>
         </v:shape>
       </w:pict>
     </w:r>
@@ -2970,10 +2891,10 @@
 </file>
 
 <file path=word/header2.xml><?xml version="1.0" encoding="utf-8"?>
-<w:hdr xmlns:wpc="http://schemas.microsoft.com/office/word/2010/wordprocessingCanvas" xmlns:mc="http://schemas.openxmlformats.org/markup-compatibility/2006" xmlns:o="urn:schemas-microsoft-com:office:office" xmlns:r="http://schemas.openxmlformats.org/officeDocument/2006/relationships" xmlns:m="http://schemas.openxmlformats.org/officeDocument/2006/math" xmlns:v="urn:schemas-microsoft-com:vml" xmlns:wp14="http://schemas.microsoft.com/office/word/2010/wordprocessingDrawing" xmlns:wp="http://schemas.openxmlformats.org/drawingml/2006/wordprocessingDrawing" xmlns:w10="urn:schemas-microsoft-com:office:word" xmlns:w="http://schemas.openxmlformats.org/wordprocessingml/2006/main" xmlns:w14="http://schemas.microsoft.com/office/word/2010/wordml" xmlns:w15="http://schemas.microsoft.com/office/word/2012/wordml" xmlns:wpg="http://schemas.microsoft.com/office/word/2010/wordprocessingGroup" xmlns:wpi="http://schemas.microsoft.com/office/word/2010/wordprocessingInk" xmlns:wne="http://schemas.microsoft.com/office/word/2006/wordml" xmlns:wps="http://schemas.microsoft.com/office/word/2010/wordprocessingShape" xmlns:wpsCustomData="http://www.wps.cn/officeDocument/2013/wpsCustomData" mc:Ignorable="w14 w15 wp14">
+<w:hdr xmlns:wpc="http://schemas.microsoft.com/office/word/2010/wordprocessingCanvas" xmlns:mc="http://schemas.openxmlformats.org/markup-compatibility/2006" xmlns:o="urn:schemas-microsoft-com:office:office" xmlns:r="http://schemas.openxmlformats.org/officeDocument/2006/relationships" xmlns:m="http://schemas.openxmlformats.org/officeDocument/2006/math" xmlns:v="urn:schemas-microsoft-com:vml" xmlns:wp14="http://schemas.microsoft.com/office/word/2010/wordprocessingDrawing" xmlns:wp="http://schemas.openxmlformats.org/drawingml/2006/wordprocessingDrawing" xmlns:w10="urn:schemas-microsoft-com:office:word" xmlns:w="http://schemas.openxmlformats.org/wordprocessingml/2006/main" xmlns:w14="http://schemas.microsoft.com/office/word/2010/wordml" xmlns:w15="http://schemas.microsoft.com/office/word/2012/wordml" xmlns:wne="http://schemas.microsoft.com/office/word/2006/wordml" xmlns:wpg="http://schemas.microsoft.com/office/word/2010/wordprocessingGroup" xmlns:wpi="http://schemas.microsoft.com/office/word/2010/wordprocessingInk" xmlns:wps="http://schemas.microsoft.com/office/word/2010/wordprocessingShape" mc:Ignorable="w14 w15 wp14">
   <w:p>
     <w:pPr>
-      <w:pStyle w:val="12"/>
+      <w:pStyle w:val="BodyText"/>
       <w:spacing w:line="52" w:lineRule="auto"/>
       <w:rPr>
         <w:sz w:val="2"/>
@@ -2981,11 +2902,8 @@
     </w:pPr>
     <w:r>
       <w:pict>
-        <v:shape id="_x0000_s4098" o:spid="_x0000_s4098" style="position:absolute;left:0pt;margin-left:88.4pt;margin-top:54.1pt;height:0.75pt;width:418.5pt;mso-position-horizontal-relative:page;mso-position-vertical-relative:page;z-index:251660288;mso-width-relative:page;mso-height-relative:page;" filled="f" stroked="t" coordsize="8370,15" o:allowincell="f" path="m0,7l8369,7e">
-          <v:fill on="f" focussize="0,0"/>
+        <v:shape id="_x0000_s4098" o:spid="_x0000_s2050" style="height:0.75pt;margin-left:88.4pt;margin-top:54.1pt;mso-height-relative:page;mso-position-horizontal-relative:page;mso-position-vertical-relative:page;mso-width-relative:page;position:absolute;width:418.5pt;z-index:251659264" coordsize="8370,15" o:allowincell="f" path="m,7l8369,7e" filled="f" stroked="t">
           <v:stroke joinstyle="miter"/>
-          <v:imagedata o:title=""/>
-          <o:lock v:ext="edit"/>
         </v:shape>
       </w:pict>
     </w:r>
@@ -2994,10 +2912,10 @@
 </file>
 
 <file path=word/header3.xml><?xml version="1.0" encoding="utf-8"?>
-<w:hdr xmlns:wpc="http://schemas.microsoft.com/office/word/2010/wordprocessingCanvas" xmlns:mc="http://schemas.openxmlformats.org/markup-compatibility/2006" xmlns:o="urn:schemas-microsoft-com:office:office" xmlns:r="http://schemas.openxmlformats.org/officeDocument/2006/relationships" xmlns:m="http://schemas.openxmlformats.org/officeDocument/2006/math" xmlns:v="urn:schemas-microsoft-com:vml" xmlns:wp14="http://schemas.microsoft.com/office/word/2010/wordprocessingDrawing" xmlns:wp="http://schemas.openxmlformats.org/drawingml/2006/wordprocessingDrawing" xmlns:w10="urn:schemas-microsoft-com:office:word" xmlns:w="http://schemas.openxmlformats.org/wordprocessingml/2006/main" xmlns:w14="http://schemas.microsoft.com/office/word/2010/wordml" xmlns:w15="http://schemas.microsoft.com/office/word/2012/wordml" xmlns:wpg="http://schemas.microsoft.com/office/word/2010/wordprocessingGroup" xmlns:wpi="http://schemas.microsoft.com/office/word/2010/wordprocessingInk" xmlns:wne="http://schemas.microsoft.com/office/word/2006/wordml" xmlns:wps="http://schemas.microsoft.com/office/word/2010/wordprocessingShape" xmlns:wpsCustomData="http://www.wps.cn/officeDocument/2013/wpsCustomData" mc:Ignorable="w14 w15 wp14">
+<w:hdr xmlns:wpc="http://schemas.microsoft.com/office/word/2010/wordprocessingCanvas" xmlns:mc="http://schemas.openxmlformats.org/markup-compatibility/2006" xmlns:o="urn:schemas-microsoft-com:office:office" xmlns:r="http://schemas.openxmlformats.org/officeDocument/2006/relationships" xmlns:m="http://schemas.openxmlformats.org/officeDocument/2006/math" xmlns:v="urn:schemas-microsoft-com:vml" xmlns:wp14="http://schemas.microsoft.com/office/word/2010/wordprocessingDrawing" xmlns:wp="http://schemas.openxmlformats.org/drawingml/2006/wordprocessingDrawing" xmlns:w10="urn:schemas-microsoft-com:office:word" xmlns:w="http://schemas.openxmlformats.org/wordprocessingml/2006/main" xmlns:w14="http://schemas.microsoft.com/office/word/2010/wordml" xmlns:w15="http://schemas.microsoft.com/office/word/2012/wordml" xmlns:wne="http://schemas.microsoft.com/office/word/2006/wordml" xmlns:wpg="http://schemas.microsoft.com/office/word/2010/wordprocessingGroup" xmlns:wpi="http://schemas.microsoft.com/office/word/2010/wordprocessingInk" xmlns:wps="http://schemas.microsoft.com/office/word/2010/wordprocessingShape" mc:Ignorable="w14 w15 wp14">
   <w:p>
     <w:pPr>
-      <w:pStyle w:val="12"/>
+      <w:pStyle w:val="BodyText"/>
       <w:spacing w:line="14" w:lineRule="auto"/>
       <w:rPr>
         <w:sz w:val="2"/>
@@ -3008,10 +2926,10 @@
 </file>
 
 <file path=word/header4.xml><?xml version="1.0" encoding="utf-8"?>
-<w:hdr xmlns:wpc="http://schemas.microsoft.com/office/word/2010/wordprocessingCanvas" xmlns:mc="http://schemas.openxmlformats.org/markup-compatibility/2006" xmlns:o="urn:schemas-microsoft-com:office:office" xmlns:r="http://schemas.openxmlformats.org/officeDocument/2006/relationships" xmlns:m="http://schemas.openxmlformats.org/officeDocument/2006/math" xmlns:v="urn:schemas-microsoft-com:vml" xmlns:wp14="http://schemas.microsoft.com/office/word/2010/wordprocessingDrawing" xmlns:wp="http://schemas.openxmlformats.org/drawingml/2006/wordprocessingDrawing" xmlns:w10="urn:schemas-microsoft-com:office:word" xmlns:w="http://schemas.openxmlformats.org/wordprocessingml/2006/main" xmlns:w14="http://schemas.microsoft.com/office/word/2010/wordml" xmlns:w15="http://schemas.microsoft.com/office/word/2012/wordml" xmlns:wpg="http://schemas.microsoft.com/office/word/2010/wordprocessingGroup" xmlns:wpi="http://schemas.microsoft.com/office/word/2010/wordprocessingInk" xmlns:wne="http://schemas.microsoft.com/office/word/2006/wordml" xmlns:wps="http://schemas.microsoft.com/office/word/2010/wordprocessingShape" xmlns:wpsCustomData="http://www.wps.cn/officeDocument/2013/wpsCustomData" mc:Ignorable="w14 w15 wp14">
+<w:hdr xmlns:wpc="http://schemas.microsoft.com/office/word/2010/wordprocessingCanvas" xmlns:mc="http://schemas.openxmlformats.org/markup-compatibility/2006" xmlns:o="urn:schemas-microsoft-com:office:office" xmlns:r="http://schemas.openxmlformats.org/officeDocument/2006/relationships" xmlns:m="http://schemas.openxmlformats.org/officeDocument/2006/math" xmlns:v="urn:schemas-microsoft-com:vml" xmlns:wp14="http://schemas.microsoft.com/office/word/2010/wordprocessingDrawing" xmlns:wp="http://schemas.openxmlformats.org/drawingml/2006/wordprocessingDrawing" xmlns:w10="urn:schemas-microsoft-com:office:word" xmlns:w="http://schemas.openxmlformats.org/wordprocessingml/2006/main" xmlns:w14="http://schemas.microsoft.com/office/word/2010/wordml" xmlns:w15="http://schemas.microsoft.com/office/word/2012/wordml" xmlns:wne="http://schemas.microsoft.com/office/word/2006/wordml" xmlns:wpg="http://schemas.microsoft.com/office/word/2010/wordprocessingGroup" xmlns:wpi="http://schemas.microsoft.com/office/word/2010/wordprocessingInk" xmlns:wps="http://schemas.microsoft.com/office/word/2010/wordprocessingShape" mc:Ignorable="w14 w15 wp14">
   <w:p>
     <w:pPr>
-      <w:pStyle w:val="12"/>
+      <w:pStyle w:val="BodyText"/>
       <w:spacing w:line="14" w:lineRule="auto"/>
       <w:rPr>
         <w:sz w:val="2"/>
@@ -3022,15 +2940,15 @@
 </file>
 
 <file path=word/numbering.xml><?xml version="1.0" encoding="utf-8"?>
-<w:numbering xmlns:wpc="http://schemas.microsoft.com/office/word/2010/wordprocessingCanvas" xmlns:mc="http://schemas.openxmlformats.org/markup-compatibility/2006" xmlns:o="urn:schemas-microsoft-com:office:office" xmlns:r="http://schemas.openxmlformats.org/officeDocument/2006/relationships" xmlns:m="http://schemas.openxmlformats.org/officeDocument/2006/math" xmlns:v="urn:schemas-microsoft-com:vml" xmlns:wp14="http://schemas.microsoft.com/office/word/2010/wordprocessingDrawing" xmlns:wp="http://schemas.openxmlformats.org/drawingml/2006/wordprocessingDrawing" xmlns:w10="urn:schemas-microsoft-com:office:word" xmlns:w="http://schemas.openxmlformats.org/wordprocessingml/2006/main" xmlns:w14="http://schemas.microsoft.com/office/word/2010/wordml" xmlns:wpg="http://schemas.microsoft.com/office/word/2010/wordprocessingGroup" xmlns:wpi="http://schemas.microsoft.com/office/word/2010/wordprocessingInk" xmlns:wne="http://schemas.microsoft.com/office/word/2006/wordml" xmlns:wps="http://schemas.microsoft.com/office/word/2010/wordprocessingShape" xmlns:wpsCustomData="http://www.wps.cn/officeDocument/2013/wpsCustomData" mc:Ignorable="w14 wp14">
+<w:numbering xmlns:wpc="http://schemas.microsoft.com/office/word/2010/wordprocessingCanvas" xmlns:mc="http://schemas.openxmlformats.org/markup-compatibility/2006" xmlns:o="urn:schemas-microsoft-com:office:office" xmlns:r="http://schemas.openxmlformats.org/officeDocument/2006/relationships" xmlns:m="http://schemas.openxmlformats.org/officeDocument/2006/math" xmlns:v="urn:schemas-microsoft-com:vml" xmlns:wp14="http://schemas.microsoft.com/office/word/2010/wordprocessingDrawing" xmlns:wp="http://schemas.openxmlformats.org/drawingml/2006/wordprocessingDrawing" xmlns:w10="urn:schemas-microsoft-com:office:word" xmlns:w="http://schemas.openxmlformats.org/wordprocessingml/2006/main" xmlns:w14="http://schemas.microsoft.com/office/word/2010/wordml" xmlns:w15="http://schemas.microsoft.com/office/word/2012/wordml" xmlns:wne="http://schemas.microsoft.com/office/word/2006/wordml" xmlns:wpg="http://schemas.microsoft.com/office/word/2010/wordprocessingGroup" xmlns:wpi="http://schemas.microsoft.com/office/word/2010/wordprocessingInk" xmlns:wps="http://schemas.microsoft.com/office/word/2010/wordprocessingShape" mc:Ignorable="w14 w15 wp14">
   <w:abstractNum w:abstractNumId="0">
     <w:nsid w:val="8E964DCE"/>
     <w:multiLevelType w:val="multilevel"/>
     <w:tmpl w:val="8E964DCE"/>
-    <w:lvl w:ilvl="0" w:tentative="0">
+    <w:lvl w:ilvl="0">
       <w:start w:val="1"/>
       <w:numFmt w:val="decimal"/>
-      <w:pStyle w:val="2"/>
+      <w:pStyle w:val="Heading1"/>
       <w:lvlText w:val="%1."/>
       <w:lvlJc w:val="left"/>
       <w:pPr>
@@ -3040,10 +2958,10 @@
         <w:rFonts w:hint="default"/>
       </w:rPr>
     </w:lvl>
-    <w:lvl w:ilvl="1" w:tentative="0">
+    <w:lvl w:ilvl="1">
       <w:start w:val="1"/>
       <w:numFmt w:val="decimal"/>
-      <w:pStyle w:val="3"/>
+      <w:pStyle w:val="Heading2"/>
       <w:lvlText w:val="%1.%2."/>
       <w:lvlJc w:val="left"/>
       <w:pPr>
@@ -3053,10 +2971,10 @@
         <w:rFonts w:hint="default"/>
       </w:rPr>
     </w:lvl>
-    <w:lvl w:ilvl="2" w:tentative="0">
+    <w:lvl w:ilvl="2">
       <w:start w:val="1"/>
       <w:numFmt w:val="decimal"/>
-      <w:pStyle w:val="4"/>
+      <w:pStyle w:val="Heading3"/>
       <w:lvlText w:val="%1.%2.%3."/>
       <w:lvlJc w:val="left"/>
       <w:pPr>
@@ -3066,10 +2984,10 @@
         <w:rFonts w:hint="default"/>
       </w:rPr>
     </w:lvl>
-    <w:lvl w:ilvl="3" w:tentative="0">
+    <w:lvl w:ilvl="3">
       <w:start w:val="1"/>
       <w:numFmt w:val="decimal"/>
-      <w:pStyle w:val="5"/>
+      <w:pStyle w:val="Heading4"/>
       <w:lvlText w:val="%1.%2.%3.%4."/>
       <w:lvlJc w:val="left"/>
       <w:pPr>
@@ -3079,10 +2997,10 @@
         <w:rFonts w:hint="default"/>
       </w:rPr>
     </w:lvl>
-    <w:lvl w:ilvl="4" w:tentative="0">
+    <w:lvl w:ilvl="4">
       <w:start w:val="1"/>
       <w:numFmt w:val="decimal"/>
-      <w:pStyle w:val="6"/>
+      <w:pStyle w:val="Heading5"/>
       <w:lvlText w:val="%1.%2.%3.%4.%5."/>
       <w:lvlJc w:val="left"/>
       <w:pPr>
@@ -3092,10 +3010,10 @@
         <w:rFonts w:hint="default"/>
       </w:rPr>
     </w:lvl>
-    <w:lvl w:ilvl="5" w:tentative="0">
+    <w:lvl w:ilvl="5">
       <w:start w:val="1"/>
       <w:numFmt w:val="decimal"/>
-      <w:pStyle w:val="7"/>
+      <w:pStyle w:val="Heading6"/>
       <w:lvlText w:val="%1.%2.%3.%4.%5.%6."/>
       <w:lvlJc w:val="left"/>
       <w:pPr>
@@ -3105,10 +3023,10 @@
         <w:rFonts w:hint="default"/>
       </w:rPr>
     </w:lvl>
-    <w:lvl w:ilvl="6" w:tentative="0">
+    <w:lvl w:ilvl="6">
       <w:start w:val="1"/>
       <w:numFmt w:val="decimal"/>
-      <w:pStyle w:val="8"/>
+      <w:pStyle w:val="Heading7"/>
       <w:lvlText w:val="%1.%2.%3.%4.%5.%6.%7."/>
       <w:lvlJc w:val="left"/>
       <w:pPr>
@@ -3118,10 +3036,10 @@
         <w:rFonts w:hint="default"/>
       </w:rPr>
     </w:lvl>
-    <w:lvl w:ilvl="7" w:tentative="0">
+    <w:lvl w:ilvl="7">
       <w:start w:val="1"/>
       <w:numFmt w:val="decimal"/>
-      <w:pStyle w:val="9"/>
+      <w:pStyle w:val="Heading8"/>
       <w:lvlText w:val="%1.%2.%3.%4.%5.%6.%7.%8."/>
       <w:lvlJc w:val="left"/>
       <w:pPr>
@@ -3131,10 +3049,10 @@
         <w:rFonts w:hint="default"/>
       </w:rPr>
     </w:lvl>
-    <w:lvl w:ilvl="8" w:tentative="0">
+    <w:lvl w:ilvl="8">
       <w:start w:val="1"/>
       <w:numFmt w:val="decimal"/>
-      <w:pStyle w:val="10"/>
+      <w:pStyle w:val="Heading9"/>
       <w:lvlText w:val="%1.%2.%3.%4.%5.%6.%7.%8.%9."/>
       <w:lvlJc w:val="left"/>
       <w:pPr>
@@ -3149,112 +3067,112 @@
     <w:nsid w:val="4EBFB4F7"/>
     <w:multiLevelType w:val="multilevel"/>
     <w:tmpl w:val="4EBFB4F7"/>
-    <w:lvl w:ilvl="0" w:tentative="0">
+    <w:lvl w:ilvl="0">
       <w:start w:val="2"/>
       <w:numFmt w:val="decimal"/>
       <w:suff w:val="space"/>
       <w:lvlText w:val="%1."/>
       <w:lvlJc w:val="left"/>
     </w:lvl>
-    <w:lvl w:ilvl="1" w:tentative="0">
+    <w:lvl w:ilvl="1">
       <w:start w:val="1"/>
       <w:numFmt w:val="decimal"/>
       <w:suff w:val="space"/>
       <w:lvlText w:val="%1.%2"/>
       <w:lvlJc w:val="left"/>
       <w:pPr>
-        <w:ind w:left="0" w:leftChars="0" w:firstLine="0" w:firstLineChars="0"/>
+        <w:ind w:left="0" w:firstLine="0" w:leftChars="0" w:firstLineChars="0"/>
       </w:pPr>
       <w:rPr>
         <w:rFonts w:hint="default"/>
       </w:rPr>
     </w:lvl>
-    <w:lvl w:ilvl="2" w:tentative="0">
+    <w:lvl w:ilvl="2">
       <w:start w:val="1"/>
       <w:numFmt w:val="decimal"/>
       <w:suff w:val="space"/>
       <w:lvlText w:val="%1.%2.%3"/>
       <w:lvlJc w:val="left"/>
       <w:pPr>
-        <w:ind w:left="0" w:leftChars="0" w:firstLine="0" w:firstLineChars="0"/>
+        <w:ind w:left="0" w:firstLine="0" w:leftChars="0" w:firstLineChars="0"/>
       </w:pPr>
       <w:rPr>
         <w:rFonts w:hint="default"/>
       </w:rPr>
     </w:lvl>
-    <w:lvl w:ilvl="3" w:tentative="0">
+    <w:lvl w:ilvl="3">
       <w:start w:val="1"/>
       <w:numFmt w:val="decimal"/>
       <w:suff w:val="space"/>
       <w:lvlText w:val="%1.%2.%3.%4"/>
       <w:lvlJc w:val="left"/>
       <w:pPr>
-        <w:ind w:left="0" w:leftChars="0" w:firstLine="0" w:firstLineChars="0"/>
+        <w:ind w:left="0" w:firstLine="0" w:leftChars="0" w:firstLineChars="0"/>
       </w:pPr>
       <w:rPr>
         <w:rFonts w:hint="default"/>
       </w:rPr>
     </w:lvl>
-    <w:lvl w:ilvl="4" w:tentative="0">
+    <w:lvl w:ilvl="4">
       <w:start w:val="1"/>
       <w:numFmt w:val="decimal"/>
       <w:suff w:val="space"/>
       <w:lvlText w:val="%1.%2.%3.%4.%5"/>
       <w:lvlJc w:val="left"/>
       <w:pPr>
-        <w:ind w:left="0" w:leftChars="0" w:firstLine="0" w:firstLineChars="0"/>
+        <w:ind w:left="0" w:firstLine="0" w:leftChars="0" w:firstLineChars="0"/>
       </w:pPr>
       <w:rPr>
         <w:rFonts w:hint="default"/>
       </w:rPr>
     </w:lvl>
-    <w:lvl w:ilvl="5" w:tentative="0">
+    <w:lvl w:ilvl="5">
       <w:start w:val="1"/>
       <w:numFmt w:val="decimal"/>
       <w:suff w:val="space"/>
       <w:lvlText w:val="%1.%2.%3.%4.%5.%6"/>
       <w:lvlJc w:val="left"/>
       <w:pPr>
-        <w:ind w:left="0" w:leftChars="0" w:firstLine="0" w:firstLineChars="0"/>
+        <w:ind w:left="0" w:firstLine="0" w:leftChars="0" w:firstLineChars="0"/>
       </w:pPr>
       <w:rPr>
         <w:rFonts w:hint="default"/>
       </w:rPr>
     </w:lvl>
-    <w:lvl w:ilvl="6" w:tentative="0">
+    <w:lvl w:ilvl="6">
       <w:start w:val="1"/>
       <w:numFmt w:val="decimal"/>
       <w:suff w:val="space"/>
       <w:lvlText w:val="%1.%2.%3.%4.%5.%6.%7"/>
       <w:lvlJc w:val="left"/>
       <w:pPr>
-        <w:ind w:left="0" w:leftChars="0" w:firstLine="0" w:firstLineChars="0"/>
+        <w:ind w:left="0" w:firstLine="0" w:leftChars="0" w:firstLineChars="0"/>
       </w:pPr>
       <w:rPr>
         <w:rFonts w:hint="default"/>
       </w:rPr>
     </w:lvl>
-    <w:lvl w:ilvl="7" w:tentative="0">
+    <w:lvl w:ilvl="7">
       <w:start w:val="1"/>
       <w:numFmt w:val="decimal"/>
       <w:suff w:val="space"/>
       <w:lvlText w:val="%1.%2.%3.%4.%5.%6.%7.%8"/>
       <w:lvlJc w:val="left"/>
       <w:pPr>
-        <w:ind w:left="0" w:leftChars="0" w:firstLine="0" w:firstLineChars="0"/>
+        <w:ind w:left="0" w:firstLine="0" w:leftChars="0" w:firstLineChars="0"/>
       </w:pPr>
       <w:rPr>
         <w:rFonts w:hint="default"/>
       </w:rPr>
     </w:lvl>
-    <w:lvl w:ilvl="8" w:tentative="0">
+    <w:lvl w:ilvl="8">
       <w:start w:val="1"/>
       <w:numFmt w:val="decimal"/>
       <w:suff w:val="space"/>
       <w:lvlText w:val="%1.%2.%3.%4.%5.%6.%7.%8.%9"/>
       <w:lvlJc w:val="left"/>
       <w:pPr>
-        <w:ind w:left="0" w:leftChars="0" w:firstLine="0" w:firstLineChars="0"/>
+        <w:ind w:left="0" w:firstLine="0" w:leftChars="0" w:firstLineChars="0"/>
       </w:pPr>
       <w:rPr>
         <w:rFonts w:hint="default"/>
@@ -3271,269 +3189,267 @@
 </file>
 
 <file path=word/styles.xml><?xml version="1.0" encoding="utf-8"?>
-<w:styles xmlns:mc="http://schemas.openxmlformats.org/markup-compatibility/2006" xmlns:o="urn:schemas-microsoft-com:office:office" xmlns:r="http://schemas.openxmlformats.org/officeDocument/2006/relationships" xmlns:m="http://schemas.openxmlformats.org/officeDocument/2006/math" xmlns:v="urn:schemas-microsoft-com:vml" xmlns:w="http://schemas.openxmlformats.org/wordprocessingml/2006/main" xmlns:w14="http://schemas.microsoft.com/office/word/2010/wordml" xmlns:w10="urn:schemas-microsoft-com:office:word" xmlns:sl="http://schemas.openxmlformats.org/schemaLibrary/2006/main" xmlns:wpsCustomData="http://www.wps.cn/officeDocument/2013/wpsCustomData" mc:Ignorable="w14">
+<w:styles xmlns:mc="http://schemas.openxmlformats.org/markup-compatibility/2006" xmlns:r="http://schemas.openxmlformats.org/officeDocument/2006/relationships" xmlns:w="http://schemas.openxmlformats.org/wordprocessingml/2006/main" xmlns:w14="http://schemas.microsoft.com/office/word/2010/wordml" xmlns:w15="http://schemas.microsoft.com/office/word/2012/wordml" mc:Ignorable="w14 w15">
   <w:docDefaults>
     <w:rPrDefault>
       <w:rPr>
-        <w:rFonts w:ascii="Arial" w:hAnsi="Arial" w:eastAsia="Arial" w:cs="Arial"/>
+        <w:rFonts w:ascii="Arial" w:eastAsia="Arial" w:hAnsi="Arial" w:cs="Arial"/>
       </w:rPr>
     </w:rPrDefault>
     <w:pPrDefault/>
   </w:docDefaults>
-  <w:latentStyles w:count="260" w:defQFormat="0" w:defUnhideWhenUsed="1" w:defSemiHidden="1" w:defUIPriority="99" w:defLockedState="0">
-    <w:lsdException w:qFormat="1" w:unhideWhenUsed="0" w:uiPriority="0" w:semiHidden="0" w:name="Normal"/>
-    <w:lsdException w:qFormat="1" w:unhideWhenUsed="0" w:uiPriority="0" w:semiHidden="0" w:name="heading 1"/>
-    <w:lsdException w:qFormat="1" w:uiPriority="0" w:semiHidden="0" w:name="heading 2"/>
-    <w:lsdException w:qFormat="1" w:uiPriority="0" w:name="heading 3"/>
-    <w:lsdException w:qFormat="1" w:uiPriority="0" w:semiHidden="0" w:name="heading 4"/>
-    <w:lsdException w:qFormat="1" w:uiPriority="0" w:name="heading 5"/>
-    <w:lsdException w:qFormat="1" w:uiPriority="0" w:name="heading 6"/>
-    <w:lsdException w:qFormat="1" w:uiPriority="0" w:name="heading 7"/>
-    <w:lsdException w:qFormat="1" w:uiPriority="0" w:name="heading 8"/>
-    <w:lsdException w:qFormat="1" w:uiPriority="0" w:name="heading 9"/>
-    <w:lsdException w:unhideWhenUsed="0" w:uiPriority="0" w:semiHidden="0" w:name="index 1"/>
-    <w:lsdException w:unhideWhenUsed="0" w:uiPriority="0" w:semiHidden="0" w:name="index 2"/>
-    <w:lsdException w:unhideWhenUsed="0" w:uiPriority="0" w:semiHidden="0" w:name="index 3"/>
-    <w:lsdException w:unhideWhenUsed="0" w:uiPriority="0" w:semiHidden="0" w:name="index 4"/>
-    <w:lsdException w:unhideWhenUsed="0" w:uiPriority="0" w:semiHidden="0" w:name="index 5"/>
-    <w:lsdException w:unhideWhenUsed="0" w:uiPriority="0" w:semiHidden="0" w:name="index 6"/>
-    <w:lsdException w:unhideWhenUsed="0" w:uiPriority="0" w:semiHidden="0" w:name="index 7"/>
-    <w:lsdException w:unhideWhenUsed="0" w:uiPriority="0" w:semiHidden="0" w:name="index 8"/>
-    <w:lsdException w:unhideWhenUsed="0" w:uiPriority="0" w:semiHidden="0" w:name="index 9"/>
-    <w:lsdException w:qFormat="1" w:unhideWhenUsed="0" w:uiPriority="0" w:semiHidden="0" w:name="toc 1"/>
-    <w:lsdException w:qFormat="1" w:unhideWhenUsed="0" w:uiPriority="0" w:semiHidden="0" w:name="toc 2"/>
-    <w:lsdException w:qFormat="1" w:unhideWhenUsed="0" w:uiPriority="0" w:semiHidden="0" w:name="toc 3"/>
-    <w:lsdException w:unhideWhenUsed="0" w:uiPriority="0" w:semiHidden="0" w:name="toc 4"/>
-    <w:lsdException w:unhideWhenUsed="0" w:uiPriority="0" w:semiHidden="0" w:name="toc 5"/>
-    <w:lsdException w:unhideWhenUsed="0" w:uiPriority="0" w:semiHidden="0" w:name="toc 6"/>
-    <w:lsdException w:unhideWhenUsed="0" w:uiPriority="0" w:semiHidden="0" w:name="toc 7"/>
-    <w:lsdException w:unhideWhenUsed="0" w:uiPriority="0" w:semiHidden="0" w:name="toc 8"/>
-    <w:lsdException w:unhideWhenUsed="0" w:uiPriority="0" w:semiHidden="0" w:name="toc 9"/>
-    <w:lsdException w:unhideWhenUsed="0" w:uiPriority="0" w:semiHidden="0" w:name="Normal Indent"/>
-    <w:lsdException w:unhideWhenUsed="0" w:uiPriority="0" w:semiHidden="0" w:name="footnote text"/>
-    <w:lsdException w:qFormat="1" w:unhideWhenUsed="0" w:uiPriority="0" w:semiHidden="0" w:name="annotation text"/>
-    <w:lsdException w:qFormat="1" w:unhideWhenUsed="0" w:uiPriority="0" w:semiHidden="0" w:name="header"/>
-    <w:lsdException w:qFormat="1" w:unhideWhenUsed="0" w:uiPriority="0" w:semiHidden="0" w:name="footer"/>
-    <w:lsdException w:unhideWhenUsed="0" w:uiPriority="0" w:semiHidden="0" w:name="index heading"/>
-    <w:lsdException w:qFormat="1" w:uiPriority="0" w:name="caption"/>
-    <w:lsdException w:unhideWhenUsed="0" w:uiPriority="0" w:semiHidden="0" w:name="table of figures"/>
-    <w:lsdException w:unhideWhenUsed="0" w:uiPriority="0" w:semiHidden="0" w:name="envelope address"/>
-    <w:lsdException w:unhideWhenUsed="0" w:uiPriority="0" w:semiHidden="0" w:name="envelope return"/>
-    <w:lsdException w:unhideWhenUsed="0" w:uiPriority="0" w:semiHidden="0" w:name="footnote reference"/>
-    <w:lsdException w:unhideWhenUsed="0" w:uiPriority="0" w:semiHidden="0" w:name="annotation reference"/>
-    <w:lsdException w:unhideWhenUsed="0" w:uiPriority="0" w:semiHidden="0" w:name="line number"/>
-    <w:lsdException w:unhideWhenUsed="0" w:uiPriority="0" w:semiHidden="0" w:name="page number"/>
-    <w:lsdException w:unhideWhenUsed="0" w:uiPriority="0" w:semiHidden="0" w:name="endnote reference"/>
-    <w:lsdException w:unhideWhenUsed="0" w:uiPriority="0" w:semiHidden="0" w:name="endnote text"/>
-    <w:lsdException w:unhideWhenUsed="0" w:uiPriority="0" w:semiHidden="0" w:name="table of authorities"/>
-    <w:lsdException w:unhideWhenUsed="0" w:uiPriority="0" w:semiHidden="0" w:name="macro"/>
-    <w:lsdException w:unhideWhenUsed="0" w:uiPriority="0" w:semiHidden="0" w:name="toa heading"/>
-    <w:lsdException w:unhideWhenUsed="0" w:uiPriority="0" w:semiHidden="0" w:name="List"/>
-    <w:lsdException w:unhideWhenUsed="0" w:uiPriority="0" w:semiHidden="0" w:name="List Bullet"/>
-    <w:lsdException w:unhideWhenUsed="0" w:uiPriority="0" w:semiHidden="0" w:name="List Number"/>
-    <w:lsdException w:unhideWhenUsed="0" w:uiPriority="0" w:semiHidden="0" w:name="List 2"/>
-    <w:lsdException w:unhideWhenUsed="0" w:uiPriority="0" w:semiHidden="0" w:name="List 3"/>
-    <w:lsdException w:unhideWhenUsed="0" w:uiPriority="0" w:semiHidden="0" w:name="List 4"/>
-    <w:lsdException w:unhideWhenUsed="0" w:uiPriority="0" w:semiHidden="0" w:name="List 5"/>
-    <w:lsdException w:unhideWhenUsed="0" w:uiPriority="0" w:semiHidden="0" w:name="List Bullet 2"/>
-    <w:lsdException w:unhideWhenUsed="0" w:uiPriority="0" w:semiHidden="0" w:name="List Bullet 3"/>
-    <w:lsdException w:unhideWhenUsed="0" w:uiPriority="0" w:semiHidden="0" w:name="List Bullet 4"/>
-    <w:lsdException w:unhideWhenUsed="0" w:uiPriority="0" w:semiHidden="0" w:name="List Bullet 5"/>
-    <w:lsdException w:unhideWhenUsed="0" w:uiPriority="0" w:semiHidden="0" w:name="List Number 2"/>
-    <w:lsdException w:unhideWhenUsed="0" w:uiPriority="0" w:semiHidden="0" w:name="List Number 3"/>
-    <w:lsdException w:unhideWhenUsed="0" w:uiPriority="0" w:semiHidden="0" w:name="List Number 4"/>
-    <w:lsdException w:unhideWhenUsed="0" w:uiPriority="0" w:semiHidden="0" w:name="List Number 5"/>
-    <w:lsdException w:qFormat="1" w:unhideWhenUsed="0" w:uiPriority="0" w:semiHidden="0" w:name="Title"/>
-    <w:lsdException w:unhideWhenUsed="0" w:uiPriority="0" w:semiHidden="0" w:name="Closing"/>
-    <w:lsdException w:unhideWhenUsed="0" w:uiPriority="0" w:semiHidden="0" w:name="Signature"/>
-    <w:lsdException w:qFormat="1" w:unhideWhenUsed="0" w:uiPriority="0" w:name="Default Paragraph Font"/>
-    <w:lsdException w:qFormat="1" w:unhideWhenUsed="0" w:uiPriority="0" w:name="Body Text"/>
-    <w:lsdException w:unhideWhenUsed="0" w:uiPriority="0" w:semiHidden="0" w:name="Body Text Indent"/>
-    <w:lsdException w:unhideWhenUsed="0" w:uiPriority="0" w:semiHidden="0" w:name="List Continue"/>
-    <w:lsdException w:unhideWhenUsed="0" w:uiPriority="0" w:semiHidden="0" w:name="List Continue 2"/>
-    <w:lsdException w:unhideWhenUsed="0" w:uiPriority="0" w:semiHidden="0" w:name="List Continue 3"/>
-    <w:lsdException w:unhideWhenUsed="0" w:uiPriority="0" w:semiHidden="0" w:name="List Continue 4"/>
-    <w:lsdException w:unhideWhenUsed="0" w:uiPriority="0" w:semiHidden="0" w:name="List Continue 5"/>
-    <w:lsdException w:unhideWhenUsed="0" w:uiPriority="0" w:semiHidden="0" w:name="Message Header"/>
-    <w:lsdException w:qFormat="1" w:unhideWhenUsed="0" w:uiPriority="0" w:semiHidden="0" w:name="Subtitle"/>
-    <w:lsdException w:unhideWhenUsed="0" w:uiPriority="0" w:semiHidden="0" w:name="Salutation"/>
-    <w:lsdException w:unhideWhenUsed="0" w:uiPriority="0" w:semiHidden="0" w:name="Date"/>
-    <w:lsdException w:unhideWhenUsed="0" w:uiPriority="0" w:semiHidden="0" w:name="Body Text First Indent"/>
-    <w:lsdException w:unhideWhenUsed="0" w:uiPriority="0" w:semiHidden="0" w:name="Body Text First Indent 2"/>
-    <w:lsdException w:uiPriority="99" w:name="Note Heading"/>
-    <w:lsdException w:unhideWhenUsed="0" w:uiPriority="0" w:semiHidden="0" w:name="Body Text 2"/>
-    <w:lsdException w:unhideWhenUsed="0" w:uiPriority="0" w:semiHidden="0" w:name="Body Text 3"/>
-    <w:lsdException w:unhideWhenUsed="0" w:uiPriority="0" w:semiHidden="0" w:name="Body Text Indent 2"/>
-    <w:lsdException w:unhideWhenUsed="0" w:uiPriority="0" w:semiHidden="0" w:name="Body Text Indent 3"/>
-    <w:lsdException w:unhideWhenUsed="0" w:uiPriority="0" w:semiHidden="0" w:name="Block Text"/>
-    <w:lsdException w:unhideWhenUsed="0" w:uiPriority="0" w:semiHidden="0" w:name="Hyperlink"/>
-    <w:lsdException w:unhideWhenUsed="0" w:uiPriority="0" w:semiHidden="0" w:name="FollowedHyperlink"/>
-    <w:lsdException w:qFormat="1" w:unhideWhenUsed="0" w:uiPriority="0" w:semiHidden="0" w:name="Strong"/>
-    <w:lsdException w:qFormat="1" w:unhideWhenUsed="0" w:uiPriority="0" w:semiHidden="0" w:name="Emphasis"/>
-    <w:lsdException w:unhideWhenUsed="0" w:uiPriority="0" w:semiHidden="0" w:name="Document Map"/>
-    <w:lsdException w:unhideWhenUsed="0" w:uiPriority="0" w:semiHidden="0" w:name="Plain Text"/>
-    <w:lsdException w:unhideWhenUsed="0" w:uiPriority="0" w:semiHidden="0" w:name="E-mail Signature"/>
-    <w:lsdException w:qFormat="1" w:unhideWhenUsed="0" w:uiPriority="0" w:semiHidden="0" w:name="Normal (Web)"/>
-    <w:lsdException w:unhideWhenUsed="0" w:uiPriority="0" w:semiHidden="0" w:name="HTML Acronym"/>
-    <w:lsdException w:unhideWhenUsed="0" w:uiPriority="0" w:semiHidden="0" w:name="HTML Address"/>
-    <w:lsdException w:unhideWhenUsed="0" w:uiPriority="0" w:semiHidden="0" w:name="HTML Cite"/>
-    <w:lsdException w:unhideWhenUsed="0" w:uiPriority="0" w:semiHidden="0" w:name="HTML Code"/>
-    <w:lsdException w:unhideWhenUsed="0" w:uiPriority="0" w:semiHidden="0" w:name="HTML Definition"/>
-    <w:lsdException w:unhideWhenUsed="0" w:uiPriority="0" w:semiHidden="0" w:name="HTML Keyboard"/>
-    <w:lsdException w:unhideWhenUsed="0" w:uiPriority="0" w:semiHidden="0" w:name="HTML Preformatted"/>
-    <w:lsdException w:unhideWhenUsed="0" w:uiPriority="0" w:semiHidden="0" w:name="HTML Sample"/>
-    <w:lsdException w:unhideWhenUsed="0" w:uiPriority="0" w:semiHidden="0" w:name="HTML Typewriter"/>
-    <w:lsdException w:unhideWhenUsed="0" w:uiPriority="0" w:semiHidden="0" w:name="HTML Variable"/>
-    <w:lsdException w:qFormat="1" w:unhideWhenUsed="0" w:uiPriority="0" w:name="Normal Table"/>
-    <w:lsdException w:unhideWhenUsed="0" w:uiPriority="0" w:semiHidden="0" w:name="annotation subject"/>
-    <w:lsdException w:unhideWhenUsed="0" w:uiPriority="0" w:semiHidden="0" w:name="Table Simple 1"/>
-    <w:lsdException w:unhideWhenUsed="0" w:uiPriority="0" w:semiHidden="0" w:name="Table Simple 2"/>
-    <w:lsdException w:unhideWhenUsed="0" w:uiPriority="0" w:semiHidden="0" w:name="Table Simple 3"/>
-    <w:lsdException w:unhideWhenUsed="0" w:uiPriority="0" w:semiHidden="0" w:name="Table Classic 1"/>
-    <w:lsdException w:unhideWhenUsed="0" w:uiPriority="0" w:semiHidden="0" w:name="Table Classic 2"/>
-    <w:lsdException w:unhideWhenUsed="0" w:uiPriority="0" w:semiHidden="0" w:name="Table Classic 3"/>
-    <w:lsdException w:unhideWhenUsed="0" w:uiPriority="0" w:semiHidden="0" w:name="Table Classic 4"/>
-    <w:lsdException w:unhideWhenUsed="0" w:uiPriority="0" w:semiHidden="0" w:name="Table Colorful 1"/>
-    <w:lsdException w:unhideWhenUsed="0" w:uiPriority="0" w:semiHidden="0" w:name="Table Colorful 2"/>
-    <w:lsdException w:unhideWhenUsed="0" w:uiPriority="0" w:semiHidden="0" w:name="Table Colorful 3"/>
-    <w:lsdException w:unhideWhenUsed="0" w:uiPriority="0" w:semiHidden="0" w:name="Table Columns 1"/>
-    <w:lsdException w:unhideWhenUsed="0" w:uiPriority="0" w:semiHidden="0" w:name="Table Columns 2"/>
-    <w:lsdException w:unhideWhenUsed="0" w:uiPriority="0" w:semiHidden="0" w:name="Table Columns 3"/>
-    <w:lsdException w:unhideWhenUsed="0" w:uiPriority="0" w:semiHidden="0" w:name="Table Columns 4"/>
-    <w:lsdException w:unhideWhenUsed="0" w:uiPriority="0" w:semiHidden="0" w:name="Table Columns 5"/>
-    <w:lsdException w:unhideWhenUsed="0" w:uiPriority="0" w:semiHidden="0" w:name="Table Grid 1"/>
-    <w:lsdException w:unhideWhenUsed="0" w:uiPriority="0" w:semiHidden="0" w:name="Table Grid 2"/>
-    <w:lsdException w:unhideWhenUsed="0" w:uiPriority="0" w:semiHidden="0" w:name="Table Grid 3"/>
-    <w:lsdException w:unhideWhenUsed="0" w:uiPriority="0" w:semiHidden="0" w:name="Table Grid 4"/>
-    <w:lsdException w:unhideWhenUsed="0" w:uiPriority="0" w:semiHidden="0" w:name="Table Grid 5"/>
-    <w:lsdException w:unhideWhenUsed="0" w:uiPriority="0" w:semiHidden="0" w:name="Table Grid 6"/>
-    <w:lsdException w:unhideWhenUsed="0" w:uiPriority="0" w:semiHidden="0" w:name="Table Grid 7"/>
-    <w:lsdException w:unhideWhenUsed="0" w:uiPriority="0" w:semiHidden="0" w:name="Table Grid 8"/>
-    <w:lsdException w:unhideWhenUsed="0" w:uiPriority="0" w:semiHidden="0" w:name="Table List 1"/>
-    <w:lsdException w:unhideWhenUsed="0" w:uiPriority="0" w:semiHidden="0" w:name="Table List 2"/>
-    <w:lsdException w:unhideWhenUsed="0" w:uiPriority="0" w:semiHidden="0" w:name="Table List 3"/>
-    <w:lsdException w:unhideWhenUsed="0" w:uiPriority="0" w:semiHidden="0" w:name="Table List 4"/>
-    <w:lsdException w:unhideWhenUsed="0" w:uiPriority="0" w:semiHidden="0" w:name="Table List 5"/>
-    <w:lsdException w:unhideWhenUsed="0" w:uiPriority="0" w:semiHidden="0" w:name="Table List 6"/>
-    <w:lsdException w:unhideWhenUsed="0" w:uiPriority="0" w:semiHidden="0" w:name="Table List 7"/>
-    <w:lsdException w:unhideWhenUsed="0" w:uiPriority="0" w:semiHidden="0" w:name="Table List 8"/>
-    <w:lsdException w:unhideWhenUsed="0" w:uiPriority="0" w:semiHidden="0" w:name="Table 3D effects 1"/>
-    <w:lsdException w:unhideWhenUsed="0" w:uiPriority="0" w:semiHidden="0" w:name="Table 3D effects 2"/>
-    <w:lsdException w:unhideWhenUsed="0" w:uiPriority="0" w:semiHidden="0" w:name="Table 3D effects 3"/>
-    <w:lsdException w:unhideWhenUsed="0" w:uiPriority="0" w:semiHidden="0" w:name="Table Contemporary"/>
-    <w:lsdException w:unhideWhenUsed="0" w:uiPriority="0" w:semiHidden="0" w:name="Table Elegant"/>
-    <w:lsdException w:unhideWhenUsed="0" w:uiPriority="0" w:semiHidden="0" w:name="Table Professional"/>
-    <w:lsdException w:unhideWhenUsed="0" w:uiPriority="0" w:semiHidden="0" w:name="Table Subtle 1"/>
-    <w:lsdException w:unhideWhenUsed="0" w:uiPriority="0" w:semiHidden="0" w:name="Table Subtle 2"/>
-    <w:lsdException w:unhideWhenUsed="0" w:uiPriority="0" w:semiHidden="0" w:name="Table Web 1"/>
-    <w:lsdException w:unhideWhenUsed="0" w:uiPriority="0" w:semiHidden="0" w:name="Table Web 2"/>
-    <w:lsdException w:unhideWhenUsed="0" w:uiPriority="0" w:semiHidden="0" w:name="Table Web 3"/>
-    <w:lsdException w:unhideWhenUsed="0" w:uiPriority="0" w:semiHidden="0" w:name="Balloon Text"/>
-    <w:lsdException w:qFormat="1" w:unhideWhenUsed="0" w:uiPriority="0" w:semiHidden="0" w:name="Table Grid"/>
-    <w:lsdException w:unhideWhenUsed="0" w:uiPriority="0" w:semiHidden="0" w:name="Table Theme"/>
-    <w:lsdException w:unhideWhenUsed="0" w:uiPriority="60" w:semiHidden="0" w:name="Light Shading"/>
-    <w:lsdException w:unhideWhenUsed="0" w:uiPriority="61" w:semiHidden="0" w:name="Light List"/>
-    <w:lsdException w:unhideWhenUsed="0" w:uiPriority="62" w:semiHidden="0" w:name="Light Grid"/>
-    <w:lsdException w:unhideWhenUsed="0" w:uiPriority="63" w:semiHidden="0" w:name="Medium Shading 1"/>
-    <w:lsdException w:unhideWhenUsed="0" w:uiPriority="64" w:semiHidden="0" w:name="Medium Shading 2"/>
-    <w:lsdException w:unhideWhenUsed="0" w:uiPriority="65" w:semiHidden="0" w:name="Medium List 1"/>
-    <w:lsdException w:unhideWhenUsed="0" w:uiPriority="66" w:semiHidden="0" w:name="Medium List 2"/>
-    <w:lsdException w:unhideWhenUsed="0" w:uiPriority="67" w:semiHidden="0" w:name="Medium Grid 1"/>
-    <w:lsdException w:unhideWhenUsed="0" w:uiPriority="68" w:semiHidden="0" w:name="Medium Grid 2"/>
-    <w:lsdException w:unhideWhenUsed="0" w:uiPriority="69" w:semiHidden="0" w:name="Medium Grid 3"/>
-    <w:lsdException w:unhideWhenUsed="0" w:uiPriority="70" w:semiHidden="0" w:name="Dark List"/>
-    <w:lsdException w:unhideWhenUsed="0" w:uiPriority="71" w:semiHidden="0" w:name="Colorful Shading"/>
-    <w:lsdException w:unhideWhenUsed="0" w:uiPriority="72" w:semiHidden="0" w:name="Colorful List"/>
-    <w:lsdException w:unhideWhenUsed="0" w:uiPriority="73" w:semiHidden="0" w:name="Colorful Grid"/>
-    <w:lsdException w:unhideWhenUsed="0" w:uiPriority="60" w:semiHidden="0" w:name="Light Shading Accent 1"/>
-    <w:lsdException w:unhideWhenUsed="0" w:uiPriority="61" w:semiHidden="0" w:name="Light List Accent 1"/>
-    <w:lsdException w:unhideWhenUsed="0" w:uiPriority="62" w:semiHidden="0" w:name="Light Grid Accent 1"/>
-    <w:lsdException w:unhideWhenUsed="0" w:uiPriority="63" w:semiHidden="0" w:name="Medium Shading 1 Accent 1"/>
-    <w:lsdException w:unhideWhenUsed="0" w:uiPriority="64" w:semiHidden="0" w:name="Medium Shading 2 Accent 1"/>
-    <w:lsdException w:unhideWhenUsed="0" w:uiPriority="65" w:semiHidden="0" w:name="Medium List 1 Accent 1"/>
-    <w:lsdException w:unhideWhenUsed="0" w:uiPriority="66" w:semiHidden="0" w:name="Medium List 2 Accent 1"/>
-    <w:lsdException w:unhideWhenUsed="0" w:uiPriority="67" w:semiHidden="0" w:name="Medium Grid 1 Accent 1"/>
-    <w:lsdException w:unhideWhenUsed="0" w:uiPriority="68" w:semiHidden="0" w:name="Medium Grid 2 Accent 1"/>
-    <w:lsdException w:unhideWhenUsed="0" w:uiPriority="69" w:semiHidden="0" w:name="Medium Grid 3 Accent 1"/>
-    <w:lsdException w:unhideWhenUsed="0" w:uiPriority="70" w:semiHidden="0" w:name="Dark List Accent 1"/>
-    <w:lsdException w:unhideWhenUsed="0" w:uiPriority="71" w:semiHidden="0" w:name="Colorful Shading Accent 1"/>
-    <w:lsdException w:unhideWhenUsed="0" w:uiPriority="72" w:semiHidden="0" w:name="Colorful List Accent 1"/>
-    <w:lsdException w:unhideWhenUsed="0" w:uiPriority="73" w:semiHidden="0" w:name="Colorful Grid Accent 1"/>
-    <w:lsdException w:unhideWhenUsed="0" w:uiPriority="60" w:semiHidden="0" w:name="Light Shading Accent 2"/>
-    <w:lsdException w:unhideWhenUsed="0" w:uiPriority="61" w:semiHidden="0" w:name="Light List Accent 2"/>
-    <w:lsdException w:unhideWhenUsed="0" w:uiPriority="62" w:semiHidden="0" w:name="Light Grid Accent 2"/>
-    <w:lsdException w:unhideWhenUsed="0" w:uiPriority="63" w:semiHidden="0" w:name="Medium Shading 1 Accent 2"/>
-    <w:lsdException w:unhideWhenUsed="0" w:uiPriority="64" w:semiHidden="0" w:name="Medium Shading 2 Accent 2"/>
-    <w:lsdException w:unhideWhenUsed="0" w:uiPriority="65" w:semiHidden="0" w:name="Medium List 1 Accent 2"/>
-    <w:lsdException w:unhideWhenUsed="0" w:uiPriority="66" w:semiHidden="0" w:name="Medium List 2 Accent 2"/>
-    <w:lsdException w:unhideWhenUsed="0" w:uiPriority="67" w:semiHidden="0" w:name="Medium Grid 1 Accent 2"/>
-    <w:lsdException w:unhideWhenUsed="0" w:uiPriority="68" w:semiHidden="0" w:name="Medium Grid 2 Accent 2"/>
-    <w:lsdException w:unhideWhenUsed="0" w:uiPriority="69" w:semiHidden="0" w:name="Medium Grid 3 Accent 2"/>
-    <w:lsdException w:unhideWhenUsed="0" w:uiPriority="70" w:semiHidden="0" w:name="Dark List Accent 2"/>
-    <w:lsdException w:unhideWhenUsed="0" w:uiPriority="71" w:semiHidden="0" w:name="Colorful Shading Accent 2"/>
-    <w:lsdException w:unhideWhenUsed="0" w:uiPriority="72" w:semiHidden="0" w:name="Colorful List Accent 2"/>
-    <w:lsdException w:unhideWhenUsed="0" w:uiPriority="73" w:semiHidden="0" w:name="Colorful Grid Accent 2"/>
-    <w:lsdException w:unhideWhenUsed="0" w:uiPriority="60" w:semiHidden="0" w:name="Light Shading Accent 3"/>
-    <w:lsdException w:unhideWhenUsed="0" w:uiPriority="61" w:semiHidden="0" w:name="Light List Accent 3"/>
-    <w:lsdException w:unhideWhenUsed="0" w:uiPriority="62" w:semiHidden="0" w:name="Light Grid Accent 3"/>
-    <w:lsdException w:unhideWhenUsed="0" w:uiPriority="63" w:semiHidden="0" w:name="Medium Shading 1 Accent 3"/>
-    <w:lsdException w:unhideWhenUsed="0" w:uiPriority="64" w:semiHidden="0" w:name="Medium Shading 2 Accent 3"/>
-    <w:lsdException w:unhideWhenUsed="0" w:uiPriority="65" w:semiHidden="0" w:name="Medium List 1 Accent 3"/>
-    <w:lsdException w:unhideWhenUsed="0" w:uiPriority="66" w:semiHidden="0" w:name="Medium List 2 Accent 3"/>
-    <w:lsdException w:unhideWhenUsed="0" w:uiPriority="67" w:semiHidden="0" w:name="Medium Grid 1 Accent 3"/>
-    <w:lsdException w:unhideWhenUsed="0" w:uiPriority="68" w:semiHidden="0" w:name="Medium Grid 2 Accent 3"/>
-    <w:lsdException w:unhideWhenUsed="0" w:uiPriority="69" w:semiHidden="0" w:name="Medium Grid 3 Accent 3"/>
-    <w:lsdException w:unhideWhenUsed="0" w:uiPriority="70" w:semiHidden="0" w:name="Dark List Accent 3"/>
-    <w:lsdException w:unhideWhenUsed="0" w:uiPriority="71" w:semiHidden="0" w:name="Colorful Shading Accent 3"/>
-    <w:lsdException w:unhideWhenUsed="0" w:uiPriority="72" w:semiHidden="0" w:name="Colorful List Accent 3"/>
-    <w:lsdException w:unhideWhenUsed="0" w:uiPriority="73" w:semiHidden="0" w:name="Colorful Grid Accent 3"/>
-    <w:lsdException w:unhideWhenUsed="0" w:uiPriority="60" w:semiHidden="0" w:name="Light Shading Accent 4"/>
-    <w:lsdException w:unhideWhenUsed="0" w:uiPriority="61" w:semiHidden="0" w:name="Light List Accent 4"/>
-    <w:lsdException w:unhideWhenUsed="0" w:uiPriority="62" w:semiHidden="0" w:name="Light Grid Accent 4"/>
-    <w:lsdException w:unhideWhenUsed="0" w:uiPriority="63" w:semiHidden="0" w:name="Medium Shading 1 Accent 4"/>
-    <w:lsdException w:unhideWhenUsed="0" w:uiPriority="64" w:semiHidden="0" w:name="Medium Shading 2 Accent 4"/>
-    <w:lsdException w:unhideWhenUsed="0" w:uiPriority="65" w:semiHidden="0" w:name="Medium List 1 Accent 4"/>
-    <w:lsdException w:unhideWhenUsed="0" w:uiPriority="66" w:semiHidden="0" w:name="Medium List 2 Accent 4"/>
-    <w:lsdException w:unhideWhenUsed="0" w:uiPriority="67" w:semiHidden="0" w:name="Medium Grid 1 Accent 4"/>
-    <w:lsdException w:unhideWhenUsed="0" w:uiPriority="68" w:semiHidden="0" w:name="Medium Grid 2 Accent 4"/>
-    <w:lsdException w:unhideWhenUsed="0" w:uiPriority="69" w:semiHidden="0" w:name="Medium Grid 3 Accent 4"/>
-    <w:lsdException w:unhideWhenUsed="0" w:uiPriority="70" w:semiHidden="0" w:name="Dark List Accent 4"/>
-    <w:lsdException w:unhideWhenUsed="0" w:uiPriority="71" w:semiHidden="0" w:name="Colorful Shading Accent 4"/>
-    <w:lsdException w:unhideWhenUsed="0" w:uiPriority="72" w:semiHidden="0" w:name="Colorful List Accent 4"/>
-    <w:lsdException w:unhideWhenUsed="0" w:uiPriority="73" w:semiHidden="0" w:name="Colorful Grid Accent 4"/>
-    <w:lsdException w:unhideWhenUsed="0" w:uiPriority="60" w:semiHidden="0" w:name="Light Shading Accent 5"/>
-    <w:lsdException w:unhideWhenUsed="0" w:uiPriority="61" w:semiHidden="0" w:name="Light List Accent 5"/>
-    <w:lsdException w:unhideWhenUsed="0" w:uiPriority="62" w:semiHidden="0" w:name="Light Grid Accent 5"/>
-    <w:lsdException w:unhideWhenUsed="0" w:uiPriority="63" w:semiHidden="0" w:name="Medium Shading 1 Accent 5"/>
-    <w:lsdException w:unhideWhenUsed="0" w:uiPriority="64" w:semiHidden="0" w:name="Medium Shading 2 Accent 5"/>
-    <w:lsdException w:unhideWhenUsed="0" w:uiPriority="65" w:semiHidden="0" w:name="Medium List 1 Accent 5"/>
-    <w:lsdException w:unhideWhenUsed="0" w:uiPriority="66" w:semiHidden="0" w:name="Medium List 2 Accent 5"/>
-    <w:lsdException w:unhideWhenUsed="0" w:uiPriority="67" w:semiHidden="0" w:name="Medium Grid 1 Accent 5"/>
-    <w:lsdException w:unhideWhenUsed="0" w:uiPriority="68" w:semiHidden="0" w:name="Medium Grid 2 Accent 5"/>
-    <w:lsdException w:unhideWhenUsed="0" w:uiPriority="69" w:semiHidden="0" w:name="Medium Grid 3 Accent 5"/>
-    <w:lsdException w:unhideWhenUsed="0" w:uiPriority="70" w:semiHidden="0" w:name="Dark List Accent 5"/>
-    <w:lsdException w:unhideWhenUsed="0" w:uiPriority="71" w:semiHidden="0" w:name="Colorful Shading Accent 5"/>
-    <w:lsdException w:unhideWhenUsed="0" w:uiPriority="72" w:semiHidden="0" w:name="Colorful List Accent 5"/>
-    <w:lsdException w:unhideWhenUsed="0" w:uiPriority="73" w:semiHidden="0" w:name="Colorful Grid Accent 5"/>
-    <w:lsdException w:unhideWhenUsed="0" w:uiPriority="60" w:semiHidden="0" w:name="Light Shading Accent 6"/>
-    <w:lsdException w:unhideWhenUsed="0" w:uiPriority="61" w:semiHidden="0" w:name="Light List Accent 6"/>
-    <w:lsdException w:unhideWhenUsed="0" w:uiPriority="62" w:semiHidden="0" w:name="Light Grid Accent 6"/>
-    <w:lsdException w:unhideWhenUsed="0" w:uiPriority="63" w:semiHidden="0" w:name="Medium Shading 1 Accent 6"/>
-    <w:lsdException w:unhideWhenUsed="0" w:uiPriority="64" w:semiHidden="0" w:name="Medium Shading 2 Accent 6"/>
-    <w:lsdException w:unhideWhenUsed="0" w:uiPriority="65" w:semiHidden="0" w:name="Medium List 1 Accent 6"/>
-    <w:lsdException w:unhideWhenUsed="0" w:uiPriority="66" w:semiHidden="0" w:name="Medium List 2 Accent 6"/>
-    <w:lsdException w:unhideWhenUsed="0" w:uiPriority="67" w:semiHidden="0" w:name="Medium Grid 1 Accent 6"/>
-    <w:lsdException w:unhideWhenUsed="0" w:uiPriority="68" w:semiHidden="0" w:name="Medium Grid 2 Accent 6"/>
-    <w:lsdException w:unhideWhenUsed="0" w:uiPriority="69" w:semiHidden="0" w:name="Medium Grid 3 Accent 6"/>
-    <w:lsdException w:unhideWhenUsed="0" w:uiPriority="70" w:semiHidden="0" w:name="Dark List Accent 6"/>
-    <w:lsdException w:unhideWhenUsed="0" w:uiPriority="71" w:semiHidden="0" w:name="Colorful Shading Accent 6"/>
-    <w:lsdException w:unhideWhenUsed="0" w:uiPriority="72" w:semiHidden="0" w:name="Colorful List Accent 6"/>
-    <w:lsdException w:unhideWhenUsed="0" w:uiPriority="73" w:semiHidden="0" w:name="Colorful Grid Accent 6"/>
+  <w:latentStyles w:defLockedState="0" w:defUIPriority="99" w:defSemiHidden="1" w:defUnhideWhenUsed="1" w:defQFormat="0" w:count="260">
+    <w:lsdException w:name="Normal" w:semiHidden="0" w:uiPriority="0" w:unhideWhenUsed="0" w:qFormat="1"/>
+    <w:lsdException w:name="heading 1" w:semiHidden="0" w:uiPriority="0" w:unhideWhenUsed="0" w:qFormat="1"/>
+    <w:lsdException w:name="heading 2" w:semiHidden="0" w:uiPriority="0" w:qFormat="1"/>
+    <w:lsdException w:name="heading 3" w:uiPriority="0" w:qFormat="1"/>
+    <w:lsdException w:name="heading 4" w:semiHidden="0" w:uiPriority="0" w:qFormat="1"/>
+    <w:lsdException w:name="heading 5" w:uiPriority="0" w:qFormat="1"/>
+    <w:lsdException w:name="heading 6" w:uiPriority="0" w:qFormat="1"/>
+    <w:lsdException w:name="heading 7" w:uiPriority="0" w:qFormat="1"/>
+    <w:lsdException w:name="heading 8" w:uiPriority="0" w:qFormat="1"/>
+    <w:lsdException w:name="heading 9" w:uiPriority="0" w:qFormat="1"/>
+    <w:lsdException w:name="index 1" w:semiHidden="0" w:uiPriority="0" w:unhideWhenUsed="0"/>
+    <w:lsdException w:name="index 2" w:semiHidden="0" w:uiPriority="0" w:unhideWhenUsed="0"/>
+    <w:lsdException w:name="index 3" w:semiHidden="0" w:uiPriority="0" w:unhideWhenUsed="0"/>
+    <w:lsdException w:name="index 4" w:semiHidden="0" w:uiPriority="0" w:unhideWhenUsed="0"/>
+    <w:lsdException w:name="index 5" w:semiHidden="0" w:uiPriority="0" w:unhideWhenUsed="0"/>
+    <w:lsdException w:name="index 6" w:semiHidden="0" w:uiPriority="0" w:unhideWhenUsed="0"/>
+    <w:lsdException w:name="index 7" w:semiHidden="0" w:uiPriority="0" w:unhideWhenUsed="0"/>
+    <w:lsdException w:name="index 8" w:semiHidden="0" w:uiPriority="0" w:unhideWhenUsed="0"/>
+    <w:lsdException w:name="index 9" w:semiHidden="0" w:uiPriority="0" w:unhideWhenUsed="0"/>
+    <w:lsdException w:name="toc 1" w:semiHidden="0" w:uiPriority="0" w:unhideWhenUsed="0" w:qFormat="1"/>
+    <w:lsdException w:name="toc 2" w:semiHidden="0" w:uiPriority="0" w:unhideWhenUsed="0" w:qFormat="1"/>
+    <w:lsdException w:name="toc 3" w:semiHidden="0" w:uiPriority="0" w:unhideWhenUsed="0" w:qFormat="1"/>
+    <w:lsdException w:name="toc 4" w:semiHidden="0" w:uiPriority="0" w:unhideWhenUsed="0"/>
+    <w:lsdException w:name="toc 5" w:semiHidden="0" w:uiPriority="0" w:unhideWhenUsed="0"/>
+    <w:lsdException w:name="toc 6" w:semiHidden="0" w:uiPriority="0" w:unhideWhenUsed="0"/>
+    <w:lsdException w:name="toc 7" w:semiHidden="0" w:uiPriority="0" w:unhideWhenUsed="0"/>
+    <w:lsdException w:name="toc 8" w:semiHidden="0" w:uiPriority="0" w:unhideWhenUsed="0"/>
+    <w:lsdException w:name="toc 9" w:semiHidden="0" w:uiPriority="0" w:unhideWhenUsed="0"/>
+    <w:lsdException w:name="Normal Indent" w:semiHidden="0" w:uiPriority="0" w:unhideWhenUsed="0"/>
+    <w:lsdException w:name="footnote text" w:semiHidden="0" w:uiPriority="0" w:unhideWhenUsed="0"/>
+    <w:lsdException w:name="annotation text" w:semiHidden="0" w:uiPriority="0" w:unhideWhenUsed="0" w:qFormat="1"/>
+    <w:lsdException w:name="header" w:semiHidden="0" w:uiPriority="0" w:unhideWhenUsed="0" w:qFormat="1"/>
+    <w:lsdException w:name="footer" w:semiHidden="0" w:uiPriority="0" w:unhideWhenUsed="0" w:qFormat="1"/>
+    <w:lsdException w:name="index heading" w:semiHidden="0" w:uiPriority="0" w:unhideWhenUsed="0"/>
+    <w:lsdException w:name="caption" w:uiPriority="0" w:qFormat="1"/>
+    <w:lsdException w:name="table of figures" w:semiHidden="0" w:uiPriority="0" w:unhideWhenUsed="0"/>
+    <w:lsdException w:name="envelope address" w:semiHidden="0" w:uiPriority="0" w:unhideWhenUsed="0"/>
+    <w:lsdException w:name="envelope return" w:semiHidden="0" w:uiPriority="0" w:unhideWhenUsed="0"/>
+    <w:lsdException w:name="footnote reference" w:semiHidden="0" w:uiPriority="0" w:unhideWhenUsed="0"/>
+    <w:lsdException w:name="annotation reference" w:semiHidden="0" w:uiPriority="0" w:unhideWhenUsed="0"/>
+    <w:lsdException w:name="line number" w:semiHidden="0" w:uiPriority="0" w:unhideWhenUsed="0"/>
+    <w:lsdException w:name="page number" w:semiHidden="0" w:uiPriority="0" w:unhideWhenUsed="0"/>
+    <w:lsdException w:name="endnote reference" w:semiHidden="0" w:uiPriority="0" w:unhideWhenUsed="0"/>
+    <w:lsdException w:name="endnote text" w:semiHidden="0" w:uiPriority="0" w:unhideWhenUsed="0"/>
+    <w:lsdException w:name="table of authorities" w:semiHidden="0" w:uiPriority="0" w:unhideWhenUsed="0"/>
+    <w:lsdException w:name="macro" w:semiHidden="0" w:uiPriority="0" w:unhideWhenUsed="0"/>
+    <w:lsdException w:name="toa heading" w:semiHidden="0" w:uiPriority="0" w:unhideWhenUsed="0"/>
+    <w:lsdException w:name="List" w:semiHidden="0" w:uiPriority="0" w:unhideWhenUsed="0"/>
+    <w:lsdException w:name="List Bullet" w:semiHidden="0" w:uiPriority="0" w:unhideWhenUsed="0"/>
+    <w:lsdException w:name="List Number" w:semiHidden="0" w:uiPriority="0" w:unhideWhenUsed="0"/>
+    <w:lsdException w:name="List 2" w:semiHidden="0" w:uiPriority="0" w:unhideWhenUsed="0"/>
+    <w:lsdException w:name="List 3" w:semiHidden="0" w:uiPriority="0" w:unhideWhenUsed="0"/>
+    <w:lsdException w:name="List 4" w:semiHidden="0" w:uiPriority="0" w:unhideWhenUsed="0"/>
+    <w:lsdException w:name="List 5" w:semiHidden="0" w:uiPriority="0" w:unhideWhenUsed="0"/>
+    <w:lsdException w:name="List Bullet 2" w:semiHidden="0" w:uiPriority="0" w:unhideWhenUsed="0"/>
+    <w:lsdException w:name="List Bullet 3" w:semiHidden="0" w:uiPriority="0" w:unhideWhenUsed="0"/>
+    <w:lsdException w:name="List Bullet 4" w:semiHidden="0" w:uiPriority="0" w:unhideWhenUsed="0"/>
+    <w:lsdException w:name="List Bullet 5" w:semiHidden="0" w:uiPriority="0" w:unhideWhenUsed="0"/>
+    <w:lsdException w:name="List Number 2" w:semiHidden="0" w:uiPriority="0" w:unhideWhenUsed="0"/>
+    <w:lsdException w:name="List Number 3" w:semiHidden="0" w:uiPriority="0" w:unhideWhenUsed="0"/>
+    <w:lsdException w:name="List Number 4" w:semiHidden="0" w:uiPriority="0" w:unhideWhenUsed="0"/>
+    <w:lsdException w:name="List Number 5" w:semiHidden="0" w:uiPriority="0" w:unhideWhenUsed="0"/>
+    <w:lsdException w:name="Title" w:semiHidden="0" w:uiPriority="0" w:unhideWhenUsed="0" w:qFormat="1"/>
+    <w:lsdException w:name="Closing" w:semiHidden="0" w:uiPriority="0" w:unhideWhenUsed="0"/>
+    <w:lsdException w:name="Signature" w:semiHidden="0" w:uiPriority="0" w:unhideWhenUsed="0"/>
+    <w:lsdException w:name="Default Paragraph Font" w:uiPriority="0" w:unhideWhenUsed="0" w:qFormat="1"/>
+    <w:lsdException w:name="Body Text" w:uiPriority="0" w:unhideWhenUsed="0" w:qFormat="1"/>
+    <w:lsdException w:name="Body Text Indent" w:semiHidden="0" w:uiPriority="0" w:unhideWhenUsed="0"/>
+    <w:lsdException w:name="List Continue" w:semiHidden="0" w:uiPriority="0" w:unhideWhenUsed="0"/>
+    <w:lsdException w:name="List Continue 2" w:semiHidden="0" w:uiPriority="0" w:unhideWhenUsed="0"/>
+    <w:lsdException w:name="List Continue 3" w:semiHidden="0" w:uiPriority="0" w:unhideWhenUsed="0"/>
+    <w:lsdException w:name="List Continue 4" w:semiHidden="0" w:uiPriority="0" w:unhideWhenUsed="0"/>
+    <w:lsdException w:name="List Continue 5" w:semiHidden="0" w:uiPriority="0" w:unhideWhenUsed="0"/>
+    <w:lsdException w:name="Message Header" w:semiHidden="0" w:uiPriority="0" w:unhideWhenUsed="0"/>
+    <w:lsdException w:name="Subtitle" w:semiHidden="0" w:uiPriority="0" w:unhideWhenUsed="0" w:qFormat="1"/>
+    <w:lsdException w:name="Salutation" w:semiHidden="0" w:uiPriority="0" w:unhideWhenUsed="0"/>
+    <w:lsdException w:name="Date" w:semiHidden="0" w:uiPriority="0" w:unhideWhenUsed="0"/>
+    <w:lsdException w:name="Body Text First Indent" w:semiHidden="0" w:uiPriority="0" w:unhideWhenUsed="0"/>
+    <w:lsdException w:name="Body Text First Indent 2" w:semiHidden="0" w:uiPriority="0" w:unhideWhenUsed="0"/>
+    <w:lsdException w:name="Body Text 2" w:semiHidden="0" w:uiPriority="0" w:unhideWhenUsed="0"/>
+    <w:lsdException w:name="Body Text 3" w:semiHidden="0" w:uiPriority="0" w:unhideWhenUsed="0"/>
+    <w:lsdException w:name="Body Text Indent 2" w:semiHidden="0" w:uiPriority="0" w:unhideWhenUsed="0"/>
+    <w:lsdException w:name="Body Text Indent 3" w:semiHidden="0" w:uiPriority="0" w:unhideWhenUsed="0"/>
+    <w:lsdException w:name="Block Text" w:semiHidden="0" w:uiPriority="0" w:unhideWhenUsed="0"/>
+    <w:lsdException w:name="Hyperlink" w:semiHidden="0" w:uiPriority="0" w:unhideWhenUsed="0"/>
+    <w:lsdException w:name="FollowedHyperlink" w:semiHidden="0" w:uiPriority="0" w:unhideWhenUsed="0"/>
+    <w:lsdException w:name="Strong" w:semiHidden="0" w:uiPriority="0" w:unhideWhenUsed="0" w:qFormat="1"/>
+    <w:lsdException w:name="Emphasis" w:semiHidden="0" w:uiPriority="0" w:unhideWhenUsed="0" w:qFormat="1"/>
+    <w:lsdException w:name="Document Map" w:semiHidden="0" w:uiPriority="0" w:unhideWhenUsed="0"/>
+    <w:lsdException w:name="Plain Text" w:semiHidden="0" w:uiPriority="0" w:unhideWhenUsed="0"/>
+    <w:lsdException w:name="E-mail Signature" w:semiHidden="0" w:uiPriority="0" w:unhideWhenUsed="0"/>
+    <w:lsdException w:name="Normal (Web)" w:semiHidden="0" w:uiPriority="0" w:unhideWhenUsed="0" w:qFormat="1"/>
+    <w:lsdException w:name="HTML Acronym" w:semiHidden="0" w:uiPriority="0" w:unhideWhenUsed="0"/>
+    <w:lsdException w:name="HTML Address" w:semiHidden="0" w:uiPriority="0" w:unhideWhenUsed="0"/>
+    <w:lsdException w:name="HTML Cite" w:semiHidden="0" w:uiPriority="0" w:unhideWhenUsed="0"/>
+    <w:lsdException w:name="HTML Code" w:semiHidden="0" w:uiPriority="0" w:unhideWhenUsed="0"/>
+    <w:lsdException w:name="HTML Definition" w:semiHidden="0" w:uiPriority="0" w:unhideWhenUsed="0"/>
+    <w:lsdException w:name="HTML Keyboard" w:semiHidden="0" w:uiPriority="0" w:unhideWhenUsed="0"/>
+    <w:lsdException w:name="HTML Preformatted" w:semiHidden="0" w:uiPriority="0" w:unhideWhenUsed="0"/>
+    <w:lsdException w:name="HTML Sample" w:semiHidden="0" w:uiPriority="0" w:unhideWhenUsed="0"/>
+    <w:lsdException w:name="HTML Typewriter" w:semiHidden="0" w:uiPriority="0" w:unhideWhenUsed="0"/>
+    <w:lsdException w:name="HTML Variable" w:semiHidden="0" w:uiPriority="0" w:unhideWhenUsed="0"/>
+    <w:lsdException w:name="Normal Table" w:uiPriority="0" w:unhideWhenUsed="0" w:qFormat="1"/>
+    <w:lsdException w:name="annotation subject" w:semiHidden="0" w:uiPriority="0" w:unhideWhenUsed="0"/>
+    <w:lsdException w:name="Table Simple 1" w:semiHidden="0" w:uiPriority="0" w:unhideWhenUsed="0"/>
+    <w:lsdException w:name="Table Simple 2" w:semiHidden="0" w:uiPriority="0" w:unhideWhenUsed="0"/>
+    <w:lsdException w:name="Table Simple 3" w:semiHidden="0" w:uiPriority="0" w:unhideWhenUsed="0"/>
+    <w:lsdException w:name="Table Classic 1" w:semiHidden="0" w:uiPriority="0" w:unhideWhenUsed="0"/>
+    <w:lsdException w:name="Table Classic 2" w:semiHidden="0" w:uiPriority="0" w:unhideWhenUsed="0"/>
+    <w:lsdException w:name="Table Classic 3" w:semiHidden="0" w:uiPriority="0" w:unhideWhenUsed="0"/>
+    <w:lsdException w:name="Table Classic 4" w:semiHidden="0" w:uiPriority="0" w:unhideWhenUsed="0"/>
+    <w:lsdException w:name="Table Colorful 1" w:semiHidden="0" w:uiPriority="0" w:unhideWhenUsed="0"/>
+    <w:lsdException w:name="Table Colorful 2" w:semiHidden="0" w:uiPriority="0" w:unhideWhenUsed="0"/>
+    <w:lsdException w:name="Table Colorful 3" w:semiHidden="0" w:uiPriority="0" w:unhideWhenUsed="0"/>
+    <w:lsdException w:name="Table Columns 1" w:semiHidden="0" w:uiPriority="0" w:unhideWhenUsed="0"/>
+    <w:lsdException w:name="Table Columns 2" w:semiHidden="0" w:uiPriority="0" w:unhideWhenUsed="0"/>
+    <w:lsdException w:name="Table Columns 3" w:semiHidden="0" w:uiPriority="0" w:unhideWhenUsed="0"/>
+    <w:lsdException w:name="Table Columns 4" w:semiHidden="0" w:uiPriority="0" w:unhideWhenUsed="0"/>
+    <w:lsdException w:name="Table Columns 5" w:semiHidden="0" w:uiPriority="0" w:unhideWhenUsed="0"/>
+    <w:lsdException w:name="Table Grid 1" w:semiHidden="0" w:uiPriority="0" w:unhideWhenUsed="0"/>
+    <w:lsdException w:name="Table Grid 2" w:semiHidden="0" w:uiPriority="0" w:unhideWhenUsed="0"/>
+    <w:lsdException w:name="Table Grid 3" w:semiHidden="0" w:uiPriority="0" w:unhideWhenUsed="0"/>
+    <w:lsdException w:name="Table Grid 4" w:semiHidden="0" w:uiPriority="0" w:unhideWhenUsed="0"/>
+    <w:lsdException w:name="Table Grid 5" w:semiHidden="0" w:uiPriority="0" w:unhideWhenUsed="0"/>
+    <w:lsdException w:name="Table Grid 6" w:semiHidden="0" w:uiPriority="0" w:unhideWhenUsed="0"/>
+    <w:lsdException w:name="Table Grid 7" w:semiHidden="0" w:uiPriority="0" w:unhideWhenUsed="0"/>
+    <w:lsdException w:name="Table Grid 8" w:semiHidden="0" w:uiPriority="0" w:unhideWhenUsed="0"/>
+    <w:lsdException w:name="Table List 1" w:semiHidden="0" w:uiPriority="0" w:unhideWhenUsed="0"/>
+    <w:lsdException w:name="Table List 2" w:semiHidden="0" w:uiPriority="0" w:unhideWhenUsed="0"/>
+    <w:lsdException w:name="Table List 3" w:semiHidden="0" w:uiPriority="0" w:unhideWhenUsed="0"/>
+    <w:lsdException w:name="Table List 4" w:semiHidden="0" w:uiPriority="0" w:unhideWhenUsed="0"/>
+    <w:lsdException w:name="Table List 5" w:semiHidden="0" w:uiPriority="0" w:unhideWhenUsed="0"/>
+    <w:lsdException w:name="Table List 6" w:semiHidden="0" w:uiPriority="0" w:unhideWhenUsed="0"/>
+    <w:lsdException w:name="Table List 7" w:semiHidden="0" w:uiPriority="0" w:unhideWhenUsed="0"/>
+    <w:lsdException w:name="Table List 8" w:semiHidden="0" w:uiPriority="0" w:unhideWhenUsed="0"/>
+    <w:lsdException w:name="Table 3D effects 1" w:semiHidden="0" w:uiPriority="0" w:unhideWhenUsed="0"/>
+    <w:lsdException w:name="Table 3D effects 2" w:semiHidden="0" w:uiPriority="0" w:unhideWhenUsed="0"/>
+    <w:lsdException w:name="Table 3D effects 3" w:semiHidden="0" w:uiPriority="0" w:unhideWhenUsed="0"/>
+    <w:lsdException w:name="Table Contemporary" w:semiHidden="0" w:uiPriority="0" w:unhideWhenUsed="0"/>
+    <w:lsdException w:name="Table Elegant" w:semiHidden="0" w:uiPriority="0" w:unhideWhenUsed="0"/>
+    <w:lsdException w:name="Table Professional" w:semiHidden="0" w:uiPriority="0" w:unhideWhenUsed="0"/>
+    <w:lsdException w:name="Table Subtle 1" w:semiHidden="0" w:uiPriority="0" w:unhideWhenUsed="0"/>
+    <w:lsdException w:name="Table Subtle 2" w:semiHidden="0" w:uiPriority="0" w:unhideWhenUsed="0"/>
+    <w:lsdException w:name="Table Web 1" w:semiHidden="0" w:uiPriority="0" w:unhideWhenUsed="0"/>
+    <w:lsdException w:name="Table Web 2" w:semiHidden="0" w:uiPriority="0" w:unhideWhenUsed="0"/>
+    <w:lsdException w:name="Table Web 3" w:semiHidden="0" w:uiPriority="0" w:unhideWhenUsed="0"/>
+    <w:lsdException w:name="Balloon Text" w:semiHidden="0" w:uiPriority="0" w:unhideWhenUsed="0"/>
+    <w:lsdException w:name="Table Grid" w:semiHidden="0" w:uiPriority="0" w:unhideWhenUsed="0" w:qFormat="1"/>
+    <w:lsdException w:name="Table Theme" w:semiHidden="0" w:uiPriority="0" w:unhideWhenUsed="0"/>
+    <w:lsdException w:name="Light Shading" w:semiHidden="0" w:uiPriority="60" w:unhideWhenUsed="0"/>
+    <w:lsdException w:name="Light List" w:semiHidden="0" w:uiPriority="61" w:unhideWhenUsed="0"/>
+    <w:lsdException w:name="Light Grid" w:semiHidden="0" w:uiPriority="62" w:unhideWhenUsed="0"/>
+    <w:lsdException w:name="Medium Shading 1" w:semiHidden="0" w:uiPriority="63" w:unhideWhenUsed="0"/>
+    <w:lsdException w:name="Medium Shading 2" w:semiHidden="0" w:uiPriority="64" w:unhideWhenUsed="0"/>
+    <w:lsdException w:name="Medium List 1" w:semiHidden="0" w:uiPriority="65" w:unhideWhenUsed="0"/>
+    <w:lsdException w:name="Medium List 2" w:semiHidden="0" w:uiPriority="66" w:unhideWhenUsed="0"/>
+    <w:lsdException w:name="Medium Grid 1" w:semiHidden="0" w:uiPriority="67" w:unhideWhenUsed="0"/>
+    <w:lsdException w:name="Medium Grid 2" w:semiHidden="0" w:uiPriority="68" w:unhideWhenUsed="0"/>
+    <w:lsdException w:name="Medium Grid 3" w:semiHidden="0" w:uiPriority="69" w:unhideWhenUsed="0"/>
+    <w:lsdException w:name="Dark List" w:semiHidden="0" w:uiPriority="70" w:unhideWhenUsed="0"/>
+    <w:lsdException w:name="Colorful Shading" w:semiHidden="0" w:uiPriority="71" w:unhideWhenUsed="0"/>
+    <w:lsdException w:name="Colorful List" w:semiHidden="0" w:uiPriority="72" w:unhideWhenUsed="0"/>
+    <w:lsdException w:name="Colorful Grid" w:semiHidden="0" w:uiPriority="73" w:unhideWhenUsed="0"/>
+    <w:lsdException w:name="Light Shading Accent 1" w:semiHidden="0" w:uiPriority="60" w:unhideWhenUsed="0"/>
+    <w:lsdException w:name="Light List Accent 1" w:semiHidden="0" w:uiPriority="61" w:unhideWhenUsed="0"/>
+    <w:lsdException w:name="Light Grid Accent 1" w:semiHidden="0" w:uiPriority="62" w:unhideWhenUsed="0"/>
+    <w:lsdException w:name="Medium Shading 1 Accent 1" w:semiHidden="0" w:uiPriority="63" w:unhideWhenUsed="0"/>
+    <w:lsdException w:name="Medium Shading 2 Accent 1" w:semiHidden="0" w:uiPriority="64" w:unhideWhenUsed="0"/>
+    <w:lsdException w:name="Medium List 1 Accent 1" w:semiHidden="0" w:uiPriority="65" w:unhideWhenUsed="0"/>
+    <w:lsdException w:name="Medium List 2 Accent 1" w:semiHidden="0" w:uiPriority="66" w:unhideWhenUsed="0"/>
+    <w:lsdException w:name="Medium Grid 1 Accent 1" w:semiHidden="0" w:uiPriority="67" w:unhideWhenUsed="0"/>
+    <w:lsdException w:name="Medium Grid 2 Accent 1" w:semiHidden="0" w:uiPriority="68" w:unhideWhenUsed="0"/>
+    <w:lsdException w:name="Medium Grid 3 Accent 1" w:semiHidden="0" w:uiPriority="69" w:unhideWhenUsed="0"/>
+    <w:lsdException w:name="Dark List Accent 1" w:semiHidden="0" w:uiPriority="70" w:unhideWhenUsed="0"/>
+    <w:lsdException w:name="Colorful Shading Accent 1" w:semiHidden="0" w:uiPriority="71" w:unhideWhenUsed="0"/>
+    <w:lsdException w:name="Colorful List Accent 1" w:semiHidden="0" w:uiPriority="72" w:unhideWhenUsed="0"/>
+    <w:lsdException w:name="Colorful Grid Accent 1" w:semiHidden="0" w:uiPriority="73" w:unhideWhenUsed="0"/>
+    <w:lsdException w:name="Light Shading Accent 2" w:semiHidden="0" w:uiPriority="60" w:unhideWhenUsed="0"/>
+    <w:lsdException w:name="Light List Accent 2" w:semiHidden="0" w:uiPriority="61" w:unhideWhenUsed="0"/>
+    <w:lsdException w:name="Light Grid Accent 2" w:semiHidden="0" w:uiPriority="62" w:unhideWhenUsed="0"/>
+    <w:lsdException w:name="Medium Shading 1 Accent 2" w:semiHidden="0" w:uiPriority="63" w:unhideWhenUsed="0"/>
+    <w:lsdException w:name="Medium Shading 2 Accent 2" w:semiHidden="0" w:uiPriority="64" w:unhideWhenUsed="0"/>
+    <w:lsdException w:name="Medium List 1 Accent 2" w:semiHidden="0" w:uiPriority="65" w:unhideWhenUsed="0"/>
+    <w:lsdException w:name="Medium List 2 Accent 2" w:semiHidden="0" w:uiPriority="66" w:unhideWhenUsed="0"/>
+    <w:lsdException w:name="Medium Grid 1 Accent 2" w:semiHidden="0" w:uiPriority="67" w:unhideWhenUsed="0"/>
+    <w:lsdException w:name="Medium Grid 2 Accent 2" w:semiHidden="0" w:uiPriority="68" w:unhideWhenUsed="0"/>
+    <w:lsdException w:name="Medium Grid 3 Accent 2" w:semiHidden="0" w:uiPriority="69" w:unhideWhenUsed="0"/>
+    <w:lsdException w:name="Dark List Accent 2" w:semiHidden="0" w:uiPriority="70" w:unhideWhenUsed="0"/>
+    <w:lsdException w:name="Colorful Shading Accent 2" w:semiHidden="0" w:uiPriority="71" w:unhideWhenUsed="0"/>
+    <w:lsdException w:name="Colorful List Accent 2" w:semiHidden="0" w:uiPriority="72" w:unhideWhenUsed="0"/>
+    <w:lsdException w:name="Colorful Grid Accent 2" w:semiHidden="0" w:uiPriority="73" w:unhideWhenUsed="0"/>
+    <w:lsdException w:name="Light Shading Accent 3" w:semiHidden="0" w:uiPriority="60" w:unhideWhenUsed="0"/>
+    <w:lsdException w:name="Light List Accent 3" w:semiHidden="0" w:uiPriority="61" w:unhideWhenUsed="0"/>
+    <w:lsdException w:name="Light Grid Accent 3" w:semiHidden="0" w:uiPriority="62" w:unhideWhenUsed="0"/>
+    <w:lsdException w:name="Medium Shading 1 Accent 3" w:semiHidden="0" w:uiPriority="63" w:unhideWhenUsed="0"/>
+    <w:lsdException w:name="Medium Shading 2 Accent 3" w:semiHidden="0" w:uiPriority="64" w:unhideWhenUsed="0"/>
+    <w:lsdException w:name="Medium List 1 Accent 3" w:semiHidden="0" w:uiPriority="65" w:unhideWhenUsed="0"/>
+    <w:lsdException w:name="Medium List 2 Accent 3" w:semiHidden="0" w:uiPriority="66" w:unhideWhenUsed="0"/>
+    <w:lsdException w:name="Medium Grid 1 Accent 3" w:semiHidden="0" w:uiPriority="67" w:unhideWhenUsed="0"/>
+    <w:lsdException w:name="Medium Grid 2 Accent 3" w:semiHidden="0" w:uiPriority="68" w:unhideWhenUsed="0"/>
+    <w:lsdException w:name="Medium Grid 3 Accent 3" w:semiHidden="0" w:uiPriority="69" w:unhideWhenUsed="0"/>
+    <w:lsdException w:name="Dark List Accent 3" w:semiHidden="0" w:uiPriority="70" w:unhideWhenUsed="0"/>
+    <w:lsdException w:name="Colorful Shading Accent 3" w:semiHidden="0" w:uiPriority="71" w:unhideWhenUsed="0"/>
+    <w:lsdException w:name="Colorful List Accent 3" w:semiHidden="0" w:uiPriority="72" w:unhideWhenUsed="0"/>
+    <w:lsdException w:name="Colorful Grid Accent 3" w:semiHidden="0" w:uiPriority="73" w:unhideWhenUsed="0"/>
+    <w:lsdException w:name="Light Shading Accent 4" w:semiHidden="0" w:uiPriority="60" w:unhideWhenUsed="0"/>
+    <w:lsdException w:name="Light List Accent 4" w:semiHidden="0" w:uiPriority="61" w:unhideWhenUsed="0"/>
+    <w:lsdException w:name="Light Grid Accent 4" w:semiHidden="0" w:uiPriority="62" w:unhideWhenUsed="0"/>
+    <w:lsdException w:name="Medium Shading 1 Accent 4" w:semiHidden="0" w:uiPriority="63" w:unhideWhenUsed="0"/>
+    <w:lsdException w:name="Medium Shading 2 Accent 4" w:semiHidden="0" w:uiPriority="64" w:unhideWhenUsed="0"/>
+    <w:lsdException w:name="Medium List 1 Accent 4" w:semiHidden="0" w:uiPriority="65" w:unhideWhenUsed="0"/>
+    <w:lsdException w:name="Medium List 2 Accent 4" w:semiHidden="0" w:uiPriority="66" w:unhideWhenUsed="0"/>
+    <w:lsdException w:name="Medium Grid 1 Accent 4" w:semiHidden="0" w:uiPriority="67" w:unhideWhenUsed="0"/>
+    <w:lsdException w:name="Medium Grid 2 Accent 4" w:semiHidden="0" w:uiPriority="68" w:unhideWhenUsed="0"/>
+    <w:lsdException w:name="Medium Grid 3 Accent 4" w:semiHidden="0" w:uiPriority="69" w:unhideWhenUsed="0"/>
+    <w:lsdException w:name="Dark List Accent 4" w:semiHidden="0" w:uiPriority="70" w:unhideWhenUsed="0"/>
+    <w:lsdException w:name="Colorful Shading Accent 4" w:semiHidden="0" w:uiPriority="71" w:unhideWhenUsed="0"/>
+    <w:lsdException w:name="Colorful List Accent 4" w:semiHidden="0" w:uiPriority="72" w:unhideWhenUsed="0"/>
+    <w:lsdException w:name="Colorful Grid Accent 4" w:semiHidden="0" w:uiPriority="73" w:unhideWhenUsed="0"/>
+    <w:lsdException w:name="Light Shading Accent 5" w:semiHidden="0" w:uiPriority="60" w:unhideWhenUsed="0"/>
+    <w:lsdException w:name="Light List Accent 5" w:semiHidden="0" w:uiPriority="61" w:unhideWhenUsed="0"/>
+    <w:lsdException w:name="Light Grid Accent 5" w:semiHidden="0" w:uiPriority="62" w:unhideWhenUsed="0"/>
+    <w:lsdException w:name="Medium Shading 1 Accent 5" w:semiHidden="0" w:uiPriority="63" w:unhideWhenUsed="0"/>
+    <w:lsdException w:name="Medium Shading 2 Accent 5" w:semiHidden="0" w:uiPriority="64" w:unhideWhenUsed="0"/>
+    <w:lsdException w:name="Medium List 1 Accent 5" w:semiHidden="0" w:uiPriority="65" w:unhideWhenUsed="0"/>
+    <w:lsdException w:name="Medium List 2 Accent 5" w:semiHidden="0" w:uiPriority="66" w:unhideWhenUsed="0"/>
+    <w:lsdException w:name="Medium Grid 1 Accent 5" w:semiHidden="0" w:uiPriority="67" w:unhideWhenUsed="0"/>
+    <w:lsdException w:name="Medium Grid 2 Accent 5" w:semiHidden="0" w:uiPriority="68" w:unhideWhenUsed="0"/>
+    <w:lsdException w:name="Medium Grid 3 Accent 5" w:semiHidden="0" w:uiPriority="69" w:unhideWhenUsed="0"/>
+    <w:lsdException w:name="Dark List Accent 5" w:semiHidden="0" w:uiPriority="70" w:unhideWhenUsed="0"/>
+    <w:lsdException w:name="Colorful Shading Accent 5" w:semiHidden="0" w:uiPriority="71" w:unhideWhenUsed="0"/>
+    <w:lsdException w:name="Colorful List Accent 5" w:semiHidden="0" w:uiPriority="72" w:unhideWhenUsed="0"/>
+    <w:lsdException w:name="Colorful Grid Accent 5" w:semiHidden="0" w:uiPriority="73" w:unhideWhenUsed="0"/>
+    <w:lsdException w:name="Light Shading Accent 6" w:semiHidden="0" w:uiPriority="60" w:unhideWhenUsed="0"/>
+    <w:lsdException w:name="Light List Accent 6" w:semiHidden="0" w:uiPriority="61" w:unhideWhenUsed="0"/>
+    <w:lsdException w:name="Light Grid Accent 6" w:semiHidden="0" w:uiPriority="62" w:unhideWhenUsed="0"/>
+    <w:lsdException w:name="Medium Shading 1 Accent 6" w:semiHidden="0" w:uiPriority="63" w:unhideWhenUsed="0"/>
+    <w:lsdException w:name="Medium Shading 2 Accent 6" w:semiHidden="0" w:uiPriority="64" w:unhideWhenUsed="0"/>
+    <w:lsdException w:name="Medium List 1 Accent 6" w:semiHidden="0" w:uiPriority="65" w:unhideWhenUsed="0"/>
+    <w:lsdException w:name="Medium List 2 Accent 6" w:semiHidden="0" w:uiPriority="66" w:unhideWhenUsed="0"/>
+    <w:lsdException w:name="Medium Grid 1 Accent 6" w:semiHidden="0" w:uiPriority="67" w:unhideWhenUsed="0"/>
+    <w:lsdException w:name="Medium Grid 2 Accent 6" w:semiHidden="0" w:uiPriority="68" w:unhideWhenUsed="0"/>
+    <w:lsdException w:name="Medium Grid 3 Accent 6" w:semiHidden="0" w:uiPriority="69" w:unhideWhenUsed="0"/>
+    <w:lsdException w:name="Dark List Accent 6" w:semiHidden="0" w:uiPriority="70" w:unhideWhenUsed="0"/>
+    <w:lsdException w:name="Colorful Shading Accent 6" w:semiHidden="0" w:uiPriority="71" w:unhideWhenUsed="0"/>
+    <w:lsdException w:name="Colorful List Accent 6" w:semiHidden="0" w:uiPriority="72" w:unhideWhenUsed="0"/>
+    <w:lsdException w:name="Colorful Grid Accent 6" w:semiHidden="0" w:uiPriority="73" w:unhideWhenUsed="0"/>
   </w:latentStyles>
-  <w:style w:type="paragraph" w:default="1" w:styleId="1">
+  <w:style w:type="paragraph" w:default="1" w:styleId="Normal">
     <w:name w:val="Normal"/>
     <w:qFormat/>
-    <w:uiPriority w:val="0"/>
     <w:pPr>
       <w:kinsoku w:val="0"/>
       <w:autoSpaceDE w:val="0"/>
@@ -3545,7 +3461,7 @@
       <w:textAlignment w:val="baseline"/>
     </w:pPr>
     <w:rPr>
-      <w:rFonts w:ascii="Arial" w:hAnsi="Arial" w:eastAsia="宋体" w:cs="Arial"/>
+      <w:rFonts w:ascii="Arial" w:eastAsia="宋体" w:hAnsi="Arial" w:cs="Arial"/>
       <w:snapToGrid w:val="0"/>
       <w:color w:val="000000"/>
       <w:kern w:val="0"/>
@@ -3554,12 +3470,11 @@
       <w:lang w:val="en-US" w:eastAsia="en-US" w:bidi="ar-SA"/>
     </w:rPr>
   </w:style>
-  <w:style w:type="paragraph" w:styleId="2">
+  <w:style w:type="paragraph" w:styleId="Heading1">
     <w:name w:val="heading 1"/>
-    <w:basedOn w:val="1"/>
-    <w:next w:val="1"/>
+    <w:basedOn w:val="Normal"/>
+    <w:next w:val="Normal"/>
     <w:qFormat/>
-    <w:uiPriority w:val="0"/>
     <w:pPr>
       <w:keepNext/>
       <w:keepLines/>
@@ -3577,13 +3492,12 @@
       <w:sz w:val="44"/>
     </w:rPr>
   </w:style>
-  <w:style w:type="paragraph" w:styleId="3">
+  <w:style w:type="paragraph" w:styleId="Heading2">
     <w:name w:val="heading 2"/>
-    <w:basedOn w:val="1"/>
-    <w:next w:val="1"/>
+    <w:basedOn w:val="Normal"/>
+    <w:next w:val="Normal"/>
     <w:unhideWhenUsed/>
     <w:qFormat/>
-    <w:uiPriority w:val="0"/>
     <w:pPr>
       <w:keepNext/>
       <w:keepLines/>
@@ -3596,19 +3510,18 @@
       <w:outlineLvl w:val="1"/>
     </w:pPr>
     <w:rPr>
-      <w:rFonts w:ascii="Arial" w:hAnsi="Arial" w:eastAsia="黑体"/>
+      <w:rFonts w:ascii="Arial" w:eastAsia="黑体" w:hAnsi="Arial"/>
       <w:b/>
       <w:sz w:val="32"/>
     </w:rPr>
   </w:style>
-  <w:style w:type="paragraph" w:styleId="4">
+  <w:style w:type="paragraph" w:styleId="Heading3">
     <w:name w:val="heading 3"/>
-    <w:basedOn w:val="1"/>
-    <w:next w:val="1"/>
+    <w:basedOn w:val="Normal"/>
+    <w:next w:val="Normal"/>
     <w:semiHidden/>
     <w:unhideWhenUsed/>
     <w:qFormat/>
-    <w:uiPriority w:val="0"/>
     <w:pPr>
       <w:keepNext/>
       <w:keepLines/>
@@ -3625,13 +3538,12 @@
       <w:sz w:val="32"/>
     </w:rPr>
   </w:style>
-  <w:style w:type="paragraph" w:styleId="5">
+  <w:style w:type="paragraph" w:styleId="Heading4">
     <w:name w:val="heading 4"/>
-    <w:basedOn w:val="1"/>
-    <w:next w:val="1"/>
+    <w:basedOn w:val="Normal"/>
+    <w:next w:val="Normal"/>
     <w:unhideWhenUsed/>
     <w:qFormat/>
-    <w:uiPriority w:val="0"/>
     <w:pPr>
       <w:keepNext/>
       <w:keepLines/>
@@ -3644,19 +3556,18 @@
       <w:outlineLvl w:val="3"/>
     </w:pPr>
     <w:rPr>
-      <w:rFonts w:ascii="Arial" w:hAnsi="Arial" w:eastAsia="黑体"/>
+      <w:rFonts w:ascii="Arial" w:eastAsia="黑体" w:hAnsi="Arial"/>
       <w:b/>
       <w:sz w:val="28"/>
     </w:rPr>
   </w:style>
-  <w:style w:type="paragraph" w:styleId="6">
+  <w:style w:type="paragraph" w:styleId="Heading5">
     <w:name w:val="heading 5"/>
-    <w:basedOn w:val="1"/>
-    <w:next w:val="1"/>
+    <w:basedOn w:val="Normal"/>
+    <w:next w:val="Normal"/>
     <w:semiHidden/>
     <w:unhideWhenUsed/>
     <w:qFormat/>
-    <w:uiPriority w:val="0"/>
     <w:pPr>
       <w:keepNext/>
       <w:keepLines/>
@@ -3673,14 +3584,13 @@
       <w:sz w:val="28"/>
     </w:rPr>
   </w:style>
-  <w:style w:type="paragraph" w:styleId="7">
+  <w:style w:type="paragraph" w:styleId="Heading6">
     <w:name w:val="heading 6"/>
-    <w:basedOn w:val="1"/>
-    <w:next w:val="1"/>
+    <w:basedOn w:val="Normal"/>
+    <w:next w:val="Normal"/>
     <w:semiHidden/>
     <w:unhideWhenUsed/>
     <w:qFormat/>
-    <w:uiPriority w:val="0"/>
     <w:pPr>
       <w:keepNext/>
       <w:keepLines/>
@@ -3693,19 +3603,18 @@
       <w:outlineLvl w:val="5"/>
     </w:pPr>
     <w:rPr>
-      <w:rFonts w:ascii="Arial" w:hAnsi="Arial" w:eastAsia="黑体"/>
+      <w:rFonts w:ascii="Arial" w:eastAsia="黑体" w:hAnsi="Arial"/>
       <w:b/>
       <w:sz w:val="24"/>
     </w:rPr>
   </w:style>
-  <w:style w:type="paragraph" w:styleId="8">
+  <w:style w:type="paragraph" w:styleId="Heading7">
     <w:name w:val="heading 7"/>
-    <w:basedOn w:val="1"/>
-    <w:next w:val="1"/>
+    <w:basedOn w:val="Normal"/>
+    <w:next w:val="Normal"/>
     <w:semiHidden/>
     <w:unhideWhenUsed/>
     <w:qFormat/>
-    <w:uiPriority w:val="0"/>
     <w:pPr>
       <w:keepNext/>
       <w:keepLines/>
@@ -3722,14 +3631,13 @@
       <w:sz w:val="24"/>
     </w:rPr>
   </w:style>
-  <w:style w:type="paragraph" w:styleId="9">
+  <w:style w:type="paragraph" w:styleId="Heading8">
     <w:name w:val="heading 8"/>
-    <w:basedOn w:val="1"/>
-    <w:next w:val="1"/>
+    <w:basedOn w:val="Normal"/>
+    <w:next w:val="Normal"/>
     <w:semiHidden/>
     <w:unhideWhenUsed/>
     <w:qFormat/>
-    <w:uiPriority w:val="0"/>
     <w:pPr>
       <w:keepNext/>
       <w:keepLines/>
@@ -3742,18 +3650,17 @@
       <w:outlineLvl w:val="7"/>
     </w:pPr>
     <w:rPr>
-      <w:rFonts w:ascii="Arial" w:hAnsi="Arial" w:eastAsia="黑体"/>
+      <w:rFonts w:ascii="Arial" w:eastAsia="黑体" w:hAnsi="Arial"/>
       <w:sz w:val="24"/>
     </w:rPr>
   </w:style>
-  <w:style w:type="paragraph" w:styleId="10">
+  <w:style w:type="paragraph" w:styleId="Heading9">
     <w:name w:val="heading 9"/>
-    <w:basedOn w:val="1"/>
-    <w:next w:val="1"/>
+    <w:basedOn w:val="Normal"/>
+    <w:next w:val="Normal"/>
     <w:semiHidden/>
     <w:unhideWhenUsed/>
     <w:qFormat/>
-    <w:uiPriority w:val="0"/>
     <w:pPr>
       <w:keepNext/>
       <w:keepLines/>
@@ -3766,21 +3673,19 @@
       <w:outlineLvl w:val="8"/>
     </w:pPr>
     <w:rPr>
-      <w:rFonts w:ascii="Arial" w:hAnsi="Arial" w:eastAsia="黑体"/>
+      <w:rFonts w:ascii="Arial" w:eastAsia="黑体" w:hAnsi="Arial"/>
       <w:sz w:val="21"/>
     </w:rPr>
   </w:style>
-  <w:style w:type="character" w:default="1" w:styleId="22">
+  <w:style w:type="character" w:default="1" w:styleId="DefaultParagraphFont">
     <w:name w:val="Default Paragraph Font"/>
     <w:semiHidden/>
     <w:qFormat/>
-    <w:uiPriority w:val="0"/>
   </w:style>
-  <w:style w:type="table" w:default="1" w:styleId="20">
+  <w:style w:type="table" w:default="1" w:styleId="TableNormal">
     <w:name w:val="Normal Table"/>
     <w:semiHidden/>
     <w:qFormat/>
-    <w:uiPriority w:val="0"/>
     <w:tblPr>
       <w:tblCellMar>
         <w:top w:w="0" w:type="dxa"/>
@@ -3790,43 +3695,39 @@
       </w:tblCellMar>
     </w:tblPr>
   </w:style>
-  <w:style w:type="paragraph" w:styleId="11">
+  <w:style w:type="paragraph" w:styleId="CommentText">
     <w:name w:val="annotation text"/>
-    <w:basedOn w:val="1"/>
+    <w:basedOn w:val="Normal"/>
     <w:qFormat/>
-    <w:uiPriority w:val="0"/>
     <w:pPr>
       <w:jc w:val="left"/>
     </w:pPr>
   </w:style>
-  <w:style w:type="paragraph" w:styleId="12">
+  <w:style w:type="paragraph" w:styleId="BodyText">
     <w:name w:val="Body Text"/>
-    <w:basedOn w:val="1"/>
+    <w:basedOn w:val="Normal"/>
     <w:semiHidden/>
     <w:qFormat/>
-    <w:uiPriority w:val="0"/>
     <w:rPr>
-      <w:rFonts w:ascii="Arial" w:hAnsi="Arial" w:eastAsia="Arial" w:cs="Arial"/>
+      <w:rFonts w:ascii="Arial" w:eastAsia="Arial" w:hAnsi="Arial" w:cs="Arial"/>
       <w:sz w:val="21"/>
       <w:szCs w:val="21"/>
       <w:lang w:val="en-US" w:eastAsia="en-US" w:bidi="ar-SA"/>
     </w:rPr>
   </w:style>
-  <w:style w:type="paragraph" w:styleId="13">
+  <w:style w:type="paragraph" w:styleId="TOC3">
     <w:name w:val="toc 3"/>
-    <w:basedOn w:val="1"/>
-    <w:next w:val="1"/>
+    <w:basedOn w:val="Normal"/>
+    <w:next w:val="Normal"/>
     <w:qFormat/>
-    <w:uiPriority w:val="0"/>
     <w:pPr>
       <w:ind w:left="840" w:leftChars="400"/>
     </w:pPr>
   </w:style>
-  <w:style w:type="paragraph" w:styleId="14">
+  <w:style w:type="paragraph" w:styleId="Footer">
     <w:name w:val="footer"/>
-    <w:basedOn w:val="1"/>
+    <w:basedOn w:val="Normal"/>
     <w:qFormat/>
-    <w:uiPriority w:val="0"/>
     <w:pPr>
       <w:tabs>
         <w:tab w:val="center" w:pos="4153"/>
@@ -3839,17 +3740,16 @@
       <w:sz w:val="18"/>
     </w:rPr>
   </w:style>
-  <w:style w:type="paragraph" w:styleId="15">
+  <w:style w:type="paragraph" w:styleId="Header">
     <w:name w:val="header"/>
-    <w:basedOn w:val="1"/>
+    <w:basedOn w:val="Normal"/>
     <w:qFormat/>
-    <w:uiPriority w:val="0"/>
     <w:pPr>
       <w:pBdr>
-        <w:top w:val="none" w:color="auto" w:sz="0" w:space="0"/>
-        <w:left w:val="none" w:color="auto" w:sz="0" w:space="0"/>
-        <w:bottom w:val="none" w:color="auto" w:sz="0" w:space="0"/>
-        <w:right w:val="none" w:color="auto" w:sz="0" w:space="0"/>
+        <w:top w:val="nil"/>
+        <w:left w:val="nil"/>
+        <w:bottom w:val="nil"/>
+        <w:right w:val="nil"/>
       </w:pBdr>
       <w:tabs>
         <w:tab w:val="center" w:pos="4153"/>
@@ -3864,41 +3764,37 @@
       <w:sz w:val="18"/>
     </w:rPr>
   </w:style>
-  <w:style w:type="paragraph" w:styleId="16">
+  <w:style w:type="paragraph" w:styleId="TOC1">
     <w:name w:val="toc 1"/>
-    <w:basedOn w:val="1"/>
-    <w:next w:val="1"/>
+    <w:basedOn w:val="Normal"/>
+    <w:next w:val="Normal"/>
     <w:qFormat/>
-    <w:uiPriority w:val="0"/>
     <w:rPr>
-      <w:rFonts w:ascii="Arial" w:hAnsi="Arial" w:eastAsia="Microsoft JhengHei"/>
+      <w:rFonts w:ascii="Arial" w:eastAsia="Microsoft JhengHei" w:hAnsi="Arial"/>
       <w:sz w:val="24"/>
     </w:rPr>
   </w:style>
-  <w:style w:type="paragraph" w:styleId="17">
+  <w:style w:type="paragraph" w:styleId="TOC2">
     <w:name w:val="toc 2"/>
-    <w:basedOn w:val="1"/>
-    <w:next w:val="1"/>
+    <w:basedOn w:val="Normal"/>
+    <w:next w:val="Normal"/>
     <w:qFormat/>
-    <w:uiPriority w:val="0"/>
     <w:pPr>
       <w:ind w:left="420" w:leftChars="200"/>
     </w:pPr>
   </w:style>
-  <w:style w:type="paragraph" w:styleId="18">
+  <w:style w:type="paragraph" w:styleId="NormalWeb">
     <w:name w:val="Normal (Web)"/>
-    <w:basedOn w:val="1"/>
+    <w:basedOn w:val="Normal"/>
     <w:qFormat/>
-    <w:uiPriority w:val="0"/>
     <w:rPr>
       <w:sz w:val="24"/>
     </w:rPr>
   </w:style>
-  <w:style w:type="paragraph" w:styleId="19">
+  <w:style w:type="paragraph" w:styleId="Title">
     <w:name w:val="Title"/>
-    <w:basedOn w:val="1"/>
+    <w:basedOn w:val="Normal"/>
     <w:qFormat/>
-    <w:uiPriority w:val="0"/>
     <w:pPr>
       <w:spacing w:before="240" w:beforeLines="0" w:beforeAutospacing="0" w:after="60" w:afterLines="0" w:afterAutospacing="0"/>
       <w:jc w:val="center"/>
@@ -3910,41 +3806,38 @@
       <w:sz w:val="32"/>
     </w:rPr>
   </w:style>
-  <w:style w:type="table" w:styleId="21">
+  <w:style w:type="table" w:styleId="TableGrid">
     <w:name w:val="Table Grid"/>
-    <w:basedOn w:val="20"/>
+    <w:basedOn w:val="TableNormal"/>
     <w:qFormat/>
-    <w:uiPriority w:val="0"/>
     <w:pPr>
       <w:widowControl w:val="0"/>
       <w:jc w:val="both"/>
     </w:pPr>
     <w:tblPr>
       <w:tblBorders>
-        <w:top w:val="single" w:color="auto" w:sz="4" w:space="0"/>
-        <w:left w:val="single" w:color="auto" w:sz="4" w:space="0"/>
-        <w:bottom w:val="single" w:color="auto" w:sz="4" w:space="0"/>
-        <w:right w:val="single" w:color="auto" w:sz="4" w:space="0"/>
-        <w:insideH w:val="single" w:color="auto" w:sz="4" w:space="0"/>
-        <w:insideV w:val="single" w:color="auto" w:sz="4" w:space="0"/>
+        <w:top w:val="single" w:sz="4" w:space="0" w:color="auto"/>
+        <w:left w:val="single" w:sz="4" w:space="0" w:color="auto"/>
+        <w:bottom w:val="single" w:sz="4" w:space="0" w:color="auto"/>
+        <w:right w:val="single" w:sz="4" w:space="0" w:color="auto"/>
+        <w:insideH w:val="single" w:sz="4" w:space="0" w:color="auto"/>
+        <w:insideV w:val="single" w:sz="4" w:space="0" w:color="auto"/>
       </w:tblBorders>
     </w:tblPr>
   </w:style>
-  <w:style w:type="character" w:styleId="23">
+  <w:style w:type="character" w:styleId="Strong">
     <w:name w:val="Strong"/>
-    <w:basedOn w:val="22"/>
+    <w:basedOn w:val="DefaultParagraphFont"/>
     <w:qFormat/>
-    <w:uiPriority w:val="0"/>
     <w:rPr>
       <w:b/>
     </w:rPr>
   </w:style>
-  <w:style w:type="table" w:customStyle="1" w:styleId="24">
+  <w:style w:type="table" w:customStyle="1" w:styleId="TableNormal0">
     <w:name w:val="Table Normal_0"/>
     <w:semiHidden/>
     <w:unhideWhenUsed/>
     <w:qFormat/>
-    <w:uiPriority w:val="0"/>
     <w:tblPr>
       <w:tblCellMar>
         <w:top w:w="0" w:type="dxa"/>
@@ -3954,88 +3847,82 @@
       </w:tblCellMar>
     </w:tblPr>
   </w:style>
-  <w:style w:type="paragraph" w:customStyle="1" w:styleId="25">
+  <w:style w:type="paragraph" w:customStyle="1" w:styleId="TableText">
     <w:name w:val="Table Text"/>
-    <w:basedOn w:val="1"/>
+    <w:basedOn w:val="Normal"/>
     <w:semiHidden/>
     <w:qFormat/>
-    <w:uiPriority w:val="0"/>
     <w:rPr>
-      <w:rFonts w:ascii="宋体" w:hAnsi="宋体" w:eastAsia="宋体" w:cs="宋体"/>
+      <w:rFonts w:ascii="宋体" w:eastAsia="宋体" w:hAnsi="宋体" w:cs="宋体"/>
       <w:sz w:val="21"/>
       <w:szCs w:val="21"/>
       <w:lang w:val="en-US" w:eastAsia="en-US" w:bidi="ar-SA"/>
     </w:rPr>
   </w:style>
-  <w:style w:type="paragraph" w:customStyle="1" w:styleId="26">
+  <w:style w:type="paragraph" w:customStyle="1" w:styleId="1">
     <w:name w:val="柴_标题1"/>
-    <w:basedOn w:val="2"/>
-    <w:next w:val="27"/>
-    <w:link w:val="39"/>
+    <w:basedOn w:val="Heading1"/>
+    <w:next w:val="a"/>
+    <w:link w:val="1Char"/>
     <w:qFormat/>
-    <w:uiPriority w:val="0"/>
     <w:pPr>
       <w:spacing w:before="100" w:after="90" w:line="360" w:lineRule="auto"/>
     </w:pPr>
     <w:rPr>
-      <w:rFonts w:ascii="Arial" w:hAnsi="Arial" w:eastAsia="宋体"/>
+      <w:rFonts w:ascii="Arial" w:eastAsia="宋体" w:hAnsi="Arial"/>
       <w:sz w:val="32"/>
     </w:rPr>
   </w:style>
-  <w:style w:type="paragraph" w:customStyle="1" w:styleId="27">
+  <w:style w:type="paragraph" w:customStyle="1" w:styleId="a">
     <w:name w:val="柴_正文"/>
-    <w:basedOn w:val="12"/>
-    <w:link w:val="43"/>
+    <w:basedOn w:val="BodyText"/>
+    <w:link w:val="Char"/>
     <w:qFormat/>
-    <w:uiPriority w:val="0"/>
     <w:pPr>
       <w:spacing w:line="360" w:lineRule="auto"/>
       <w:ind w:firstLine="470" w:firstLineChars="200"/>
     </w:pPr>
     <w:rPr>
-      <w:rFonts w:ascii="Arial" w:hAnsi="Arial" w:eastAsia="宋体"/>
+      <w:rFonts w:ascii="Arial" w:eastAsia="宋体" w:hAnsi="Arial"/>
       <w:sz w:val="24"/>
       <w:lang w:eastAsia="zh-CN"/>
     </w:rPr>
   </w:style>
-  <w:style w:type="paragraph" w:customStyle="1" w:styleId="28">
+  <w:style w:type="paragraph" w:customStyle="1" w:styleId="2">
     <w:name w:val="柴_标题2"/>
-    <w:basedOn w:val="3"/>
-    <w:next w:val="27"/>
-    <w:link w:val="31"/>
+    <w:basedOn w:val="Heading2"/>
+    <w:next w:val="a"/>
+    <w:link w:val="2Char"/>
     <w:qFormat/>
-    <w:uiPriority w:val="0"/>
     <w:pPr>
       <w:spacing w:line="360" w:lineRule="auto"/>
     </w:pPr>
     <w:rPr>
-      <w:rFonts w:ascii="Arial" w:hAnsi="Arial" w:eastAsia="宋体"/>
+      <w:rFonts w:ascii="Arial" w:eastAsia="宋体" w:hAnsi="Arial"/>
       <w:sz w:val="28"/>
     </w:rPr>
   </w:style>
-  <w:style w:type="paragraph" w:customStyle="1" w:styleId="29">
+  <w:style w:type="paragraph" w:customStyle="1" w:styleId="3">
     <w:name w:val="柴_标题3"/>
-    <w:basedOn w:val="4"/>
-    <w:next w:val="27"/>
+    <w:basedOn w:val="Heading3"/>
+    <w:next w:val="a"/>
     <w:qFormat/>
-    <w:uiPriority w:val="0"/>
     <w:pPr>
       <w:spacing w:line="360" w:lineRule="auto"/>
       <w:ind w:left="0" w:firstLine="472" w:firstLineChars="200"/>
     </w:pPr>
     <w:rPr>
-      <w:rFonts w:ascii="宋体" w:hAnsi="宋体" w:eastAsia="宋体" w:cs="宋体"/>
+      <w:rFonts w:ascii="宋体" w:eastAsia="宋体" w:hAnsi="宋体" w:cs="宋体"/>
       <w:spacing w:val="-2"/>
       <w:sz w:val="24"/>
       <w:szCs w:val="24"/>
     </w:rPr>
   </w:style>
-  <w:style w:type="paragraph" w:customStyle="1" w:styleId="30">
+  <w:style w:type="paragraph" w:customStyle="1" w:styleId="a0">
     <w:name w:val="柴_目录"/>
-    <w:basedOn w:val="1"/>
-    <w:next w:val="12"/>
+    <w:basedOn w:val="Normal"/>
+    <w:next w:val="BodyText"/>
     <w:qFormat/>
-    <w:uiPriority w:val="0"/>
     <w:pPr>
       <w:tabs>
         <w:tab w:val="right" w:leader="dot" w:pos="8442"/>
@@ -4043,106 +3930,98 @@
       <w:ind w:left="0" w:leftChars="0"/>
     </w:pPr>
     <w:rPr>
-      <w:rFonts w:ascii="Arial" w:hAnsi="Arial" w:eastAsia="Microsoft JhengHei"/>
+      <w:rFonts w:ascii="Arial" w:eastAsia="Microsoft JhengHei" w:hAnsi="Arial"/>
       <w:sz w:val="24"/>
     </w:rPr>
   </w:style>
-  <w:style w:type="character" w:customStyle="1" w:styleId="31">
+  <w:style w:type="character" w:customStyle="1" w:styleId="2Char">
     <w:name w:val="柴_标题2 Char"/>
-    <w:link w:val="28"/>
+    <w:link w:val="2"/>
     <w:qFormat/>
-    <w:uiPriority w:val="0"/>
     <w:rPr>
-      <w:rFonts w:ascii="Arial" w:hAnsi="Arial" w:eastAsia="宋体"/>
+      <w:rFonts w:ascii="Arial" w:eastAsia="宋体" w:hAnsi="Arial"/>
       <w:sz w:val="28"/>
     </w:rPr>
   </w:style>
-  <w:style w:type="paragraph" w:customStyle="1" w:styleId="32">
+  <w:style w:type="paragraph" w:customStyle="1" w:styleId="a1">
     <w:name w:val="柴_公司名"/>
-    <w:basedOn w:val="19"/>
+    <w:basedOn w:val="Title"/>
     <w:qFormat/>
-    <w:uiPriority w:val="0"/>
     <w:pPr>
       <w:spacing w:after="600" w:afterLines="600"/>
     </w:pPr>
     <w:rPr>
-      <w:rFonts w:hint="eastAsia" w:ascii="宋体" w:hAnsi="宋体" w:eastAsia="宋体" w:cs="宋体"/>
+      <w:rFonts w:ascii="宋体" w:eastAsia="宋体" w:hAnsi="宋体" w:cs="宋体" w:hint="eastAsia"/>
       <w:bCs/>
       <w:spacing w:val="-6"/>
       <w:sz w:val="52"/>
       <w:szCs w:val="52"/>
     </w:rPr>
   </w:style>
-  <w:style w:type="paragraph" w:customStyle="1" w:styleId="33">
+  <w:style w:type="paragraph" w:customStyle="1" w:styleId="a2">
     <w:name w:val="柴_文档名"/>
-    <w:basedOn w:val="19"/>
+    <w:basedOn w:val="Title"/>
     <w:qFormat/>
-    <w:uiPriority w:val="0"/>
     <w:pPr>
       <w:spacing w:after="900" w:afterLines="900"/>
     </w:pPr>
     <w:rPr>
-      <w:rFonts w:ascii="黑体" w:hAnsi="黑体" w:eastAsia="黑体" w:cs="黑体"/>
+      <w:rFonts w:ascii="黑体" w:eastAsia="黑体" w:hAnsi="黑体" w:cs="黑体"/>
       <w:bCs/>
       <w:spacing w:val="-7"/>
       <w:sz w:val="52"/>
       <w:szCs w:val="52"/>
     </w:rPr>
   </w:style>
-  <w:style w:type="paragraph" w:customStyle="1" w:styleId="34">
+  <w:style w:type="paragraph" w:customStyle="1" w:styleId="WPSOffice1">
     <w:name w:val="WPSOffice手动目录 1"/>
     <w:qFormat/>
-    <w:uiPriority w:val="0"/>
     <w:pPr>
       <w:ind w:leftChars="0"/>
     </w:pPr>
     <w:rPr>
-      <w:rFonts w:ascii="Times New Roman" w:hAnsi="Times New Roman" w:eastAsia="宋体" w:cs="Times New Roman"/>
+      <w:rFonts w:ascii="Times New Roman" w:eastAsia="宋体" w:hAnsi="Times New Roman" w:cs="Times New Roman"/>
       <w:sz w:val="20"/>
       <w:szCs w:val="20"/>
     </w:rPr>
   </w:style>
-  <w:style w:type="paragraph" w:customStyle="1" w:styleId="35">
+  <w:style w:type="paragraph" w:customStyle="1" w:styleId="WPSOffice2">
     <w:name w:val="WPSOffice手动目录 2"/>
     <w:qFormat/>
-    <w:uiPriority w:val="0"/>
     <w:pPr>
       <w:ind w:leftChars="200"/>
     </w:pPr>
     <w:rPr>
-      <w:rFonts w:ascii="Times New Roman" w:hAnsi="Times New Roman" w:eastAsia="宋体" w:cs="Times New Roman"/>
+      <w:rFonts w:ascii="Times New Roman" w:eastAsia="宋体" w:hAnsi="Times New Roman" w:cs="Times New Roman"/>
       <w:sz w:val="20"/>
       <w:szCs w:val="20"/>
     </w:rPr>
   </w:style>
-  <w:style w:type="paragraph" w:customStyle="1" w:styleId="36">
+  <w:style w:type="paragraph" w:customStyle="1" w:styleId="WPSOffice3">
     <w:name w:val="WPSOffice手动目录 3"/>
     <w:qFormat/>
-    <w:uiPriority w:val="0"/>
     <w:pPr>
       <w:ind w:leftChars="400"/>
     </w:pPr>
     <w:rPr>
-      <w:rFonts w:ascii="Times New Roman" w:hAnsi="Times New Roman" w:eastAsia="宋体" w:cs="Times New Roman"/>
+      <w:rFonts w:ascii="Times New Roman" w:eastAsia="宋体" w:hAnsi="Times New Roman" w:cs="Times New Roman"/>
       <w:sz w:val="20"/>
       <w:szCs w:val="20"/>
     </w:rPr>
   </w:style>
-  <w:style w:type="paragraph" w:customStyle="1" w:styleId="37">
+  <w:style w:type="paragraph" w:customStyle="1" w:styleId="Compact">
     <w:name w:val="Compact"/>
-    <w:basedOn w:val="12"/>
+    <w:basedOn w:val="BodyText"/>
     <w:qFormat/>
-    <w:uiPriority w:val="0"/>
     <w:pPr>
       <w:spacing w:before="36" w:after="36"/>
     </w:pPr>
   </w:style>
-  <w:style w:type="table" w:customStyle="1" w:styleId="38">
+  <w:style w:type="table" w:customStyle="1" w:styleId="Table">
     <w:name w:val="Table"/>
     <w:semiHidden/>
     <w:unhideWhenUsed/>
     <w:qFormat/>
-    <w:uiPriority w:val="0"/>
     <w:tblPr>
       <w:tblCellMar>
         <w:top w:w="0" w:type="dxa"/>
@@ -4154,28 +4033,26 @@
     <w:tblStylePr w:type="firstRow">
       <w:tcPr>
         <w:tcBorders>
-          <w:bottom w:val="single" w:color="auto" w:sz="0" w:space="0"/>
+          <w:bottom w:val="single" w:sz="0" w:space="0" w:color="auto"/>
         </w:tcBorders>
         <w:vAlign w:val="bottom"/>
       </w:tcPr>
     </w:tblStylePr>
   </w:style>
-  <w:style w:type="character" w:customStyle="1" w:styleId="39">
+  <w:style w:type="character" w:customStyle="1" w:styleId="1Char">
     <w:name w:val="柴_标题1 Char"/>
-    <w:link w:val="26"/>
+    <w:link w:val="1"/>
     <w:qFormat/>
-    <w:uiPriority w:val="0"/>
     <w:rPr>
-      <w:rFonts w:ascii="Arial" w:hAnsi="Arial" w:eastAsia="宋体"/>
+      <w:rFonts w:ascii="Arial" w:eastAsia="宋体" w:hAnsi="Arial"/>
       <w:sz w:val="32"/>
     </w:rPr>
   </w:style>
-  <w:style w:type="table" w:customStyle="1" w:styleId="40">
+  <w:style w:type="table" w:customStyle="1" w:styleId="TableNormal1">
     <w:name w:val="Table Normal_1"/>
     <w:semiHidden/>
     <w:unhideWhenUsed/>
     <w:qFormat/>
-    <w:uiPriority w:val="0"/>
     <w:tblPr>
       <w:tblCellMar>
         <w:top w:w="0" w:type="dxa"/>
@@ -4185,11 +4062,10 @@
       </w:tblCellMar>
     </w:tblPr>
   </w:style>
-  <w:style w:type="paragraph" w:customStyle="1" w:styleId="41">
+  <w:style w:type="paragraph" w:customStyle="1" w:styleId="a3">
     <w:name w:val="柴_正文_无缩进"/>
-    <w:basedOn w:val="1"/>
+    <w:basedOn w:val="Normal"/>
     <w:qFormat/>
-    <w:uiPriority w:val="0"/>
     <w:pPr>
       <w:ind w:firstLine="0" w:firstLineChars="0"/>
     </w:pPr>
@@ -4199,31 +4075,29 @@
       <w:lang w:eastAsia="zh-CN"/>
     </w:rPr>
   </w:style>
-  <w:style w:type="paragraph" w:customStyle="1" w:styleId="42">
+  <w:style w:type="paragraph" w:customStyle="1" w:styleId="4">
     <w:name w:val="柴_标题4"/>
-    <w:basedOn w:val="5"/>
-    <w:next w:val="1"/>
+    <w:basedOn w:val="Heading4"/>
+    <w:next w:val="Normal"/>
     <w:qFormat/>
-    <w:uiPriority w:val="0"/>
     <w:pPr>
       <w:widowControl w:val="0"/>
       <w:spacing w:before="160" w:line="360" w:lineRule="auto"/>
-      <w:ind w:left="981" w:leftChars="300" w:hanging="862"/>
+      <w:ind w:left="981" w:hanging="862" w:leftChars="300"/>
     </w:pPr>
     <w:rPr>
-      <w:rFonts w:hint="eastAsia" w:ascii="Calibri" w:hAnsi="Calibri" w:eastAsia="宋体" w:cs="宋体"/>
+      <w:rFonts w:ascii="Calibri" w:eastAsia="宋体" w:hAnsi="Calibri" w:cs="宋体" w:hint="eastAsia"/>
       <w:sz w:val="24"/>
       <w:szCs w:val="24"/>
       <w:lang w:eastAsia="zh-CN" w:bidi="zh-CN"/>
     </w:rPr>
   </w:style>
-  <w:style w:type="character" w:customStyle="1" w:styleId="43">
+  <w:style w:type="character" w:customStyle="1" w:styleId="Char">
     <w:name w:val="柴_正文 Char"/>
-    <w:link w:val="27"/>
+    <w:link w:val="a"/>
     <w:qFormat/>
-    <w:uiPriority w:val="0"/>
     <w:rPr>
-      <w:rFonts w:ascii="Arial" w:hAnsi="Arial" w:eastAsia="宋体"/>
+      <w:rFonts w:ascii="Arial" w:eastAsia="宋体" w:hAnsi="Arial"/>
       <w:sz w:val="24"/>
       <w:lang w:eastAsia="zh-CN"/>
     </w:rPr>
